--- a/[2025_26- GroupID 14] CSC3156 Projec Report.docx
+++ b/[2025_26- GroupID 14] CSC3156 Projec Report.docx
@@ -1,6 +1,6 @@
 
 <file path=word/document.xml><?xml version="1.0" encoding="utf-8"?>
-<w:document xmlns:wpc="http://schemas.microsoft.com/office/word/2010/wordprocessingCanvas" xmlns:cx="http://schemas.microsoft.com/office/drawing/2014/chartex" xmlns:cx1="http://schemas.microsoft.com/office/drawing/2015/9/8/chartex" xmlns:cx2="http://schemas.microsoft.com/office/drawing/2015/10/21/chartex" xmlns:cx3="http://schemas.microsoft.com/office/drawing/2016/5/9/chartex" xmlns:cx4="http://schemas.microsoft.com/office/drawing/2016/5/10/chartex" xmlns:cx5="http://schemas.microsoft.com/office/drawing/2016/5/11/chartex" xmlns:cx6="http://schemas.microsoft.com/office/drawing/2016/5/12/chartex" xmlns:cx7="http://schemas.microsoft.com/office/drawing/2016/5/13/chartex" xmlns:cx8="http://schemas.microsoft.com/office/drawing/2016/5/14/chartex" xmlns:mc="http://schemas.openxmlformats.org/markup-compatibility/2006" xmlns:aink="http://schemas.microsoft.com/office/drawing/2016/ink" xmlns:am3d="http://schemas.microsoft.com/office/drawing/2017/model3d" xmlns:o="urn:schemas-microsoft-com:office:office" xmlns:oel="http://schemas.microsoft.com/office/2019/extlst" xmlns:r="http://schemas.openxmlformats.org/officeDocument/2006/relationships" xmlns:m="http://schemas.openxmlformats.org/officeDocument/2006/math" xmlns:v="urn:schemas-microsoft-com:vml" xmlns:wp14="http://schemas.microsoft.com/office/word/2010/wordprocessingDrawing" xmlns:wp="http://schemas.openxmlformats.org/drawingml/2006/wordprocessingDrawing" xmlns:w10="urn:schemas-microsoft-com:office:word" xmlns:w="http://schemas.openxmlformats.org/wordprocessingml/2006/main" xmlns:w14="http://schemas.microsoft.com/office/word/2010/wordml" xmlns:w15="http://schemas.microsoft.com/office/word/2012/wordml" xmlns:w16cex="http://schemas.microsoft.com/office/word/2018/wordml/cex" xmlns:w16cid="http://schemas.microsoft.com/office/word/2016/wordml/cid" xmlns:w16="http://schemas.microsoft.com/office/word/2018/wordml" xmlns:w16sdtdh="http://schemas.microsoft.com/office/word/2020/wordml/sdtdatahash" xmlns:w16se="http://schemas.microsoft.com/office/word/2015/wordml/symex" xmlns:wpg="http://schemas.microsoft.com/office/word/2010/wordprocessingGroup" xmlns:wpi="http://schemas.microsoft.com/office/word/2010/wordprocessingInk" xmlns:wne="http://schemas.microsoft.com/office/word/2006/wordml" xmlns:wps="http://schemas.microsoft.com/office/word/2010/wordprocessingShape" mc:Ignorable="w14 w15 w16se w16cid w16 w16cex w16sdtdh wp14">
+<w:document xmlns:wpc="http://schemas.microsoft.com/office/word/2010/wordprocessingCanvas" xmlns:cx="http://schemas.microsoft.com/office/drawing/2014/chartex" xmlns:mc="http://schemas.openxmlformats.org/markup-compatibility/2006" xmlns:o="urn:schemas-microsoft-com:office:office" xmlns:r="http://schemas.openxmlformats.org/officeDocument/2006/relationships" xmlns:m="http://schemas.openxmlformats.org/officeDocument/2006/math" xmlns:v="urn:schemas-microsoft-com:vml" xmlns:wp14="http://schemas.microsoft.com/office/word/2010/wordprocessingDrawing" xmlns:wp="http://schemas.openxmlformats.org/drawingml/2006/wordprocessingDrawing" xmlns:w10="urn:schemas-microsoft-com:office:word" xmlns:w="http://schemas.openxmlformats.org/wordprocessingml/2006/main" xmlns:w14="http://schemas.microsoft.com/office/word/2010/wordml" xmlns:w15="http://schemas.microsoft.com/office/word/2012/wordml" xmlns:w16se="http://schemas.microsoft.com/office/word/2015/wordml/symex" xmlns:wpg="http://schemas.microsoft.com/office/word/2010/wordprocessingGroup" xmlns:wpi="http://schemas.microsoft.com/office/word/2010/wordprocessingInk" xmlns:wne="http://schemas.microsoft.com/office/word/2006/wordml" xmlns:wps="http://schemas.microsoft.com/office/word/2010/wordprocessingShape" mc:Ignorable="w14 w15 w16se wp14">
   <w:body>
     <w:tbl>
       <w:tblPr>
@@ -488,8 +488,14 @@
       <w:pPr>
         <w:pStyle w:val="BodyText"/>
         <w:spacing w:line="276" w:lineRule="auto"/>
-      </w:pPr>
-      <w:r>
+        <w:rPr>
+          <w:b/>
+        </w:rPr>
+      </w:pPr>
+      <w:r>
+        <w:rPr>
+          <w:b/>
+        </w:rPr>
         <w:t>The introduction will briefly describe the project work. You should describe the project's goals and scope of work.</w:t>
       </w:r>
     </w:p>
@@ -497,38 +503,67 @@
       <w:pPr>
         <w:pStyle w:val="BodyText"/>
         <w:spacing w:line="276" w:lineRule="auto"/>
-      </w:pPr>
-    </w:p>
-    <w:p>
-      <w:pPr>
-        <w:pStyle w:val="BodyText"/>
-        <w:spacing w:line="276" w:lineRule="auto"/>
-      </w:pPr>
-      <w:r>
+        <w:rPr>
+          <w:b/>
+        </w:rPr>
+      </w:pPr>
+      <w:r>
+        <w:rPr>
+          <w:b/>
+        </w:rPr>
         <w:t>You can include your knowledge of the topic, any challenges</w:t>
       </w:r>
       <w:r>
+        <w:rPr>
+          <w:b/>
+        </w:rPr>
         <w:t xml:space="preserve"> to solve</w:t>
       </w:r>
       <w:r>
+        <w:rPr>
+          <w:b/>
+        </w:rPr>
         <w:t xml:space="preserve">, and related literature work </w:t>
       </w:r>
       <w:r>
+        <w:rPr>
+          <w:b/>
+        </w:rPr>
         <w:fldChar w:fldCharType="begin"/>
       </w:r>
       <w:r>
+        <w:rPr>
+          <w:b/>
+        </w:rPr>
         <w:instrText xml:space="preserve"> REF _Ref117845988 \r \h  \* MERGEFORMAT </w:instrText>
       </w:r>
       <w:r>
+        <w:rPr>
+          <w:b/>
+        </w:rPr>
+      </w:r>
+      <w:r>
+        <w:rPr>
+          <w:b/>
+        </w:rPr>
         <w:fldChar w:fldCharType="separate"/>
       </w:r>
       <w:r>
+        <w:rPr>
+          <w:b/>
+        </w:rPr>
         <w:t>[1]</w:t>
       </w:r>
       <w:r>
+        <w:rPr>
+          <w:b/>
+        </w:rPr>
         <w:fldChar w:fldCharType="end"/>
       </w:r>
       <w:r>
+        <w:rPr>
+          <w:b/>
+        </w:rPr>
         <w:t>.</w:t>
       </w:r>
     </w:p>
@@ -536,21 +571,321 @@
       <w:pPr>
         <w:pStyle w:val="BodyText"/>
         <w:spacing w:line="276" w:lineRule="auto"/>
-      </w:pPr>
-    </w:p>
-    <w:p>
-      <w:pPr>
-        <w:pStyle w:val="BodyText"/>
-        <w:spacing w:line="276" w:lineRule="auto"/>
-      </w:pPr>
-      <w:r>
+        <w:rPr>
+          <w:b/>
+        </w:rPr>
+      </w:pPr>
+      <w:r>
+        <w:rPr>
+          <w:b/>
+        </w:rPr>
         <w:t>You can also introduce the team members, and the scope of each member</w:t>
       </w:r>
       <w:r>
+        <w:rPr>
+          <w:b/>
+        </w:rPr>
         <w:t>’s work</w:t>
       </w:r>
       <w:r>
+        <w:rPr>
+          <w:b/>
+        </w:rPr>
         <w:t>, etc.</w:t>
+      </w:r>
+    </w:p>
+    <w:p>
+      <w:pPr>
+        <w:pStyle w:val="BodyText"/>
+        <w:spacing w:line="276" w:lineRule="auto"/>
+      </w:pPr>
+    </w:p>
+    <w:p>
+      <w:pPr>
+        <w:pStyle w:val="BodyText"/>
+        <w:spacing w:line="276" w:lineRule="auto"/>
+        <w:rPr>
+          <w:b/>
+          <w:i/>
+        </w:rPr>
+      </w:pPr>
+      <w:r>
+        <w:rPr>
+          <w:b/>
+          <w:i/>
+        </w:rPr>
+        <w:t>Need to add some literature references.</w:t>
+      </w:r>
+    </w:p>
+    <w:p>
+      <w:pPr>
+        <w:pStyle w:val="BodyText"/>
+        <w:spacing w:line="276" w:lineRule="auto"/>
+        <w:rPr>
+          <w:lang w:val="en-US"/>
+        </w:rPr>
+      </w:pPr>
+      <w:r>
+        <w:rPr>
+          <w:lang w:val="en-US"/>
+        </w:rPr>
+        <w:t xml:space="preserve">This project presents the development of a Cloud-Based GIS Analytics Platform designed to support spatial analysis and decision-making workflows. </w:t>
+      </w:r>
+    </w:p>
+    <w:p>
+      <w:pPr>
+        <w:pStyle w:val="BodyText"/>
+        <w:spacing w:line="276" w:lineRule="auto"/>
+        <w:rPr>
+          <w:lang w:val="en-US"/>
+        </w:rPr>
+      </w:pPr>
+      <w:r>
+        <w:rPr>
+          <w:lang w:val="en-US"/>
+        </w:rPr>
+        <w:t xml:space="preserve">The system enables users to upload geospatial datasets in </w:t>
+      </w:r>
+      <w:proofErr w:type="spellStart"/>
+      <w:r>
+        <w:rPr>
+          <w:lang w:val="en-US"/>
+        </w:rPr>
+        <w:t>GeoJSON</w:t>
+      </w:r>
+      <w:proofErr w:type="spellEnd"/>
+      <w:r>
+        <w:rPr>
+          <w:lang w:val="en-US"/>
+        </w:rPr>
+        <w:t xml:space="preserve"> format and perform key spatial operations such as proximity analysis (buffer), overlap detection (intersection), and nearest feature computation.</w:t>
+      </w:r>
+    </w:p>
+    <w:p>
+      <w:pPr>
+        <w:pStyle w:val="BodyText"/>
+        <w:spacing w:line="276" w:lineRule="auto"/>
+        <w:rPr>
+          <w:lang w:val="en-US"/>
+        </w:rPr>
+      </w:pPr>
+    </w:p>
+    <w:p>
+      <w:pPr>
+        <w:pStyle w:val="BodyText"/>
+        <w:spacing w:line="276" w:lineRule="auto"/>
+        <w:rPr>
+          <w:lang w:val="en-US"/>
+        </w:rPr>
+      </w:pPr>
+      <w:r>
+        <w:rPr>
+          <w:lang w:val="en-US"/>
+        </w:rPr>
+        <w:t xml:space="preserve">The goal of this project is to demonstrate the use of cloud computing technologies to build a </w:t>
+      </w:r>
+      <w:r>
+        <w:rPr>
+          <w:b/>
+          <w:lang w:val="en-US"/>
+        </w:rPr>
+        <w:t>scalable</w:t>
+      </w:r>
+      <w:r>
+        <w:rPr>
+          <w:lang w:val="en-US"/>
+        </w:rPr>
+        <w:t xml:space="preserve">, </w:t>
+      </w:r>
+      <w:r>
+        <w:rPr>
+          <w:b/>
+          <w:lang w:val="en-US"/>
+        </w:rPr>
+        <w:t>reliable</w:t>
+      </w:r>
+      <w:r>
+        <w:rPr>
+          <w:lang w:val="en-US"/>
+        </w:rPr>
+        <w:t xml:space="preserve">, and accessible web-based GIS application. </w:t>
+      </w:r>
+    </w:p>
+    <w:p>
+      <w:pPr>
+        <w:pStyle w:val="BodyText"/>
+        <w:spacing w:line="276" w:lineRule="auto"/>
+        <w:rPr>
+          <w:lang w:val="en-US"/>
+        </w:rPr>
+      </w:pPr>
+      <w:r>
+        <w:rPr>
+          <w:lang w:val="en-US"/>
+        </w:rPr>
+        <w:t>Instead of focusing on computationally intensive models, the system emphasizes service-oriented architecture, where geospatial processing is exposed through web APIs and deployed on cloud infrastructure.</w:t>
+      </w:r>
+    </w:p>
+    <w:p>
+      <w:pPr>
+        <w:pStyle w:val="BodyText"/>
+        <w:spacing w:line="276" w:lineRule="auto"/>
+        <w:rPr>
+          <w:lang w:val="en-US"/>
+        </w:rPr>
+      </w:pPr>
+    </w:p>
+    <w:p>
+      <w:pPr>
+        <w:pStyle w:val="BodyText"/>
+        <w:spacing w:line="276" w:lineRule="auto"/>
+        <w:rPr>
+          <w:b/>
+          <w:i/>
+          <w:lang w:val="en-US"/>
+        </w:rPr>
+      </w:pPr>
+      <w:r>
+        <w:rPr>
+          <w:b/>
+          <w:i/>
+          <w:lang w:val="en-US"/>
+        </w:rPr>
+        <w:t>Is this the challenge I want to put forward?</w:t>
+      </w:r>
+    </w:p>
+    <w:p>
+      <w:pPr>
+        <w:pStyle w:val="BodyText"/>
+        <w:spacing w:line="276" w:lineRule="auto"/>
+        <w:rPr>
+          <w:b/>
+          <w:i/>
+          <w:lang w:val="en-US"/>
+        </w:rPr>
+      </w:pPr>
+      <w:r>
+        <w:rPr>
+          <w:b/>
+          <w:i/>
+          <w:lang w:val="en-US"/>
+        </w:rPr>
+        <w:t>It is to say that I did not fully understand AWS stack so I decided to rely on building the codebase to be integrated with AWS as conservative and safely.</w:t>
+      </w:r>
+    </w:p>
+    <w:p>
+      <w:pPr>
+        <w:pStyle w:val="BodyText"/>
+        <w:spacing w:line="276" w:lineRule="auto"/>
+        <w:rPr>
+          <w:lang w:val="en-US"/>
+        </w:rPr>
+      </w:pPr>
+      <w:r>
+        <w:rPr>
+          <w:lang w:val="en-US"/>
+        </w:rPr>
+        <w:t xml:space="preserve">A key challenge addressed in this project is balancing system simplicity with cloud-readiness. </w:t>
+      </w:r>
+    </w:p>
+    <w:p>
+      <w:pPr>
+        <w:pStyle w:val="BodyText"/>
+        <w:spacing w:line="276" w:lineRule="auto"/>
+        <w:rPr>
+          <w:lang w:val="en-US"/>
+        </w:rPr>
+      </w:pPr>
+      <w:r>
+        <w:rPr>
+          <w:lang w:val="en-US"/>
+        </w:rPr>
+        <w:t xml:space="preserve">The design avoids heavy dependencies and complex infrastructure while ensuring compatibility with cloud services such as </w:t>
+      </w:r>
+      <w:proofErr w:type="spellStart"/>
+      <w:r>
+        <w:rPr>
+          <w:lang w:val="en-US"/>
+        </w:rPr>
+        <w:t>serverless</w:t>
+      </w:r>
+      <w:proofErr w:type="spellEnd"/>
+      <w:r>
+        <w:rPr>
+          <w:lang w:val="en-US"/>
+        </w:rPr>
+        <w:t xml:space="preserve"> compute and object storage. Additionally, the project explores how spatial data can be used to derive meaningful insights, particularly in the context of urban planning and accessibility analysis.</w:t>
+      </w:r>
+    </w:p>
+    <w:p>
+      <w:pPr>
+        <w:pStyle w:val="BodyText"/>
+        <w:spacing w:line="276" w:lineRule="auto"/>
+        <w:rPr>
+          <w:lang w:val="en-US"/>
+        </w:rPr>
+      </w:pPr>
+    </w:p>
+    <w:p>
+      <w:pPr>
+        <w:pStyle w:val="BodyText"/>
+        <w:spacing w:line="276" w:lineRule="auto"/>
+        <w:rPr>
+          <w:lang w:val="en-US"/>
+        </w:rPr>
+      </w:pPr>
+      <w:r>
+        <w:rPr>
+          <w:b/>
+          <w:i/>
+          <w:lang w:val="en-US"/>
+        </w:rPr>
+        <w:t>Can my teammates have more involvement in the cloud side?</w:t>
+      </w:r>
+    </w:p>
+    <w:p>
+      <w:pPr>
+        <w:pStyle w:val="BodyText"/>
+        <w:spacing w:line="276" w:lineRule="auto"/>
+        <w:rPr>
+          <w:lang w:val="en-US"/>
+        </w:rPr>
+      </w:pPr>
+      <w:r>
+        <w:rPr>
+          <w:lang w:val="en-US"/>
+        </w:rPr>
+        <w:t xml:space="preserve">The team consists of five members with clearly defined roles. </w:t>
+      </w:r>
+    </w:p>
+    <w:p>
+      <w:pPr>
+        <w:pStyle w:val="BodyText"/>
+        <w:spacing w:line="276" w:lineRule="auto"/>
+        <w:rPr>
+          <w:lang w:val="en-US"/>
+        </w:rPr>
+      </w:pPr>
+      <w:r>
+        <w:rPr>
+          <w:lang w:val="en-US"/>
+        </w:rPr>
+        <w:t xml:space="preserve">The project leader is responsible for backend architecture and cloud deployment. </w:t>
+      </w:r>
+    </w:p>
+    <w:p>
+      <w:pPr>
+        <w:pStyle w:val="BodyText"/>
+        <w:spacing w:line="276" w:lineRule="auto"/>
+        <w:rPr>
+          <w:lang w:val="en-US"/>
+        </w:rPr>
+      </w:pPr>
+      <w:r>
+        <w:rPr>
+          <w:lang w:val="en-US"/>
+        </w:rPr>
+        <w:t>Other members focus on frontend design, dataset preparation, system testing, and demo presentation. This division of responsibilities ensures efficient development and minimizes integration conflicts.</w:t>
       </w:r>
     </w:p>
     <w:p>
@@ -600,23 +935,45 @@
       <w:pPr>
         <w:pStyle w:val="BodyText"/>
         <w:spacing w:line="276" w:lineRule="auto"/>
-      </w:pPr>
-      <w:r>
-        <w:t>You can describe your system design and how it works. For example, you can share the system architecture of your web application and explain what the key components are and how they work together to achieve the best results for certain functions.</w:t>
-      </w:r>
-    </w:p>
-    <w:p>
-      <w:pPr>
-        <w:pStyle w:val="BodyText"/>
-        <w:spacing w:line="276" w:lineRule="auto"/>
-      </w:pPr>
-    </w:p>
-    <w:p>
-      <w:pPr>
-        <w:pStyle w:val="BodyText"/>
-        <w:spacing w:line="276" w:lineRule="auto"/>
-      </w:pPr>
-      <w:r>
+        <w:rPr>
+          <w:b/>
+        </w:rPr>
+      </w:pPr>
+      <w:r>
+        <w:rPr>
+          <w:b/>
+        </w:rPr>
+        <w:t xml:space="preserve">You can describe your system design and how it works. For example, you can share the system architecture of your web application and explain what the key components are and how they work together to achieve the best results for certain </w:t>
+      </w:r>
+      <w:r>
+        <w:rPr>
+          <w:b/>
+        </w:rPr>
+        <w:lastRenderedPageBreak/>
+        <w:t>functions.</w:t>
+      </w:r>
+    </w:p>
+    <w:p>
+      <w:pPr>
+        <w:pStyle w:val="BodyText"/>
+        <w:spacing w:line="276" w:lineRule="auto"/>
+        <w:rPr>
+          <w:b/>
+        </w:rPr>
+      </w:pPr>
+    </w:p>
+    <w:p>
+      <w:pPr>
+        <w:pStyle w:val="BodyText"/>
+        <w:spacing w:line="276" w:lineRule="auto"/>
+        <w:rPr>
+          <w:b/>
+        </w:rPr>
+      </w:pPr>
+      <w:r>
+        <w:rPr>
+          <w:b/>
+        </w:rPr>
         <w:t>e.g.,</w:t>
       </w:r>
     </w:p>
@@ -628,11 +985,20 @@
           <w:numId w:val="2"/>
         </w:numPr>
         <w:spacing w:line="276" w:lineRule="auto"/>
-      </w:pPr>
-      <w:r>
+        <w:rPr>
+          <w:b/>
+        </w:rPr>
+      </w:pPr>
+      <w:r>
+        <w:rPr>
+          <w:b/>
+        </w:rPr>
         <w:t xml:space="preserve">System </w:t>
       </w:r>
       <w:r>
+        <w:rPr>
+          <w:b/>
+        </w:rPr>
         <w:t xml:space="preserve">Architecture </w:t>
       </w:r>
     </w:p>
@@ -644,11 +1010,20 @@
           <w:numId w:val="2"/>
         </w:numPr>
         <w:spacing w:line="276" w:lineRule="auto"/>
-      </w:pPr>
-      <w:r>
+        <w:rPr>
+          <w:b/>
+        </w:rPr>
+      </w:pPr>
+      <w:r>
+        <w:rPr>
+          <w:b/>
+        </w:rPr>
         <w:t>Functional c</w:t>
       </w:r>
       <w:r>
+        <w:rPr>
+          <w:b/>
+        </w:rPr>
         <w:t xml:space="preserve">omponents </w:t>
       </w:r>
     </w:p>
@@ -660,21 +1035,27 @@
           <w:numId w:val="2"/>
         </w:numPr>
         <w:spacing w:line="276" w:lineRule="auto"/>
-      </w:pPr>
-      <w:r>
+        <w:rPr>
+          <w:b/>
+        </w:rPr>
+      </w:pPr>
+      <w:r>
+        <w:rPr>
+          <w:b/>
+        </w:rPr>
         <w:t>W</w:t>
       </w:r>
       <w:r>
+        <w:rPr>
+          <w:b/>
+        </w:rPr>
         <w:t>orkflow</w:t>
       </w:r>
       <w:r>
-        <w:t xml:space="preserve"> s</w:t>
-      </w:r>
-      <w:r>
-        <w:t>cenario</w:t>
-      </w:r>
-      <w:r>
-        <w:t>s</w:t>
+        <w:rPr>
+          <w:b/>
+        </w:rPr>
+        <w:t xml:space="preserve"> scenarios</w:t>
       </w:r>
     </w:p>
     <w:p>
@@ -685,10 +1066,178 @@
           <w:numId w:val="2"/>
         </w:numPr>
         <w:spacing w:line="276" w:lineRule="auto"/>
-      </w:pPr>
-      <w:r>
+        <w:rPr>
+          <w:b/>
+        </w:rPr>
+      </w:pPr>
+      <w:r>
+        <w:rPr>
+          <w:b/>
+        </w:rPr>
         <w:t>Deployment</w:t>
       </w:r>
+    </w:p>
+    <w:p>
+      <w:pPr>
+        <w:pStyle w:val="BodyText"/>
+        <w:spacing w:line="276" w:lineRule="auto"/>
+      </w:pPr>
+    </w:p>
+    <w:p>
+      <w:pPr>
+        <w:pStyle w:val="BodyText"/>
+        <w:spacing w:line="276" w:lineRule="auto"/>
+      </w:pPr>
+      <w:r>
+        <w:t xml:space="preserve">The system follows a modular client-server architecture consisting of </w:t>
+      </w:r>
+    </w:p>
+    <w:p>
+      <w:pPr>
+        <w:pStyle w:val="BodyText"/>
+        <w:spacing w:line="276" w:lineRule="auto"/>
+      </w:pPr>
+      <w:r>
+        <w:t>three main components: frontend, backend, and cloud infrastructure.</w:t>
+      </w:r>
+    </w:p>
+    <w:p>
+      <w:pPr>
+        <w:pStyle w:val="BodyText"/>
+        <w:spacing w:line="276" w:lineRule="auto"/>
+      </w:pPr>
+    </w:p>
+    <w:p>
+      <w:pPr>
+        <w:pStyle w:val="BodyText"/>
+        <w:spacing w:line="276" w:lineRule="auto"/>
+      </w:pPr>
+      <w:r>
+        <w:t xml:space="preserve">The frontend is a lightweight web interface built using HTML, JavaScript, and Leaflet for map visualization. </w:t>
+      </w:r>
+    </w:p>
+    <w:p>
+      <w:pPr>
+        <w:pStyle w:val="BodyText"/>
+        <w:spacing w:line="276" w:lineRule="auto"/>
+      </w:pPr>
+      <w:r>
+        <w:t>It allows users to upload datasets, select spatial operations, and view results interactively.</w:t>
+      </w:r>
+    </w:p>
+    <w:p>
+      <w:pPr>
+        <w:pStyle w:val="BodyText"/>
+        <w:spacing w:line="276" w:lineRule="auto"/>
+      </w:pPr>
+    </w:p>
+    <w:p>
+      <w:pPr>
+        <w:pStyle w:val="BodyText"/>
+        <w:spacing w:line="276" w:lineRule="auto"/>
+      </w:pPr>
+      <w:r>
+        <w:t xml:space="preserve">The backend is implemented using </w:t>
+      </w:r>
+      <w:proofErr w:type="spellStart"/>
+      <w:r>
+        <w:t>FastAPI</w:t>
+      </w:r>
+      <w:proofErr w:type="spellEnd"/>
+      <w:r>
+        <w:t xml:space="preserve"> and serves as the core processing engine. </w:t>
+      </w:r>
+    </w:p>
+    <w:p>
+      <w:pPr>
+        <w:pStyle w:val="BodyText"/>
+        <w:spacing w:line="276" w:lineRule="auto"/>
+      </w:pPr>
+      <w:r>
+        <w:t>It handles API requests, performs GIS operations using geospatial libraries, and manages data storage.</w:t>
+      </w:r>
+    </w:p>
+    <w:p>
+      <w:pPr>
+        <w:pStyle w:val="BodyText"/>
+        <w:spacing w:line="276" w:lineRule="auto"/>
+      </w:pPr>
+    </w:p>
+    <w:p>
+      <w:pPr>
+        <w:pStyle w:val="BodyText"/>
+        <w:spacing w:line="276" w:lineRule="auto"/>
+        <w:rPr>
+          <w:b/>
+          <w:i/>
+        </w:rPr>
+      </w:pPr>
+      <w:r>
+        <w:rPr>
+          <w:b/>
+          <w:i/>
+        </w:rPr>
+        <w:t>What does cloud infrastructure mean.</w:t>
+      </w:r>
+    </w:p>
+    <w:p>
+      <w:pPr>
+        <w:pStyle w:val="BodyText"/>
+        <w:spacing w:line="276" w:lineRule="auto"/>
+      </w:pPr>
+      <w:r>
+        <w:t xml:space="preserve">The cloud infrastructure is designed using AWS services. </w:t>
+      </w:r>
+    </w:p>
+    <w:p>
+      <w:pPr>
+        <w:pStyle w:val="BodyText"/>
+        <w:spacing w:line="276" w:lineRule="auto"/>
+      </w:pPr>
+      <w:r>
+        <w:t xml:space="preserve">API Gateway acts as the entry point for HTTP requests, </w:t>
+      </w:r>
+    </w:p>
+    <w:p>
+      <w:pPr>
+        <w:pStyle w:val="BodyText"/>
+        <w:spacing w:line="276" w:lineRule="auto"/>
+      </w:pPr>
+      <w:r>
+        <w:t xml:space="preserve">Lambda executes backend logic in a </w:t>
+      </w:r>
+      <w:proofErr w:type="spellStart"/>
+      <w:r>
+        <w:t>serverless</w:t>
+      </w:r>
+      <w:proofErr w:type="spellEnd"/>
+      <w:r>
+        <w:t xml:space="preserve"> manner, </w:t>
+      </w:r>
+    </w:p>
+    <w:p>
+      <w:pPr>
+        <w:pStyle w:val="BodyText"/>
+        <w:spacing w:line="276" w:lineRule="auto"/>
+      </w:pPr>
+      <w:r>
+        <w:t xml:space="preserve">and S3 is used for data storage. </w:t>
+      </w:r>
+    </w:p>
+    <w:p>
+      <w:pPr>
+        <w:pStyle w:val="BodyText"/>
+        <w:spacing w:line="276" w:lineRule="auto"/>
+      </w:pPr>
+      <w:r>
+        <w:t>This architecture ensures scalability and reduces operational overhead.</w:t>
+      </w:r>
+    </w:p>
+    <w:p>
+      <w:pPr>
+        <w:pStyle w:val="BodyText"/>
+        <w:spacing w:line="276" w:lineRule="auto"/>
+      </w:pPr>
     </w:p>
     <w:p>
       <w:pPr>
@@ -731,27 +1280,30 @@
       <w:pPr>
         <w:pStyle w:val="BodyText"/>
         <w:spacing w:line="276" w:lineRule="auto"/>
-      </w:pPr>
-      <w:r>
+        <w:rPr>
+          <w:b/>
+        </w:rPr>
+      </w:pPr>
+      <w:r>
+        <w:rPr>
+          <w:b/>
+        </w:rPr>
         <w:t xml:space="preserve">In this section, </w:t>
       </w:r>
       <w:r>
-        <w:t>you</w:t>
-      </w:r>
-      <w:r>
-        <w:t xml:space="preserve"> </w:t>
-      </w:r>
-      <w:r>
-        <w:t>shall describe the</w:t>
-      </w:r>
-      <w:r>
-        <w:t xml:space="preserve"> system functionality and highlight how the system meets some of the requirements related to the following</w:t>
-      </w:r>
-    </w:p>
-    <w:p>
-      <w:pPr>
-        <w:pStyle w:val="BodyText"/>
-        <w:spacing w:line="276" w:lineRule="auto"/>
+        <w:rPr>
+          <w:b/>
+        </w:rPr>
+        <w:t>you shall describe the system functionality and highlight how the system meets some of the requirements related to the following</w:t>
+      </w:r>
+    </w:p>
+    <w:p>
+      <w:pPr>
+        <w:pStyle w:val="BodyText"/>
+        <w:spacing w:line="276" w:lineRule="auto"/>
+        <w:rPr>
+          <w:b/>
+        </w:rPr>
       </w:pPr>
     </w:p>
     <w:p>
@@ -762,8 +1314,14 @@
           <w:numId w:val="2"/>
         </w:numPr>
         <w:spacing w:line="276" w:lineRule="auto"/>
-      </w:pPr>
-      <w:r>
+        <w:rPr>
+          <w:b/>
+        </w:rPr>
+      </w:pPr>
+      <w:r>
+        <w:rPr>
+          <w:b/>
+        </w:rPr>
         <w:t>Scalability</w:t>
       </w:r>
     </w:p>
@@ -775,8 +1333,14 @@
           <w:numId w:val="2"/>
         </w:numPr>
         <w:spacing w:line="276" w:lineRule="auto"/>
-      </w:pPr>
-      <w:r>
+        <w:rPr>
+          <w:b/>
+        </w:rPr>
+      </w:pPr>
+      <w:r>
+        <w:rPr>
+          <w:b/>
+        </w:rPr>
         <w:t xml:space="preserve">Reliability </w:t>
       </w:r>
     </w:p>
@@ -788,8 +1352,14 @@
           <w:numId w:val="2"/>
         </w:numPr>
         <w:spacing w:line="276" w:lineRule="auto"/>
-      </w:pPr>
-      <w:r>
+        <w:rPr>
+          <w:b/>
+        </w:rPr>
+      </w:pPr>
+      <w:r>
+        <w:rPr>
+          <w:b/>
+        </w:rPr>
         <w:t>Security</w:t>
       </w:r>
     </w:p>
@@ -797,14 +1367,23 @@
       <w:pPr>
         <w:pStyle w:val="BodyText"/>
         <w:spacing w:line="276" w:lineRule="auto"/>
-      </w:pPr>
-    </w:p>
-    <w:p>
-      <w:pPr>
-        <w:pStyle w:val="BodyText"/>
-        <w:spacing w:line="276" w:lineRule="auto"/>
-      </w:pPr>
-      <w:r>
+        <w:rPr>
+          <w:b/>
+        </w:rPr>
+      </w:pPr>
+    </w:p>
+    <w:p>
+      <w:pPr>
+        <w:pStyle w:val="BodyText"/>
+        <w:spacing w:line="276" w:lineRule="auto"/>
+        <w:rPr>
+          <w:b/>
+        </w:rPr>
+      </w:pPr>
+      <w:r>
+        <w:rPr>
+          <w:b/>
+        </w:rPr>
         <w:t>You can also share the limitations of the current design and any areas that need improvement in the future.</w:t>
       </w:r>
     </w:p>
@@ -816,15 +1395,822 @@
     </w:p>
     <w:p>
       <w:pPr>
-        <w:pStyle w:val="BodyText"/>
-        <w:spacing w:line="276" w:lineRule="auto"/>
-      </w:pPr>
-    </w:p>
-    <w:p>
-      <w:pPr>
-        <w:pStyle w:val="BodyText"/>
-        <w:spacing w:line="276" w:lineRule="auto"/>
-      </w:pPr>
+        <w:widowControl/>
+        <w:spacing w:after="200" w:line="276" w:lineRule="auto"/>
+        <w:rPr>
+          <w:rFonts w:ascii="Arial" w:eastAsia="Verdana" w:hAnsi="Arial" w:cs="Arial"/>
+          <w:b/>
+          <w:bCs/>
+          <w:color w:val="000000" w:themeColor="text1"/>
+          <w:spacing w:val="-1"/>
+          <w:lang w:val="en-US" w:eastAsia="zh-SG"/>
+        </w:rPr>
+      </w:pPr>
+      <w:r>
+        <w:rPr>
+          <w:b/>
+          <w:bCs/>
+          <w:lang w:val="en-US"/>
+        </w:rPr>
+        <w:br w:type="page"/>
+      </w:r>
+    </w:p>
+    <w:p>
+      <w:pPr>
+        <w:pStyle w:val="BodyText"/>
+        <w:spacing w:line="276" w:lineRule="auto"/>
+        <w:rPr>
+          <w:b/>
+          <w:bCs/>
+          <w:lang w:val="en-US"/>
+        </w:rPr>
+      </w:pPr>
+      <w:r>
+        <w:rPr>
+          <w:b/>
+          <w:bCs/>
+          <w:lang w:val="en-US"/>
+        </w:rPr>
+        <w:lastRenderedPageBreak/>
+        <w:t>Scalability</w:t>
+      </w:r>
+    </w:p>
+    <w:p>
+      <w:pPr>
+        <w:pStyle w:val="BodyText"/>
+        <w:spacing w:line="276" w:lineRule="auto"/>
+        <w:rPr>
+          <w:lang w:val="en-US"/>
+        </w:rPr>
+      </w:pPr>
+      <w:r>
+        <w:rPr>
+          <w:lang w:val="en-US"/>
+        </w:rPr>
+        <w:t xml:space="preserve">The system achieves scalability through the use of </w:t>
+      </w:r>
+      <w:proofErr w:type="spellStart"/>
+      <w:r>
+        <w:rPr>
+          <w:lang w:val="en-US"/>
+        </w:rPr>
+        <w:t>serverless</w:t>
+      </w:r>
+      <w:proofErr w:type="spellEnd"/>
+      <w:r>
+        <w:rPr>
+          <w:lang w:val="en-US"/>
+        </w:rPr>
+        <w:t xml:space="preserve"> cloud services. </w:t>
+      </w:r>
+    </w:p>
+    <w:p>
+      <w:pPr>
+        <w:pStyle w:val="BodyText"/>
+        <w:spacing w:line="276" w:lineRule="auto"/>
+        <w:rPr>
+          <w:lang w:val="en-US"/>
+        </w:rPr>
+      </w:pPr>
+      <w:r>
+        <w:rPr>
+          <w:lang w:val="en-US"/>
+        </w:rPr>
+        <w:t xml:space="preserve">AWS Lambda </w:t>
+      </w:r>
+      <w:r>
+        <w:rPr>
+          <w:b/>
+          <w:lang w:val="en-US"/>
+        </w:rPr>
+        <w:t>automatically scales</w:t>
+      </w:r>
+      <w:r>
+        <w:rPr>
+          <w:lang w:val="en-US"/>
+        </w:rPr>
+        <w:t xml:space="preserve"> based on incoming requests, allowing the system to handle varying workloads without manual resource provisioning. </w:t>
+      </w:r>
+    </w:p>
+    <w:p>
+      <w:pPr>
+        <w:pStyle w:val="BodyText"/>
+        <w:spacing w:line="276" w:lineRule="auto"/>
+        <w:rPr>
+          <w:lang w:val="en-US"/>
+        </w:rPr>
+      </w:pPr>
+      <w:r>
+        <w:rPr>
+          <w:lang w:val="en-US"/>
+        </w:rPr>
+        <w:t xml:space="preserve">API Gateway further supports scalability by managing request </w:t>
+      </w:r>
+      <w:r>
+        <w:rPr>
+          <w:b/>
+          <w:lang w:val="en-US"/>
+        </w:rPr>
+        <w:t>routing and load distribution.</w:t>
+      </w:r>
+    </w:p>
+    <w:p>
+      <w:pPr>
+        <w:pStyle w:val="BodyText"/>
+        <w:spacing w:line="276" w:lineRule="auto"/>
+        <w:rPr>
+          <w:lang w:val="en-US"/>
+        </w:rPr>
+      </w:pPr>
+    </w:p>
+    <w:p>
+      <w:pPr>
+        <w:pStyle w:val="BodyText"/>
+        <w:spacing w:line="276" w:lineRule="auto"/>
+        <w:rPr>
+          <w:lang w:val="en-US"/>
+        </w:rPr>
+      </w:pPr>
+    </w:p>
+    <w:p>
+      <w:pPr>
+        <w:pStyle w:val="BodyText"/>
+        <w:spacing w:line="276" w:lineRule="auto"/>
+        <w:rPr>
+          <w:lang w:val="en-US"/>
+        </w:rPr>
+      </w:pPr>
+    </w:p>
+    <w:p>
+      <w:pPr>
+        <w:pStyle w:val="BodyText"/>
+        <w:spacing w:line="276" w:lineRule="auto"/>
+        <w:rPr>
+          <w:lang w:val="en-US"/>
+        </w:rPr>
+      </w:pPr>
+      <w:r>
+        <w:rPr>
+          <w:lang w:val="en-US"/>
+        </w:rPr>
+        <w:pict w14:anchorId="58324CCB">
+          <v:rect id="_x0000_i1025" style="width:0;height:1.5pt" o:hralign="center" o:hrstd="t" o:hr="t" fillcolor="#a0a0a0" stroked="f"/>
+        </w:pict>
+      </w:r>
+    </w:p>
+    <w:p>
+      <w:pPr>
+        <w:pStyle w:val="BodyText"/>
+        <w:spacing w:line="276" w:lineRule="auto"/>
+        <w:ind w:left="0"/>
+        <w:rPr>
+          <w:b/>
+          <w:bCs/>
+          <w:i/>
+          <w:lang w:val="en-US"/>
+        </w:rPr>
+      </w:pPr>
+    </w:p>
+    <w:p>
+      <w:pPr>
+        <w:pStyle w:val="BodyText"/>
+        <w:spacing w:line="276" w:lineRule="auto"/>
+        <w:rPr>
+          <w:b/>
+          <w:bCs/>
+          <w:i/>
+          <w:lang w:val="en-US"/>
+        </w:rPr>
+      </w:pPr>
+      <w:r>
+        <w:rPr>
+          <w:b/>
+          <w:bCs/>
+          <w:i/>
+          <w:lang w:val="en-US"/>
+        </w:rPr>
+        <w:t>This is weak, reliable should be talking about multiple server and what happens when disruption occurs.</w:t>
+      </w:r>
+    </w:p>
+    <w:p>
+      <w:pPr>
+        <w:pStyle w:val="BodyText"/>
+        <w:spacing w:line="276" w:lineRule="auto"/>
+        <w:rPr>
+          <w:b/>
+          <w:bCs/>
+          <w:lang w:val="en-US"/>
+        </w:rPr>
+      </w:pPr>
+      <w:r>
+        <w:rPr>
+          <w:b/>
+          <w:bCs/>
+          <w:lang w:val="en-US"/>
+        </w:rPr>
+        <w:t>Reliability</w:t>
+      </w:r>
+    </w:p>
+    <w:p>
+      <w:pPr>
+        <w:pStyle w:val="BodyText"/>
+        <w:spacing w:line="276" w:lineRule="auto"/>
+        <w:rPr>
+          <w:lang w:val="en-US"/>
+        </w:rPr>
+      </w:pPr>
+      <w:r>
+        <w:rPr>
+          <w:lang w:val="en-US"/>
+        </w:rPr>
+        <w:t xml:space="preserve">Reliability is ensured through structured error handling, logging, and health monitoring. </w:t>
+      </w:r>
+    </w:p>
+    <w:p>
+      <w:pPr>
+        <w:pStyle w:val="BodyText"/>
+        <w:spacing w:line="276" w:lineRule="auto"/>
+        <w:rPr>
+          <w:lang w:val="en-US"/>
+        </w:rPr>
+      </w:pPr>
+      <w:r>
+        <w:rPr>
+          <w:lang w:val="en-US"/>
+        </w:rPr>
+        <w:t xml:space="preserve">The system includes a health endpoint that verifies service availability. </w:t>
+      </w:r>
+    </w:p>
+    <w:p>
+      <w:pPr>
+        <w:pStyle w:val="BodyText"/>
+        <w:spacing w:line="276" w:lineRule="auto"/>
+        <w:rPr>
+          <w:lang w:val="en-US"/>
+        </w:rPr>
+      </w:pPr>
+      <w:r>
+        <w:rPr>
+          <w:lang w:val="en-US"/>
+        </w:rPr>
+        <w:t xml:space="preserve">Logging mechanisms provide visibility into system behavior, allowing issues to be detected and resolved efficiently. </w:t>
+      </w:r>
+    </w:p>
+    <w:p>
+      <w:pPr>
+        <w:pStyle w:val="BodyText"/>
+        <w:spacing w:line="276" w:lineRule="auto"/>
+        <w:rPr>
+          <w:lang w:val="en-US"/>
+        </w:rPr>
+      </w:pPr>
+      <w:r>
+        <w:rPr>
+          <w:lang w:val="en-US"/>
+        </w:rPr>
+        <w:t>The stateless design of the backend also improves reliability by avoiding dependency on persistent server state.</w:t>
+      </w:r>
+    </w:p>
+    <w:p>
+      <w:pPr>
+        <w:pStyle w:val="BodyText"/>
+        <w:spacing w:line="276" w:lineRule="auto"/>
+        <w:rPr>
+          <w:lang w:val="en-US"/>
+        </w:rPr>
+      </w:pPr>
+    </w:p>
+    <w:p>
+      <w:pPr>
+        <w:pStyle w:val="BodyText"/>
+        <w:spacing w:line="276" w:lineRule="auto"/>
+        <w:rPr>
+          <w:lang w:val="en-US"/>
+        </w:rPr>
+      </w:pPr>
+    </w:p>
+    <w:p>
+      <w:pPr>
+        <w:pStyle w:val="BodyText"/>
+        <w:spacing w:line="276" w:lineRule="auto"/>
+        <w:rPr>
+          <w:lang w:val="en-US"/>
+        </w:rPr>
+      </w:pPr>
+    </w:p>
+    <w:p>
+      <w:pPr>
+        <w:pStyle w:val="BodyText"/>
+        <w:spacing w:line="276" w:lineRule="auto"/>
+        <w:rPr>
+          <w:lang w:val="en-US"/>
+        </w:rPr>
+      </w:pPr>
+      <w:r>
+        <w:rPr>
+          <w:lang w:val="en-US"/>
+        </w:rPr>
+        <w:pict w14:anchorId="1CB8DDEB">
+          <v:rect id="_x0000_i1026" style="width:0;height:1.5pt" o:hralign="center" o:hrstd="t" o:hr="t" fillcolor="#a0a0a0" stroked="f"/>
+        </w:pict>
+      </w:r>
+    </w:p>
+    <w:p>
+      <w:pPr>
+        <w:pStyle w:val="BodyText"/>
+        <w:spacing w:line="276" w:lineRule="auto"/>
+        <w:rPr>
+          <w:b/>
+          <w:bCs/>
+          <w:lang w:val="en-US"/>
+        </w:rPr>
+      </w:pPr>
+    </w:p>
+    <w:p>
+      <w:pPr>
+        <w:pStyle w:val="BodyText"/>
+        <w:spacing w:line="276" w:lineRule="auto"/>
+        <w:rPr>
+          <w:b/>
+          <w:bCs/>
+          <w:lang w:val="en-US"/>
+        </w:rPr>
+      </w:pPr>
+      <w:r>
+        <w:rPr>
+          <w:b/>
+          <w:bCs/>
+          <w:lang w:val="en-US"/>
+        </w:rPr>
+        <w:t>Security</w:t>
+      </w:r>
+    </w:p>
+    <w:p>
+      <w:pPr>
+        <w:pStyle w:val="BodyText"/>
+        <w:spacing w:line="276" w:lineRule="auto"/>
+        <w:rPr>
+          <w:lang w:val="en-US"/>
+        </w:rPr>
+      </w:pPr>
+      <w:r>
+        <w:rPr>
+          <w:lang w:val="en-US"/>
+        </w:rPr>
+        <w:t xml:space="preserve">Security considerations are addressed through the use of </w:t>
+      </w:r>
+      <w:r>
+        <w:rPr>
+          <w:b/>
+          <w:lang w:val="en-US"/>
+        </w:rPr>
+        <w:t>AWS Identity and Access Management (IAM) roles</w:t>
+      </w:r>
+      <w:r>
+        <w:rPr>
+          <w:lang w:val="en-US"/>
+        </w:rPr>
+        <w:t xml:space="preserve">, which eliminate the need for hardcoded credentials. </w:t>
+      </w:r>
+    </w:p>
+    <w:p>
+      <w:pPr>
+        <w:pStyle w:val="BodyText"/>
+        <w:spacing w:line="276" w:lineRule="auto"/>
+        <w:rPr>
+          <w:lang w:val="en-US"/>
+        </w:rPr>
+      </w:pPr>
+      <w:r>
+        <w:rPr>
+          <w:lang w:val="en-US"/>
+        </w:rPr>
+        <w:t xml:space="preserve">Data stored in S3 is restricted through </w:t>
+      </w:r>
+      <w:r>
+        <w:rPr>
+          <w:b/>
+          <w:lang w:val="en-US"/>
+        </w:rPr>
+        <w:t>bucket policies</w:t>
+      </w:r>
+      <w:r>
+        <w:rPr>
+          <w:lang w:val="en-US"/>
+        </w:rPr>
+        <w:t xml:space="preserve">, and API access can be further secured using authentication mechanisms such as </w:t>
+      </w:r>
+      <w:r>
+        <w:rPr>
+          <w:b/>
+          <w:lang w:val="en-US"/>
+        </w:rPr>
+        <w:t xml:space="preserve">AWS </w:t>
+      </w:r>
+      <w:proofErr w:type="spellStart"/>
+      <w:r>
+        <w:rPr>
+          <w:b/>
+          <w:lang w:val="en-US"/>
+        </w:rPr>
+        <w:t>Cognito</w:t>
+      </w:r>
+      <w:proofErr w:type="spellEnd"/>
+      <w:r>
+        <w:rPr>
+          <w:lang w:val="en-US"/>
+        </w:rPr>
+        <w:t xml:space="preserve">. </w:t>
+      </w:r>
+    </w:p>
+    <w:p>
+      <w:pPr>
+        <w:pStyle w:val="BodyText"/>
+        <w:spacing w:line="276" w:lineRule="auto"/>
+        <w:rPr>
+          <w:lang w:val="en-US"/>
+        </w:rPr>
+      </w:pPr>
+      <w:r>
+        <w:rPr>
+          <w:lang w:val="en-US"/>
+        </w:rPr>
+        <w:t xml:space="preserve">Additionally, </w:t>
+      </w:r>
+      <w:r>
+        <w:rPr>
+          <w:b/>
+          <w:lang w:val="en-US"/>
+        </w:rPr>
+        <w:t>CORS configurations</w:t>
+      </w:r>
+      <w:r>
+        <w:rPr>
+          <w:lang w:val="en-US"/>
+        </w:rPr>
+        <w:t xml:space="preserve"> are applied to control frontend access to backend </w:t>
+      </w:r>
+    </w:p>
+    <w:p>
+      <w:pPr>
+        <w:pStyle w:val="BodyText"/>
+        <w:spacing w:line="276" w:lineRule="auto"/>
+        <w:rPr>
+          <w:lang w:val="en-US"/>
+        </w:rPr>
+      </w:pPr>
+      <w:r>
+        <w:rPr>
+          <w:lang w:val="en-US"/>
+        </w:rPr>
+        <w:t>services.</w:t>
+      </w:r>
+    </w:p>
+    <w:p>
+      <w:pPr>
+        <w:pStyle w:val="BodyText"/>
+        <w:spacing w:line="276" w:lineRule="auto"/>
+        <w:rPr>
+          <w:lang w:val="en-US"/>
+        </w:rPr>
+      </w:pPr>
+    </w:p>
+    <w:p>
+      <w:pPr>
+        <w:pStyle w:val="BodyText"/>
+        <w:spacing w:line="276" w:lineRule="auto"/>
+        <w:rPr>
+          <w:lang w:val="en-US"/>
+        </w:rPr>
+      </w:pPr>
+    </w:p>
+    <w:p>
+      <w:pPr>
+        <w:pStyle w:val="BodyText"/>
+        <w:spacing w:line="276" w:lineRule="auto"/>
+        <w:rPr>
+          <w:lang w:val="en-US"/>
+        </w:rPr>
+      </w:pPr>
+    </w:p>
+    <w:p>
+      <w:pPr>
+        <w:pStyle w:val="BodyText"/>
+        <w:spacing w:line="276" w:lineRule="auto"/>
+        <w:rPr>
+          <w:lang w:val="en-US"/>
+        </w:rPr>
+      </w:pPr>
+      <w:r>
+        <w:rPr>
+          <w:lang w:val="en-US"/>
+        </w:rPr>
+        <w:pict w14:anchorId="7B262F7F">
+          <v:rect id="_x0000_i1027" style="width:0;height:1.5pt" o:hralign="center" o:hrstd="t" o:hr="t" fillcolor="#a0a0a0" stroked="f"/>
+        </w:pict>
+      </w:r>
+    </w:p>
+    <w:p>
+      <w:pPr>
+        <w:pStyle w:val="BodyText"/>
+        <w:spacing w:line="276" w:lineRule="auto"/>
+        <w:rPr>
+          <w:b/>
+          <w:bCs/>
+          <w:i/>
+          <w:lang w:val="en-US"/>
+        </w:rPr>
+      </w:pPr>
+    </w:p>
+    <w:p>
+      <w:pPr>
+        <w:pStyle w:val="BodyText"/>
+        <w:spacing w:line="276" w:lineRule="auto"/>
+        <w:rPr>
+          <w:b/>
+          <w:bCs/>
+          <w:i/>
+          <w:lang w:val="en-US"/>
+        </w:rPr>
+      </w:pPr>
+      <w:r>
+        <w:rPr>
+          <w:b/>
+          <w:bCs/>
+          <w:i/>
+          <w:lang w:val="en-US"/>
+        </w:rPr>
+        <w:t>Should this be talking about in terms of the cloud side and not the web app side?</w:t>
+      </w:r>
+    </w:p>
+    <w:p>
+      <w:pPr>
+        <w:pStyle w:val="BodyText"/>
+        <w:spacing w:line="276" w:lineRule="auto"/>
+        <w:rPr>
+          <w:b/>
+          <w:bCs/>
+          <w:lang w:val="en-US"/>
+        </w:rPr>
+      </w:pPr>
+      <w:r>
+        <w:rPr>
+          <w:b/>
+          <w:bCs/>
+          <w:lang w:val="en-US"/>
+        </w:rPr>
+        <w:t>Limitations</w:t>
+      </w:r>
+    </w:p>
+    <w:p>
+      <w:pPr>
+        <w:pStyle w:val="BodyText"/>
+        <w:spacing w:line="276" w:lineRule="auto"/>
+        <w:rPr>
+          <w:lang w:val="en-US"/>
+        </w:rPr>
+      </w:pPr>
+      <w:r>
+        <w:rPr>
+          <w:lang w:val="en-US"/>
+        </w:rPr>
+        <w:t xml:space="preserve">The current system is designed as a </w:t>
+      </w:r>
+      <w:r>
+        <w:rPr>
+          <w:i/>
+          <w:lang w:val="en-US"/>
+        </w:rPr>
+        <w:t>lightweight prototype</w:t>
+      </w:r>
+      <w:r>
+        <w:rPr>
+          <w:lang w:val="en-US"/>
+        </w:rPr>
+        <w:t xml:space="preserve"> and has several limitations. </w:t>
+      </w:r>
+      <w:r>
+        <w:rPr>
+          <w:b/>
+          <w:lang w:val="en-US"/>
+        </w:rPr>
+        <w:t>Spatial analysis</w:t>
+      </w:r>
+      <w:r>
+        <w:rPr>
+          <w:lang w:val="en-US"/>
+        </w:rPr>
+        <w:t xml:space="preserve"> is limited to basic operations and does not include advanced geospatial modeling. </w:t>
+      </w:r>
+    </w:p>
+    <w:p>
+      <w:pPr>
+        <w:pStyle w:val="BodyText"/>
+        <w:spacing w:line="276" w:lineRule="auto"/>
+        <w:rPr>
+          <w:lang w:val="en-US"/>
+        </w:rPr>
+      </w:pPr>
+      <w:r>
+        <w:rPr>
+          <w:lang w:val="en-US"/>
+        </w:rPr>
+        <w:t xml:space="preserve">Distance calculations are approximate due to the use of geographic coordinates without projection transformations. </w:t>
+      </w:r>
+    </w:p>
+    <w:p>
+      <w:pPr>
+        <w:pStyle w:val="BodyText"/>
+        <w:spacing w:line="276" w:lineRule="auto"/>
+        <w:rPr>
+          <w:lang w:val="en-US"/>
+        </w:rPr>
+      </w:pPr>
+      <w:r>
+        <w:rPr>
+          <w:lang w:val="en-US"/>
+        </w:rPr>
+        <w:t>Additionally, real-time data integration is minimal and could be expanded in future work.</w:t>
+      </w:r>
+    </w:p>
+    <w:p>
+      <w:pPr>
+        <w:pStyle w:val="BodyText"/>
+        <w:spacing w:line="276" w:lineRule="auto"/>
+      </w:pPr>
+    </w:p>
+    <w:p>
+      <w:pPr>
+        <w:pStyle w:val="BodyText"/>
+        <w:spacing w:line="276" w:lineRule="auto"/>
+      </w:pPr>
+    </w:p>
+    <w:p>
+      <w:pPr>
+        <w:pStyle w:val="BodyText"/>
+        <w:spacing w:line="276" w:lineRule="auto"/>
+      </w:pPr>
+      <w:proofErr w:type="spellStart"/>
+      <w:r>
+        <w:lastRenderedPageBreak/>
+        <w:t>FastAPI</w:t>
+      </w:r>
+      <w:proofErr w:type="spellEnd"/>
+      <w:r>
+        <w:t xml:space="preserve"> and </w:t>
+      </w:r>
+      <w:proofErr w:type="spellStart"/>
+      <w:proofErr w:type="gramStart"/>
+      <w:r>
+        <w:t>Lamdas</w:t>
+      </w:r>
+      <w:proofErr w:type="spellEnd"/>
+      <w:r>
+        <w:t xml:space="preserve"> ?</w:t>
+      </w:r>
+      <w:proofErr w:type="gramEnd"/>
+    </w:p>
+    <w:p>
+      <w:pPr>
+        <w:pStyle w:val="BodyText"/>
+        <w:spacing w:line="276" w:lineRule="auto"/>
+      </w:pPr>
+      <w:r>
+        <w:rPr>
+          <w:noProof/>
+          <w:lang w:val="en-US" w:eastAsia="zh-CN"/>
+        </w:rPr>
+        <w:drawing>
+          <wp:inline distT="0" distB="0" distL="0" distR="0" wp14:anchorId="05E7614C" wp14:editId="495E47F0">
+            <wp:extent cx="5731510" cy="2640330"/>
+            <wp:effectExtent l="0" t="0" r="2540" b="7620"/>
+            <wp:docPr id="2" name="Picture 2"/>
+            <wp:cNvGraphicFramePr>
+              <a:graphicFrameLocks xmlns:a="http://schemas.openxmlformats.org/drawingml/2006/main" noChangeAspect="1"/>
+            </wp:cNvGraphicFramePr>
+            <a:graphic xmlns:a="http://schemas.openxmlformats.org/drawingml/2006/main">
+              <a:graphicData uri="http://schemas.openxmlformats.org/drawingml/2006/picture">
+                <pic:pic xmlns:pic="http://schemas.openxmlformats.org/drawingml/2006/picture">
+                  <pic:nvPicPr>
+                    <pic:cNvPr id="1" name=""/>
+                    <pic:cNvPicPr/>
+                  </pic:nvPicPr>
+                  <pic:blipFill>
+                    <a:blip r:embed="rId8"/>
+                    <a:stretch>
+                      <a:fillRect/>
+                    </a:stretch>
+                  </pic:blipFill>
+                  <pic:spPr>
+                    <a:xfrm>
+                      <a:off x="0" y="0"/>
+                      <a:ext cx="5731510" cy="2640330"/>
+                    </a:xfrm>
+                    <a:prstGeom prst="rect">
+                      <a:avLst/>
+                    </a:prstGeom>
+                  </pic:spPr>
+                </pic:pic>
+              </a:graphicData>
+            </a:graphic>
+          </wp:inline>
+        </w:drawing>
+      </w:r>
+    </w:p>
+    <w:p>
+      <w:pPr>
+        <w:pStyle w:val="BodyText"/>
+        <w:spacing w:line="276" w:lineRule="auto"/>
+      </w:pPr>
+    </w:p>
+    <w:p>
+      <w:pPr>
+        <w:pStyle w:val="BodyText"/>
+        <w:spacing w:line="276" w:lineRule="auto"/>
+      </w:pPr>
+      <w:r>
+        <w:t>S3</w:t>
+      </w:r>
+      <w:r>
+        <w:br/>
+      </w:r>
+      <w:r>
+        <w:rPr>
+          <w:noProof/>
+          <w:lang w:val="en-US" w:eastAsia="zh-CN"/>
+        </w:rPr>
+        <w:drawing>
+          <wp:inline distT="0" distB="0" distL="0" distR="0" wp14:anchorId="2B0D4997" wp14:editId="0FC3E8D4">
+            <wp:extent cx="5731510" cy="1782445"/>
+            <wp:effectExtent l="0" t="0" r="2540" b="8255"/>
+            <wp:docPr id="3" name="Picture 3"/>
+            <wp:cNvGraphicFramePr>
+              <a:graphicFrameLocks xmlns:a="http://schemas.openxmlformats.org/drawingml/2006/main" noChangeAspect="1"/>
+            </wp:cNvGraphicFramePr>
+            <a:graphic xmlns:a="http://schemas.openxmlformats.org/drawingml/2006/main">
+              <a:graphicData uri="http://schemas.openxmlformats.org/drawingml/2006/picture">
+                <pic:pic xmlns:pic="http://schemas.openxmlformats.org/drawingml/2006/picture">
+                  <pic:nvPicPr>
+                    <pic:cNvPr id="1" name=""/>
+                    <pic:cNvPicPr/>
+                  </pic:nvPicPr>
+                  <pic:blipFill>
+                    <a:blip r:embed="rId9"/>
+                    <a:stretch>
+                      <a:fillRect/>
+                    </a:stretch>
+                  </pic:blipFill>
+                  <pic:spPr>
+                    <a:xfrm>
+                      <a:off x="0" y="0"/>
+                      <a:ext cx="5731510" cy="1782445"/>
+                    </a:xfrm>
+                    <a:prstGeom prst="rect">
+                      <a:avLst/>
+                    </a:prstGeom>
+                  </pic:spPr>
+                </pic:pic>
+              </a:graphicData>
+            </a:graphic>
+          </wp:inline>
+        </w:drawing>
+      </w:r>
+    </w:p>
+    <w:p>
+      <w:pPr>
+        <w:pStyle w:val="BodyText"/>
+        <w:spacing w:line="276" w:lineRule="auto"/>
+      </w:pPr>
+    </w:p>
+    <w:p>
+      <w:pPr>
+        <w:pStyle w:val="BodyText"/>
+        <w:spacing w:line="276" w:lineRule="auto"/>
+      </w:pPr>
+    </w:p>
+    <w:p>
+      <w:pPr>
+        <w:pStyle w:val="BodyText"/>
+        <w:spacing w:line="276" w:lineRule="auto"/>
+      </w:pPr>
+    </w:p>
+    <w:p>
+      <w:pPr>
+        <w:widowControl/>
+        <w:spacing w:after="200" w:line="276" w:lineRule="auto"/>
+        <w:rPr>
+          <w:rFonts w:ascii="Arial" w:eastAsia="Arial" w:hAnsi="Arial"/>
+          <w:b/>
+          <w:bCs/>
+          <w:sz w:val="24"/>
+          <w:szCs w:val="26"/>
+        </w:rPr>
+      </w:pPr>
+      <w:r>
+        <w:br w:type="page"/>
+      </w:r>
+      <w:bookmarkStart w:id="0" w:name="_GoBack"/>
+      <w:bookmarkEnd w:id="0"/>
     </w:p>
     <w:p>
       <w:pPr>
@@ -836,6 +2222,7 @@
         <w:spacing w:line="276" w:lineRule="auto"/>
       </w:pPr>
       <w:r>
+        <w:lastRenderedPageBreak/>
         <w:t xml:space="preserve">Reflection </w:t>
       </w:r>
       <w:r>
@@ -852,16 +2239,233 @@
       <w:pPr>
         <w:pStyle w:val="BodyText"/>
         <w:spacing w:line="276" w:lineRule="auto"/>
-      </w:pPr>
-      <w:r>
+        <w:rPr>
+          <w:b/>
+        </w:rPr>
+      </w:pPr>
+      <w:r>
+        <w:rPr>
+          <w:b/>
+        </w:rPr>
         <w:t xml:space="preserve">Here you can summarize what you and your team have done, what you have learned, </w:t>
       </w:r>
       <w:r>
+        <w:rPr>
+          <w:b/>
+        </w:rPr>
         <w:t xml:space="preserve">and </w:t>
       </w:r>
       <w:r>
+        <w:rPr>
+          <w:b/>
+        </w:rPr>
         <w:t>areas for improvement.</w:t>
       </w:r>
+    </w:p>
+    <w:p>
+      <w:pPr>
+        <w:pStyle w:val="BodyText"/>
+        <w:spacing w:line="276" w:lineRule="auto"/>
+      </w:pPr>
+    </w:p>
+    <w:p>
+      <w:pPr>
+        <w:pStyle w:val="BodyText"/>
+        <w:spacing w:line="276" w:lineRule="auto"/>
+        <w:rPr>
+          <w:b/>
+          <w:i/>
+        </w:rPr>
+      </w:pPr>
+      <w:r>
+        <w:rPr>
+          <w:b/>
+          <w:i/>
+        </w:rPr>
+        <w:t xml:space="preserve"> I should brainstorm some other </w:t>
+      </w:r>
+      <w:proofErr w:type="gramStart"/>
+      <w:r>
+        <w:rPr>
+          <w:b/>
+          <w:i/>
+        </w:rPr>
+        <w:t>things,</w:t>
+      </w:r>
+      <w:proofErr w:type="gramEnd"/>
+      <w:r>
+        <w:rPr>
+          <w:b/>
+          <w:i/>
+        </w:rPr>
+        <w:t xml:space="preserve"> it should only speak on cloud stuff.</w:t>
+      </w:r>
+    </w:p>
+    <w:p>
+      <w:pPr>
+        <w:pStyle w:val="BodyText"/>
+        <w:spacing w:line="276" w:lineRule="auto"/>
+        <w:rPr>
+          <w:lang w:val="en-US"/>
+        </w:rPr>
+      </w:pPr>
+      <w:r>
+        <w:rPr>
+          <w:lang w:val="en-US"/>
+        </w:rPr>
+        <w:t xml:space="preserve">This project provided valuable experience in designing and deploying a cloud-based application. </w:t>
+      </w:r>
+    </w:p>
+    <w:p>
+      <w:pPr>
+        <w:pStyle w:val="BodyText"/>
+        <w:spacing w:line="276" w:lineRule="auto"/>
+        <w:rPr>
+          <w:lang w:val="en-US"/>
+        </w:rPr>
+      </w:pPr>
+      <w:r>
+        <w:rPr>
+          <w:lang w:val="en-US"/>
+        </w:rPr>
+        <w:t>The team gained practical knowledge of integrating backend services with frontend interfaces and deploying applications using modern cloud technologies.</w:t>
+      </w:r>
+    </w:p>
+    <w:p>
+      <w:pPr>
+        <w:pStyle w:val="BodyText"/>
+        <w:spacing w:line="276" w:lineRule="auto"/>
+        <w:rPr>
+          <w:lang w:val="en-US"/>
+        </w:rPr>
+      </w:pPr>
+    </w:p>
+    <w:p>
+      <w:pPr>
+        <w:pStyle w:val="BodyText"/>
+        <w:spacing w:line="276" w:lineRule="auto"/>
+        <w:rPr>
+          <w:lang w:val="en-US"/>
+        </w:rPr>
+      </w:pPr>
+      <w:r>
+        <w:rPr>
+          <w:lang w:val="en-US"/>
+        </w:rPr>
+        <w:t xml:space="preserve">A key takeaway is the importance of designing systems with scalability and </w:t>
+      </w:r>
+      <w:r>
+        <w:rPr>
+          <w:b/>
+          <w:lang w:val="en-US"/>
+        </w:rPr>
+        <w:t>modularity</w:t>
+      </w:r>
+      <w:r>
+        <w:rPr>
+          <w:lang w:val="en-US"/>
+        </w:rPr>
+        <w:t xml:space="preserve"> in mind from the beginning. </w:t>
+      </w:r>
+    </w:p>
+    <w:p>
+      <w:pPr>
+        <w:pStyle w:val="BodyText"/>
+        <w:spacing w:line="276" w:lineRule="auto"/>
+        <w:rPr>
+          <w:lang w:val="en-US"/>
+        </w:rPr>
+      </w:pPr>
+      <w:r>
+        <w:rPr>
+          <w:lang w:val="en-US"/>
+        </w:rPr>
+        <w:t xml:space="preserve">The use of </w:t>
+      </w:r>
+      <w:proofErr w:type="spellStart"/>
+      <w:r>
+        <w:rPr>
+          <w:lang w:val="en-US"/>
+        </w:rPr>
+        <w:t>serverless</w:t>
+      </w:r>
+      <w:proofErr w:type="spellEnd"/>
+      <w:r>
+        <w:rPr>
+          <w:lang w:val="en-US"/>
+        </w:rPr>
+        <w:t xml:space="preserve"> architecture simplified deployment and reduced operational complexity. </w:t>
+      </w:r>
+    </w:p>
+    <w:p>
+      <w:pPr>
+        <w:pStyle w:val="BodyText"/>
+        <w:spacing w:line="276" w:lineRule="auto"/>
+        <w:rPr>
+          <w:lang w:val="en-US"/>
+        </w:rPr>
+      </w:pPr>
+      <w:r>
+        <w:rPr>
+          <w:lang w:val="en-US"/>
+        </w:rPr>
+        <w:t>The project also highlighted the challenges of working with geospatial data and the need for careful consideration of data formats and coordinate systems.</w:t>
+      </w:r>
+    </w:p>
+    <w:p>
+      <w:pPr>
+        <w:pStyle w:val="BodyText"/>
+        <w:spacing w:line="276" w:lineRule="auto"/>
+        <w:rPr>
+          <w:lang w:val="en-US"/>
+        </w:rPr>
+      </w:pPr>
+    </w:p>
+    <w:p>
+      <w:pPr>
+        <w:pStyle w:val="BodyText"/>
+        <w:spacing w:line="276" w:lineRule="auto"/>
+        <w:rPr>
+          <w:b/>
+          <w:i/>
+          <w:lang w:val="en-US"/>
+        </w:rPr>
+      </w:pPr>
+      <w:r>
+        <w:rPr>
+          <w:b/>
+          <w:i/>
+          <w:lang w:val="en-US"/>
+        </w:rPr>
+        <w:t>This would be done by my teammates.</w:t>
+      </w:r>
+    </w:p>
+    <w:p>
+      <w:pPr>
+        <w:pStyle w:val="BodyText"/>
+        <w:spacing w:line="276" w:lineRule="auto"/>
+        <w:rPr>
+          <w:lang w:val="en-US"/>
+        </w:rPr>
+      </w:pPr>
+      <w:r>
+        <w:rPr>
+          <w:lang w:val="en-US"/>
+        </w:rPr>
+        <w:t>Future improvements could include integrating real-time datasets, enhancing the user interface, and implementing more advanced spatial analysis techniques. Overall, the project demonstrates how cloud computing can be effectively applied to build functional and scalable GIS applications.</w:t>
+      </w:r>
+    </w:p>
+    <w:p>
+      <w:pPr>
+        <w:pStyle w:val="BodyText"/>
+        <w:spacing w:line="276" w:lineRule="auto"/>
+      </w:pPr>
+    </w:p>
+    <w:p>
+      <w:pPr>
+        <w:pStyle w:val="BodyText"/>
+        <w:spacing w:line="276" w:lineRule="auto"/>
+      </w:pPr>
     </w:p>
     <w:p>
       <w:pPr>
@@ -885,7 +2489,6 @@
         <w:spacing w:line="276" w:lineRule="auto"/>
       </w:pPr>
       <w:r>
-        <w:lastRenderedPageBreak/>
         <w:t xml:space="preserve">Contribution </w:t>
       </w:r>
       <w:r>
@@ -2014,6 +3617,1085 @@
     </w:p>
     <w:p>
       <w:pPr>
+        <w:widowControl/>
+        <w:shd w:val="clear" w:color="auto" w:fill="1F1F1F"/>
+        <w:spacing w:line="285" w:lineRule="atLeast"/>
+        <w:rPr>
+          <w:b/>
+        </w:rPr>
+      </w:pPr>
+      <w:r>
+        <w:lastRenderedPageBreak/>
+        <w:t>Steps taken to set up cloud.</w:t>
+      </w:r>
+      <w:r>
+        <w:br/>
+      </w:r>
+      <w:r>
+        <w:rPr>
+          <w:b/>
+        </w:rPr>
+        <w:t>1.</w:t>
+      </w:r>
+    </w:p>
+    <w:p>
+      <w:pPr>
+        <w:widowControl/>
+        <w:shd w:val="clear" w:color="auto" w:fill="1F1F1F"/>
+        <w:spacing w:line="285" w:lineRule="atLeast"/>
+        <w:rPr>
+          <w:rFonts w:ascii="Consolas" w:eastAsia="Times New Roman" w:hAnsi="Consolas" w:cs="Times New Roman"/>
+          <w:color w:val="CCCCCC"/>
+          <w:sz w:val="21"/>
+          <w:szCs w:val="21"/>
+          <w:lang w:val="en-US" w:eastAsia="zh-CN"/>
+        </w:rPr>
+      </w:pPr>
+      <w:proofErr w:type="spellStart"/>
+      <w:r>
+        <w:rPr>
+          <w:rFonts w:ascii="Consolas" w:eastAsia="Times New Roman" w:hAnsi="Consolas" w:cs="Times New Roman"/>
+          <w:color w:val="DCDCAA"/>
+          <w:sz w:val="21"/>
+          <w:szCs w:val="21"/>
+          <w:lang w:val="en-US" w:eastAsia="zh-CN"/>
+        </w:rPr>
+        <w:t>aws</w:t>
+      </w:r>
+      <w:proofErr w:type="spellEnd"/>
+      <w:r>
+        <w:rPr>
+          <w:rFonts w:ascii="Consolas" w:eastAsia="Times New Roman" w:hAnsi="Consolas" w:cs="Times New Roman"/>
+          <w:color w:val="D4D4D4"/>
+          <w:sz w:val="21"/>
+          <w:szCs w:val="21"/>
+          <w:lang w:val="en-US" w:eastAsia="zh-CN"/>
+        </w:rPr>
+        <w:t xml:space="preserve"> </w:t>
+      </w:r>
+      <w:r>
+        <w:rPr>
+          <w:rFonts w:ascii="Consolas" w:eastAsia="Times New Roman" w:hAnsi="Consolas" w:cs="Times New Roman"/>
+          <w:color w:val="CE9178"/>
+          <w:sz w:val="21"/>
+          <w:szCs w:val="21"/>
+          <w:lang w:val="en-US" w:eastAsia="zh-CN"/>
+        </w:rPr>
+        <w:t>configure</w:t>
+      </w:r>
+    </w:p>
+    <w:p>
+      <w:pPr>
+        <w:widowControl/>
+        <w:shd w:val="clear" w:color="auto" w:fill="1F1F1F"/>
+        <w:spacing w:line="285" w:lineRule="atLeast"/>
+        <w:rPr>
+          <w:b/>
+        </w:rPr>
+      </w:pPr>
+      <w:r>
+        <w:rPr>
+          <w:b/>
+        </w:rPr>
+        <w:br/>
+        <w:t xml:space="preserve">2. </w:t>
+      </w:r>
+    </w:p>
+    <w:p>
+      <w:pPr>
+        <w:widowControl/>
+        <w:shd w:val="clear" w:color="auto" w:fill="1F1F1F"/>
+        <w:spacing w:line="285" w:lineRule="atLeast"/>
+        <w:rPr>
+          <w:rFonts w:ascii="Consolas" w:eastAsia="Times New Roman" w:hAnsi="Consolas" w:cs="Times New Roman"/>
+          <w:color w:val="CCCCCC"/>
+          <w:sz w:val="21"/>
+          <w:szCs w:val="21"/>
+          <w:lang w:val="en-US" w:eastAsia="zh-CN"/>
+        </w:rPr>
+      </w:pPr>
+      <w:r>
+        <w:rPr>
+          <w:rFonts w:ascii="Consolas" w:eastAsia="Times New Roman" w:hAnsi="Consolas" w:cs="Times New Roman"/>
+          <w:color w:val="569CD6"/>
+          <w:sz w:val="21"/>
+          <w:szCs w:val="21"/>
+          <w:lang w:val="en-US" w:eastAsia="zh-CN"/>
+        </w:rPr>
+        <w:t>export</w:t>
+      </w:r>
+      <w:r>
+        <w:rPr>
+          <w:rFonts w:ascii="Consolas" w:eastAsia="Times New Roman" w:hAnsi="Consolas" w:cs="Times New Roman"/>
+          <w:color w:val="D4D4D4"/>
+          <w:sz w:val="21"/>
+          <w:szCs w:val="21"/>
+          <w:lang w:val="en-US" w:eastAsia="zh-CN"/>
+        </w:rPr>
+        <w:t xml:space="preserve"> </w:t>
+      </w:r>
+      <w:r>
+        <w:rPr>
+          <w:rFonts w:ascii="Consolas" w:eastAsia="Times New Roman" w:hAnsi="Consolas" w:cs="Times New Roman"/>
+          <w:color w:val="9CDCFE"/>
+          <w:sz w:val="21"/>
+          <w:szCs w:val="21"/>
+          <w:lang w:val="en-US" w:eastAsia="zh-CN"/>
+        </w:rPr>
+        <w:t>AWS_REGION</w:t>
+      </w:r>
+      <w:r>
+        <w:rPr>
+          <w:rFonts w:ascii="Consolas" w:eastAsia="Times New Roman" w:hAnsi="Consolas" w:cs="Times New Roman"/>
+          <w:color w:val="D4D4D4"/>
+          <w:sz w:val="21"/>
+          <w:szCs w:val="21"/>
+          <w:lang w:val="en-US" w:eastAsia="zh-CN"/>
+        </w:rPr>
+        <w:t>=</w:t>
+      </w:r>
+      <w:r>
+        <w:rPr>
+          <w:rFonts w:ascii="Consolas" w:eastAsia="Times New Roman" w:hAnsi="Consolas" w:cs="Times New Roman"/>
+          <w:color w:val="9CDCFE"/>
+          <w:sz w:val="21"/>
+          <w:szCs w:val="21"/>
+          <w:lang w:val="en-US" w:eastAsia="zh-CN"/>
+        </w:rPr>
+        <w:t>ap-southeast-1</w:t>
+      </w:r>
+    </w:p>
+    <w:p>
+      <w:pPr>
+        <w:widowControl/>
+        <w:shd w:val="clear" w:color="auto" w:fill="1F1F1F"/>
+        <w:spacing w:line="285" w:lineRule="atLeast"/>
+        <w:rPr>
+          <w:rFonts w:ascii="Consolas" w:eastAsia="Times New Roman" w:hAnsi="Consolas" w:cs="Times New Roman"/>
+          <w:color w:val="CCCCCC"/>
+          <w:sz w:val="21"/>
+          <w:szCs w:val="21"/>
+          <w:lang w:val="en-US" w:eastAsia="zh-CN"/>
+        </w:rPr>
+      </w:pPr>
+      <w:r>
+        <w:rPr>
+          <w:rFonts w:ascii="Consolas" w:eastAsia="Times New Roman" w:hAnsi="Consolas" w:cs="Times New Roman"/>
+          <w:color w:val="569CD6"/>
+          <w:sz w:val="21"/>
+          <w:szCs w:val="21"/>
+          <w:lang w:val="en-US" w:eastAsia="zh-CN"/>
+        </w:rPr>
+        <w:t>export</w:t>
+      </w:r>
+      <w:r>
+        <w:rPr>
+          <w:rFonts w:ascii="Consolas" w:eastAsia="Times New Roman" w:hAnsi="Consolas" w:cs="Times New Roman"/>
+          <w:color w:val="D4D4D4"/>
+          <w:sz w:val="21"/>
+          <w:szCs w:val="21"/>
+          <w:lang w:val="en-US" w:eastAsia="zh-CN"/>
+        </w:rPr>
+        <w:t xml:space="preserve"> </w:t>
+      </w:r>
+      <w:r>
+        <w:rPr>
+          <w:rFonts w:ascii="Consolas" w:eastAsia="Times New Roman" w:hAnsi="Consolas" w:cs="Times New Roman"/>
+          <w:color w:val="9CDCFE"/>
+          <w:sz w:val="21"/>
+          <w:szCs w:val="21"/>
+          <w:lang w:val="en-US" w:eastAsia="zh-CN"/>
+        </w:rPr>
+        <w:t>APP_NAME</w:t>
+      </w:r>
+      <w:r>
+        <w:rPr>
+          <w:rFonts w:ascii="Consolas" w:eastAsia="Times New Roman" w:hAnsi="Consolas" w:cs="Times New Roman"/>
+          <w:color w:val="D4D4D4"/>
+          <w:sz w:val="21"/>
+          <w:szCs w:val="21"/>
+          <w:lang w:val="en-US" w:eastAsia="zh-CN"/>
+        </w:rPr>
+        <w:t>=</w:t>
+      </w:r>
+      <w:proofErr w:type="spellStart"/>
+      <w:r>
+        <w:rPr>
+          <w:rFonts w:ascii="Consolas" w:eastAsia="Times New Roman" w:hAnsi="Consolas" w:cs="Times New Roman"/>
+          <w:color w:val="9CDCFE"/>
+          <w:sz w:val="21"/>
+          <w:szCs w:val="21"/>
+          <w:lang w:val="en-US" w:eastAsia="zh-CN"/>
+        </w:rPr>
+        <w:t>gis</w:t>
+      </w:r>
+      <w:proofErr w:type="spellEnd"/>
+      <w:r>
+        <w:rPr>
+          <w:rFonts w:ascii="Consolas" w:eastAsia="Times New Roman" w:hAnsi="Consolas" w:cs="Times New Roman"/>
+          <w:color w:val="9CDCFE"/>
+          <w:sz w:val="21"/>
+          <w:szCs w:val="21"/>
+          <w:lang w:val="en-US" w:eastAsia="zh-CN"/>
+        </w:rPr>
+        <w:t>-cloud-</w:t>
+      </w:r>
+      <w:proofErr w:type="spellStart"/>
+      <w:r>
+        <w:rPr>
+          <w:rFonts w:ascii="Consolas" w:eastAsia="Times New Roman" w:hAnsi="Consolas" w:cs="Times New Roman"/>
+          <w:color w:val="9CDCFE"/>
+          <w:sz w:val="21"/>
+          <w:szCs w:val="21"/>
+          <w:lang w:val="en-US" w:eastAsia="zh-CN"/>
+        </w:rPr>
+        <w:t>api</w:t>
+      </w:r>
+      <w:proofErr w:type="spellEnd"/>
+    </w:p>
+    <w:p>
+      <w:pPr>
+        <w:widowControl/>
+        <w:shd w:val="clear" w:color="auto" w:fill="1F1F1F"/>
+        <w:spacing w:line="285" w:lineRule="atLeast"/>
+        <w:rPr>
+          <w:rFonts w:ascii="Consolas" w:eastAsia="Times New Roman" w:hAnsi="Consolas" w:cs="Times New Roman"/>
+          <w:color w:val="CCCCCC"/>
+          <w:sz w:val="21"/>
+          <w:szCs w:val="21"/>
+          <w:lang w:val="en-US" w:eastAsia="zh-CN"/>
+        </w:rPr>
+      </w:pPr>
+      <w:r>
+        <w:rPr>
+          <w:rFonts w:ascii="Consolas" w:eastAsia="Times New Roman" w:hAnsi="Consolas" w:cs="Times New Roman"/>
+          <w:color w:val="569CD6"/>
+          <w:sz w:val="21"/>
+          <w:szCs w:val="21"/>
+          <w:lang w:val="en-US" w:eastAsia="zh-CN"/>
+        </w:rPr>
+        <w:t>export</w:t>
+      </w:r>
+      <w:r>
+        <w:rPr>
+          <w:rFonts w:ascii="Consolas" w:eastAsia="Times New Roman" w:hAnsi="Consolas" w:cs="Times New Roman"/>
+          <w:color w:val="D4D4D4"/>
+          <w:sz w:val="21"/>
+          <w:szCs w:val="21"/>
+          <w:lang w:val="en-US" w:eastAsia="zh-CN"/>
+        </w:rPr>
+        <w:t xml:space="preserve"> </w:t>
+      </w:r>
+      <w:r>
+        <w:rPr>
+          <w:rFonts w:ascii="Consolas" w:eastAsia="Times New Roman" w:hAnsi="Consolas" w:cs="Times New Roman"/>
+          <w:color w:val="9CDCFE"/>
+          <w:sz w:val="21"/>
+          <w:szCs w:val="21"/>
+          <w:lang w:val="en-US" w:eastAsia="zh-CN"/>
+        </w:rPr>
+        <w:t>STAGE_NAME</w:t>
+      </w:r>
+      <w:r>
+        <w:rPr>
+          <w:rFonts w:ascii="Consolas" w:eastAsia="Times New Roman" w:hAnsi="Consolas" w:cs="Times New Roman"/>
+          <w:color w:val="D4D4D4"/>
+          <w:sz w:val="21"/>
+          <w:szCs w:val="21"/>
+          <w:lang w:val="en-US" w:eastAsia="zh-CN"/>
+        </w:rPr>
+        <w:t>=</w:t>
+      </w:r>
+      <w:r>
+        <w:rPr>
+          <w:rFonts w:ascii="Consolas" w:eastAsia="Times New Roman" w:hAnsi="Consolas" w:cs="Times New Roman"/>
+          <w:color w:val="9CDCFE"/>
+          <w:sz w:val="21"/>
+          <w:szCs w:val="21"/>
+          <w:lang w:val="en-US" w:eastAsia="zh-CN"/>
+        </w:rPr>
+        <w:t>prod</w:t>
+      </w:r>
+    </w:p>
+    <w:p>
+      <w:pPr>
+        <w:widowControl/>
+        <w:shd w:val="clear" w:color="auto" w:fill="1F1F1F"/>
+        <w:spacing w:line="285" w:lineRule="atLeast"/>
+        <w:rPr>
+          <w:rFonts w:ascii="Consolas" w:eastAsia="Times New Roman" w:hAnsi="Consolas" w:cs="Times New Roman"/>
+          <w:color w:val="CCCCCC"/>
+          <w:sz w:val="21"/>
+          <w:szCs w:val="21"/>
+          <w:lang w:val="en-US" w:eastAsia="zh-CN"/>
+        </w:rPr>
+      </w:pPr>
+      <w:r>
+        <w:rPr>
+          <w:rFonts w:ascii="Consolas" w:eastAsia="Times New Roman" w:hAnsi="Consolas" w:cs="Times New Roman"/>
+          <w:color w:val="569CD6"/>
+          <w:sz w:val="21"/>
+          <w:szCs w:val="21"/>
+          <w:lang w:val="en-US" w:eastAsia="zh-CN"/>
+        </w:rPr>
+        <w:t>export</w:t>
+      </w:r>
+      <w:r>
+        <w:rPr>
+          <w:rFonts w:ascii="Consolas" w:eastAsia="Times New Roman" w:hAnsi="Consolas" w:cs="Times New Roman"/>
+          <w:color w:val="D4D4D4"/>
+          <w:sz w:val="21"/>
+          <w:szCs w:val="21"/>
+          <w:lang w:val="en-US" w:eastAsia="zh-CN"/>
+        </w:rPr>
+        <w:t xml:space="preserve"> </w:t>
+      </w:r>
+      <w:r>
+        <w:rPr>
+          <w:rFonts w:ascii="Consolas" w:eastAsia="Times New Roman" w:hAnsi="Consolas" w:cs="Times New Roman"/>
+          <w:color w:val="9CDCFE"/>
+          <w:sz w:val="21"/>
+          <w:szCs w:val="21"/>
+          <w:lang w:val="en-US" w:eastAsia="zh-CN"/>
+        </w:rPr>
+        <w:t>STACK_NAME</w:t>
+      </w:r>
+      <w:r>
+        <w:rPr>
+          <w:rFonts w:ascii="Consolas" w:eastAsia="Times New Roman" w:hAnsi="Consolas" w:cs="Times New Roman"/>
+          <w:color w:val="D4D4D4"/>
+          <w:sz w:val="21"/>
+          <w:szCs w:val="21"/>
+          <w:lang w:val="en-US" w:eastAsia="zh-CN"/>
+        </w:rPr>
+        <w:t>=${</w:t>
+      </w:r>
+      <w:r>
+        <w:rPr>
+          <w:rFonts w:ascii="Consolas" w:eastAsia="Times New Roman" w:hAnsi="Consolas" w:cs="Times New Roman"/>
+          <w:color w:val="9CDCFE"/>
+          <w:sz w:val="21"/>
+          <w:szCs w:val="21"/>
+          <w:lang w:val="en-US" w:eastAsia="zh-CN"/>
+        </w:rPr>
+        <w:t>APP_NAME</w:t>
+      </w:r>
+      <w:r>
+        <w:rPr>
+          <w:rFonts w:ascii="Consolas" w:eastAsia="Times New Roman" w:hAnsi="Consolas" w:cs="Times New Roman"/>
+          <w:color w:val="D4D4D4"/>
+          <w:sz w:val="21"/>
+          <w:szCs w:val="21"/>
+          <w:lang w:val="en-US" w:eastAsia="zh-CN"/>
+        </w:rPr>
+        <w:t>}</w:t>
+      </w:r>
+      <w:r>
+        <w:rPr>
+          <w:rFonts w:ascii="Consolas" w:eastAsia="Times New Roman" w:hAnsi="Consolas" w:cs="Times New Roman"/>
+          <w:color w:val="9CDCFE"/>
+          <w:sz w:val="21"/>
+          <w:szCs w:val="21"/>
+          <w:lang w:val="en-US" w:eastAsia="zh-CN"/>
+        </w:rPr>
+        <w:t>-</w:t>
+      </w:r>
+      <w:r>
+        <w:rPr>
+          <w:rFonts w:ascii="Consolas" w:eastAsia="Times New Roman" w:hAnsi="Consolas" w:cs="Times New Roman"/>
+          <w:color w:val="D4D4D4"/>
+          <w:sz w:val="21"/>
+          <w:szCs w:val="21"/>
+          <w:lang w:val="en-US" w:eastAsia="zh-CN"/>
+        </w:rPr>
+        <w:t>${</w:t>
+      </w:r>
+      <w:r>
+        <w:rPr>
+          <w:rFonts w:ascii="Consolas" w:eastAsia="Times New Roman" w:hAnsi="Consolas" w:cs="Times New Roman"/>
+          <w:color w:val="9CDCFE"/>
+          <w:sz w:val="21"/>
+          <w:szCs w:val="21"/>
+          <w:lang w:val="en-US" w:eastAsia="zh-CN"/>
+        </w:rPr>
+        <w:t>STAGE_NAME</w:t>
+      </w:r>
+      <w:r>
+        <w:rPr>
+          <w:rFonts w:ascii="Consolas" w:eastAsia="Times New Roman" w:hAnsi="Consolas" w:cs="Times New Roman"/>
+          <w:color w:val="D4D4D4"/>
+          <w:sz w:val="21"/>
+          <w:szCs w:val="21"/>
+          <w:lang w:val="en-US" w:eastAsia="zh-CN"/>
+        </w:rPr>
+        <w:t>}</w:t>
+      </w:r>
+    </w:p>
+    <w:p>
+      <w:pPr>
+        <w:widowControl/>
+        <w:shd w:val="clear" w:color="auto" w:fill="1F1F1F"/>
+        <w:spacing w:line="285" w:lineRule="atLeast"/>
+        <w:rPr>
+          <w:rFonts w:ascii="Consolas" w:eastAsia="Times New Roman" w:hAnsi="Consolas" w:cs="Times New Roman"/>
+          <w:color w:val="CCCCCC"/>
+          <w:sz w:val="21"/>
+          <w:szCs w:val="21"/>
+          <w:lang w:val="en-US" w:eastAsia="zh-CN"/>
+        </w:rPr>
+      </w:pPr>
+    </w:p>
+    <w:p>
+      <w:pPr>
+        <w:widowControl/>
+        <w:shd w:val="clear" w:color="auto" w:fill="1F1F1F"/>
+        <w:spacing w:line="285" w:lineRule="atLeast"/>
+        <w:rPr>
+          <w:rFonts w:ascii="Consolas" w:eastAsia="Times New Roman" w:hAnsi="Consolas" w:cs="Times New Roman"/>
+          <w:color w:val="CCCCCC"/>
+          <w:sz w:val="21"/>
+          <w:szCs w:val="21"/>
+          <w:lang w:val="en-US" w:eastAsia="zh-CN"/>
+        </w:rPr>
+      </w:pPr>
+      <w:r>
+        <w:rPr>
+          <w:rFonts w:ascii="Consolas" w:eastAsia="Times New Roman" w:hAnsi="Consolas" w:cs="Times New Roman"/>
+          <w:color w:val="569CD6"/>
+          <w:sz w:val="21"/>
+          <w:szCs w:val="21"/>
+          <w:lang w:val="en-US" w:eastAsia="zh-CN"/>
+        </w:rPr>
+        <w:t>export</w:t>
+      </w:r>
+      <w:r>
+        <w:rPr>
+          <w:rFonts w:ascii="Consolas" w:eastAsia="Times New Roman" w:hAnsi="Consolas" w:cs="Times New Roman"/>
+          <w:color w:val="D4D4D4"/>
+          <w:sz w:val="21"/>
+          <w:szCs w:val="21"/>
+          <w:lang w:val="en-US" w:eastAsia="zh-CN"/>
+        </w:rPr>
+        <w:t xml:space="preserve"> </w:t>
+      </w:r>
+      <w:r>
+        <w:rPr>
+          <w:rFonts w:ascii="Consolas" w:eastAsia="Times New Roman" w:hAnsi="Consolas" w:cs="Times New Roman"/>
+          <w:color w:val="9CDCFE"/>
+          <w:sz w:val="21"/>
+          <w:szCs w:val="21"/>
+          <w:lang w:val="en-US" w:eastAsia="zh-CN"/>
+        </w:rPr>
+        <w:t>FRONTEND_BUCKET_NAME</w:t>
+      </w:r>
+      <w:r>
+        <w:rPr>
+          <w:rFonts w:ascii="Consolas" w:eastAsia="Times New Roman" w:hAnsi="Consolas" w:cs="Times New Roman"/>
+          <w:color w:val="D4D4D4"/>
+          <w:sz w:val="21"/>
+          <w:szCs w:val="21"/>
+          <w:lang w:val="en-US" w:eastAsia="zh-CN"/>
+        </w:rPr>
+        <w:t>=</w:t>
+      </w:r>
+      <w:r>
+        <w:rPr>
+          <w:rFonts w:ascii="Consolas" w:eastAsia="Times New Roman" w:hAnsi="Consolas" w:cs="Times New Roman"/>
+          <w:color w:val="9CDCFE"/>
+          <w:sz w:val="21"/>
+          <w:szCs w:val="21"/>
+          <w:lang w:val="en-US" w:eastAsia="zh-CN"/>
+        </w:rPr>
+        <w:t>gis-cloud-frontend-3sktb</w:t>
+      </w:r>
+    </w:p>
+    <w:p>
+      <w:pPr>
+        <w:widowControl/>
+        <w:shd w:val="clear" w:color="auto" w:fill="1F1F1F"/>
+        <w:spacing w:line="285" w:lineRule="atLeast"/>
+        <w:rPr>
+          <w:rFonts w:ascii="Consolas" w:eastAsia="Times New Roman" w:hAnsi="Consolas" w:cs="Times New Roman"/>
+          <w:color w:val="9CDCFE"/>
+          <w:sz w:val="21"/>
+          <w:szCs w:val="21"/>
+          <w:lang w:val="en-US" w:eastAsia="zh-CN"/>
+        </w:rPr>
+      </w:pPr>
+      <w:r>
+        <w:rPr>
+          <w:rFonts w:ascii="Consolas" w:eastAsia="Times New Roman" w:hAnsi="Consolas" w:cs="Times New Roman"/>
+          <w:color w:val="569CD6"/>
+          <w:sz w:val="21"/>
+          <w:szCs w:val="21"/>
+          <w:lang w:val="en-US" w:eastAsia="zh-CN"/>
+        </w:rPr>
+        <w:t>export</w:t>
+      </w:r>
+      <w:r>
+        <w:rPr>
+          <w:rFonts w:ascii="Consolas" w:eastAsia="Times New Roman" w:hAnsi="Consolas" w:cs="Times New Roman"/>
+          <w:color w:val="D4D4D4"/>
+          <w:sz w:val="21"/>
+          <w:szCs w:val="21"/>
+          <w:lang w:val="en-US" w:eastAsia="zh-CN"/>
+        </w:rPr>
+        <w:t xml:space="preserve"> </w:t>
+      </w:r>
+      <w:r>
+        <w:rPr>
+          <w:rFonts w:ascii="Consolas" w:eastAsia="Times New Roman" w:hAnsi="Consolas" w:cs="Times New Roman"/>
+          <w:color w:val="9CDCFE"/>
+          <w:sz w:val="21"/>
+          <w:szCs w:val="21"/>
+          <w:lang w:val="en-US" w:eastAsia="zh-CN"/>
+        </w:rPr>
+        <w:t>DATA_BUCKET_NAME</w:t>
+      </w:r>
+      <w:r>
+        <w:rPr>
+          <w:rFonts w:ascii="Consolas" w:eastAsia="Times New Roman" w:hAnsi="Consolas" w:cs="Times New Roman"/>
+          <w:color w:val="D4D4D4"/>
+          <w:sz w:val="21"/>
+          <w:szCs w:val="21"/>
+          <w:lang w:val="en-US" w:eastAsia="zh-CN"/>
+        </w:rPr>
+        <w:t>=</w:t>
+      </w:r>
+      <w:r>
+        <w:rPr>
+          <w:rFonts w:ascii="Consolas" w:eastAsia="Times New Roman" w:hAnsi="Consolas" w:cs="Times New Roman"/>
+          <w:color w:val="9CDCFE"/>
+          <w:sz w:val="21"/>
+          <w:szCs w:val="21"/>
+          <w:lang w:val="en-US" w:eastAsia="zh-CN"/>
+        </w:rPr>
+        <w:t>gis-cloud-data-3sktb</w:t>
+      </w:r>
+    </w:p>
+    <w:p>
+      <w:pPr>
+        <w:widowControl/>
+        <w:shd w:val="clear" w:color="auto" w:fill="1F1F1F"/>
+        <w:spacing w:line="285" w:lineRule="atLeast"/>
+        <w:rPr>
+          <w:rFonts w:ascii="Consolas" w:eastAsia="Times New Roman" w:hAnsi="Consolas" w:cs="Times New Roman"/>
+          <w:color w:val="9CDCFE"/>
+          <w:sz w:val="21"/>
+          <w:szCs w:val="21"/>
+          <w:lang w:val="en-US" w:eastAsia="zh-CN"/>
+        </w:rPr>
+      </w:pPr>
+    </w:p>
+    <w:p>
+      <w:pPr>
+        <w:widowControl/>
+        <w:shd w:val="clear" w:color="auto" w:fill="1F1F1F"/>
+        <w:spacing w:line="285" w:lineRule="atLeast"/>
+        <w:rPr>
+          <w:rFonts w:ascii="Consolas" w:eastAsia="Times New Roman" w:hAnsi="Consolas" w:cs="Times New Roman"/>
+          <w:color w:val="CCCCCC"/>
+          <w:sz w:val="21"/>
+          <w:szCs w:val="21"/>
+          <w:lang w:val="en-US" w:eastAsia="zh-CN"/>
+        </w:rPr>
+      </w:pPr>
+      <w:r>
+        <w:rPr>
+          <w:rFonts w:ascii="Consolas" w:eastAsia="Times New Roman" w:hAnsi="Consolas" w:cs="Times New Roman"/>
+          <w:color w:val="569CD6"/>
+          <w:sz w:val="21"/>
+          <w:szCs w:val="21"/>
+          <w:lang w:val="en-US" w:eastAsia="zh-CN"/>
+        </w:rPr>
+        <w:t>export</w:t>
+      </w:r>
+      <w:r>
+        <w:rPr>
+          <w:rFonts w:ascii="Consolas" w:eastAsia="Times New Roman" w:hAnsi="Consolas" w:cs="Times New Roman"/>
+          <w:color w:val="D4D4D4"/>
+          <w:sz w:val="21"/>
+          <w:szCs w:val="21"/>
+          <w:lang w:val="en-US" w:eastAsia="zh-CN"/>
+        </w:rPr>
+        <w:t xml:space="preserve"> </w:t>
+      </w:r>
+      <w:r>
+        <w:rPr>
+          <w:rFonts w:ascii="Consolas" w:eastAsia="Times New Roman" w:hAnsi="Consolas" w:cs="Times New Roman"/>
+          <w:color w:val="9CDCFE"/>
+          <w:sz w:val="21"/>
+          <w:szCs w:val="21"/>
+          <w:lang w:val="en-US" w:eastAsia="zh-CN"/>
+        </w:rPr>
+        <w:t>CORS_ORIGINS</w:t>
+      </w:r>
+      <w:r>
+        <w:rPr>
+          <w:rFonts w:ascii="Consolas" w:eastAsia="Times New Roman" w:hAnsi="Consolas" w:cs="Times New Roman"/>
+          <w:color w:val="D4D4D4"/>
+          <w:sz w:val="21"/>
+          <w:szCs w:val="21"/>
+          <w:lang w:val="en-US" w:eastAsia="zh-CN"/>
+        </w:rPr>
+        <w:t xml:space="preserve">=* </w:t>
+      </w:r>
+      <w:r>
+        <w:rPr>
+          <w:rFonts w:ascii="Consolas" w:eastAsia="Times New Roman" w:hAnsi="Consolas" w:cs="Times New Roman"/>
+          <w:color w:val="6A9955"/>
+          <w:sz w:val="21"/>
+          <w:szCs w:val="21"/>
+          <w:lang w:val="en-US" w:eastAsia="zh-CN"/>
+        </w:rPr>
+        <w:t>#https://&lt;your-frontend-domain&gt;</w:t>
+      </w:r>
+    </w:p>
+    <w:p>
+      <w:pPr>
+        <w:widowControl/>
+        <w:shd w:val="clear" w:color="auto" w:fill="1F1F1F"/>
+        <w:spacing w:line="285" w:lineRule="atLeast"/>
+        <w:rPr>
+          <w:rFonts w:ascii="Consolas" w:eastAsia="Times New Roman" w:hAnsi="Consolas" w:cs="Times New Roman"/>
+          <w:color w:val="9CDCFE"/>
+          <w:sz w:val="21"/>
+          <w:szCs w:val="21"/>
+          <w:lang w:val="en-US" w:eastAsia="zh-CN"/>
+        </w:rPr>
+      </w:pPr>
+    </w:p>
+    <w:p>
+      <w:pPr>
+        <w:widowControl/>
+        <w:shd w:val="clear" w:color="auto" w:fill="1F1F1F"/>
+        <w:spacing w:line="285" w:lineRule="atLeast"/>
+        <w:rPr>
+          <w:rFonts w:ascii="Consolas" w:eastAsia="Times New Roman" w:hAnsi="Consolas" w:cs="Times New Roman"/>
+          <w:color w:val="9CDCFE"/>
+          <w:sz w:val="21"/>
+          <w:szCs w:val="21"/>
+          <w:lang w:val="en-US" w:eastAsia="zh-CN"/>
+        </w:rPr>
+      </w:pPr>
+    </w:p>
+    <w:p>
+      <w:pPr>
+        <w:widowControl/>
+        <w:shd w:val="clear" w:color="auto" w:fill="1F1F1F"/>
+        <w:spacing w:line="285" w:lineRule="atLeast"/>
+        <w:rPr>
+          <w:b/>
+        </w:rPr>
+      </w:pPr>
+      <w:r>
+        <w:rPr>
+          <w:b/>
+        </w:rPr>
+        <w:t>3</w:t>
+      </w:r>
+      <w:r>
+        <w:rPr>
+          <w:b/>
+        </w:rPr>
+        <w:t xml:space="preserve">. </w:t>
+      </w:r>
+    </w:p>
+    <w:p>
+      <w:pPr>
+        <w:widowControl/>
+        <w:shd w:val="clear" w:color="auto" w:fill="1F1F1F"/>
+        <w:spacing w:line="285" w:lineRule="atLeast"/>
+        <w:rPr>
+          <w:rFonts w:ascii="Consolas" w:eastAsia="Times New Roman" w:hAnsi="Consolas" w:cs="Times New Roman"/>
+          <w:color w:val="CCCCCC"/>
+          <w:sz w:val="21"/>
+          <w:szCs w:val="21"/>
+          <w:lang w:val="en-US" w:eastAsia="zh-CN"/>
+        </w:rPr>
+      </w:pPr>
+      <w:r>
+        <w:rPr>
+          <w:rFonts w:ascii="Consolas" w:eastAsia="Times New Roman" w:hAnsi="Consolas" w:cs="Times New Roman"/>
+          <w:color w:val="DCDCAA"/>
+          <w:sz w:val="21"/>
+          <w:szCs w:val="21"/>
+          <w:lang w:val="en-US" w:eastAsia="zh-CN"/>
+        </w:rPr>
+        <w:t>bash</w:t>
+      </w:r>
+      <w:r>
+        <w:rPr>
+          <w:rFonts w:ascii="Consolas" w:eastAsia="Times New Roman" w:hAnsi="Consolas" w:cs="Times New Roman"/>
+          <w:color w:val="D4D4D4"/>
+          <w:sz w:val="21"/>
+          <w:szCs w:val="21"/>
+          <w:lang w:val="en-US" w:eastAsia="zh-CN"/>
+        </w:rPr>
+        <w:t xml:space="preserve"> </w:t>
+      </w:r>
+      <w:r>
+        <w:rPr>
+          <w:rFonts w:ascii="Consolas" w:eastAsia="Times New Roman" w:hAnsi="Consolas" w:cs="Times New Roman"/>
+          <w:color w:val="CE9178"/>
+          <w:sz w:val="21"/>
+          <w:szCs w:val="21"/>
+          <w:lang w:val="en-US" w:eastAsia="zh-CN"/>
+        </w:rPr>
+        <w:t>cloud/aws/scripts/deploy.sh</w:t>
+      </w:r>
+    </w:p>
+    <w:p>
+      <w:pPr>
+        <w:widowControl/>
+        <w:shd w:val="clear" w:color="auto" w:fill="1F1F1F"/>
+        <w:spacing w:line="285" w:lineRule="atLeast"/>
+        <w:rPr>
+          <w:b/>
+          <w:lang w:val="en-US"/>
+        </w:rPr>
+      </w:pPr>
+    </w:p>
+    <w:p>
+      <w:pPr>
+        <w:widowControl/>
+        <w:shd w:val="clear" w:color="auto" w:fill="1F1F1F"/>
+        <w:spacing w:line="285" w:lineRule="atLeast"/>
+        <w:rPr>
+          <w:b/>
+          <w:lang w:val="en-US"/>
+        </w:rPr>
+      </w:pPr>
+    </w:p>
+    <w:p>
+      <w:pPr>
+        <w:widowControl/>
+        <w:shd w:val="clear" w:color="auto" w:fill="1F1F1F"/>
+        <w:spacing w:line="285" w:lineRule="atLeast"/>
+        <w:rPr>
+          <w:rFonts w:ascii="Consolas" w:eastAsia="Times New Roman" w:hAnsi="Consolas" w:cs="Times New Roman"/>
+          <w:color w:val="9CDCFE"/>
+          <w:sz w:val="21"/>
+          <w:szCs w:val="21"/>
+          <w:lang w:val="en-US" w:eastAsia="zh-CN"/>
+        </w:rPr>
+      </w:pPr>
+      <w:r>
+        <w:rPr>
+          <w:rFonts w:ascii="Consolas" w:eastAsia="Times New Roman" w:hAnsi="Consolas" w:cs="Times New Roman"/>
+          <w:color w:val="9CDCFE"/>
+          <w:sz w:val="21"/>
+          <w:szCs w:val="21"/>
+          <w:lang w:val="en-US" w:eastAsia="zh-CN"/>
+        </w:rPr>
+        <w:t xml:space="preserve">Need to install </w:t>
+      </w:r>
+      <w:r>
+        <w:rPr>
+          <w:rFonts w:ascii="Consolas" w:eastAsia="Times New Roman" w:hAnsi="Consolas" w:cs="Times New Roman"/>
+          <w:color w:val="9CDCFE"/>
+          <w:sz w:val="21"/>
+          <w:szCs w:val="21"/>
+          <w:lang w:val="en-US" w:eastAsia="zh-CN"/>
+        </w:rPr>
+        <w:t xml:space="preserve">AWS SAM </w:t>
+      </w:r>
+      <w:proofErr w:type="gramStart"/>
+      <w:r>
+        <w:rPr>
+          <w:rFonts w:ascii="Consolas" w:eastAsia="Times New Roman" w:hAnsi="Consolas" w:cs="Times New Roman"/>
+          <w:color w:val="9CDCFE"/>
+          <w:sz w:val="21"/>
+          <w:szCs w:val="21"/>
+          <w:lang w:val="en-US" w:eastAsia="zh-CN"/>
+        </w:rPr>
+        <w:t>CLI</w:t>
+      </w:r>
+      <w:r>
+        <w:rPr>
+          <w:rFonts w:ascii="Consolas" w:eastAsia="Times New Roman" w:hAnsi="Consolas" w:cs="Times New Roman"/>
+          <w:color w:val="9CDCFE"/>
+          <w:sz w:val="21"/>
+          <w:szCs w:val="21"/>
+          <w:lang w:val="en-US" w:eastAsia="zh-CN"/>
+        </w:rPr>
+        <w:t xml:space="preserve"> ,</w:t>
+      </w:r>
+      <w:proofErr w:type="gramEnd"/>
+      <w:r>
+        <w:rPr>
+          <w:rFonts w:ascii="Consolas" w:eastAsia="Times New Roman" w:hAnsi="Consolas" w:cs="Times New Roman"/>
+          <w:color w:val="9CDCFE"/>
+          <w:sz w:val="21"/>
+          <w:szCs w:val="21"/>
+          <w:lang w:val="en-US" w:eastAsia="zh-CN"/>
+        </w:rPr>
+        <w:t xml:space="preserve"> then </w:t>
+      </w:r>
+      <w:proofErr w:type="spellStart"/>
+      <w:r>
+        <w:rPr>
+          <w:rFonts w:ascii="Consolas" w:eastAsia="Times New Roman" w:hAnsi="Consolas" w:cs="Times New Roman"/>
+          <w:color w:val="9CDCFE"/>
+          <w:sz w:val="21"/>
+          <w:szCs w:val="21"/>
+          <w:lang w:val="en-US" w:eastAsia="zh-CN"/>
+        </w:rPr>
+        <w:t>sam</w:t>
+      </w:r>
+      <w:proofErr w:type="spellEnd"/>
+      <w:r>
+        <w:rPr>
+          <w:rFonts w:ascii="Consolas" w:eastAsia="Times New Roman" w:hAnsi="Consolas" w:cs="Times New Roman"/>
+          <w:color w:val="9CDCFE"/>
+          <w:sz w:val="21"/>
+          <w:szCs w:val="21"/>
+          <w:lang w:val="en-US" w:eastAsia="zh-CN"/>
+        </w:rPr>
+        <w:t xml:space="preserve"> was windows </w:t>
+      </w:r>
+      <w:proofErr w:type="spellStart"/>
+      <w:r>
+        <w:rPr>
+          <w:rFonts w:ascii="Consolas" w:eastAsia="Times New Roman" w:hAnsi="Consolas" w:cs="Times New Roman"/>
+          <w:color w:val="9CDCFE"/>
+          <w:sz w:val="21"/>
+          <w:szCs w:val="21"/>
+          <w:lang w:val="en-US" w:eastAsia="zh-CN"/>
+        </w:rPr>
+        <w:t>cmd</w:t>
+      </w:r>
+      <w:proofErr w:type="spellEnd"/>
+      <w:r>
+        <w:rPr>
+          <w:rFonts w:ascii="Consolas" w:eastAsia="Times New Roman" w:hAnsi="Consolas" w:cs="Times New Roman"/>
+          <w:color w:val="9CDCFE"/>
+          <w:sz w:val="21"/>
+          <w:szCs w:val="21"/>
+          <w:lang w:val="en-US" w:eastAsia="zh-CN"/>
+        </w:rPr>
+        <w:t xml:space="preserve"> and not </w:t>
+      </w:r>
+      <w:proofErr w:type="spellStart"/>
+      <w:r>
+        <w:rPr>
+          <w:rFonts w:ascii="Consolas" w:eastAsia="Times New Roman" w:hAnsi="Consolas" w:cs="Times New Roman"/>
+          <w:color w:val="9CDCFE"/>
+          <w:sz w:val="21"/>
+          <w:szCs w:val="21"/>
+          <w:lang w:val="en-US" w:eastAsia="zh-CN"/>
+        </w:rPr>
+        <w:t>linux</w:t>
+      </w:r>
+      <w:proofErr w:type="spellEnd"/>
+      <w:r>
+        <w:rPr>
+          <w:rFonts w:ascii="Consolas" w:eastAsia="Times New Roman" w:hAnsi="Consolas" w:cs="Times New Roman"/>
+          <w:color w:val="9CDCFE"/>
+          <w:sz w:val="21"/>
+          <w:szCs w:val="21"/>
+          <w:lang w:val="en-US" w:eastAsia="zh-CN"/>
+        </w:rPr>
+        <w:t xml:space="preserve"> .exe ._.</w:t>
+      </w:r>
+    </w:p>
+    <w:p>
+      <w:pPr>
+        <w:widowControl/>
+        <w:shd w:val="clear" w:color="auto" w:fill="1F1F1F"/>
+        <w:spacing w:line="285" w:lineRule="atLeast"/>
+        <w:rPr>
+          <w:rFonts w:ascii="Consolas" w:eastAsia="Times New Roman" w:hAnsi="Consolas" w:cs="Times New Roman"/>
+          <w:color w:val="9CDCFE"/>
+          <w:sz w:val="21"/>
+          <w:szCs w:val="21"/>
+          <w:lang w:val="en-US" w:eastAsia="zh-CN"/>
+        </w:rPr>
+      </w:pPr>
+      <w:r>
+        <w:rPr>
+          <w:rFonts w:ascii="Consolas" w:eastAsia="Times New Roman" w:hAnsi="Consolas" w:cs="Times New Roman"/>
+          <w:color w:val="9CDCFE"/>
+          <w:sz w:val="21"/>
+          <w:szCs w:val="21"/>
+          <w:lang w:val="en-US" w:eastAsia="zh-CN"/>
+        </w:rPr>
+        <w:t xml:space="preserve">Have to have Python312 in path </w:t>
+      </w:r>
+      <w:proofErr w:type="spellStart"/>
+      <w:r>
+        <w:rPr>
+          <w:rFonts w:ascii="Consolas" w:eastAsia="Times New Roman" w:hAnsi="Consolas" w:cs="Times New Roman"/>
+          <w:color w:val="9CDCFE"/>
+          <w:sz w:val="21"/>
+          <w:szCs w:val="21"/>
+          <w:lang w:val="en-US" w:eastAsia="zh-CN"/>
+        </w:rPr>
+        <w:t>envr</w:t>
+      </w:r>
+      <w:proofErr w:type="spellEnd"/>
+      <w:r>
+        <w:rPr>
+          <w:rFonts w:ascii="Consolas" w:eastAsia="Times New Roman" w:hAnsi="Consolas" w:cs="Times New Roman"/>
+          <w:color w:val="9CDCFE"/>
+          <w:sz w:val="21"/>
+          <w:szCs w:val="21"/>
+          <w:lang w:val="en-US" w:eastAsia="zh-CN"/>
+        </w:rPr>
+        <w:t xml:space="preserve"> variable.</w:t>
+      </w:r>
+    </w:p>
+    <w:p>
+      <w:pPr>
+        <w:widowControl/>
+        <w:shd w:val="clear" w:color="auto" w:fill="1F1F1F"/>
+        <w:spacing w:line="285" w:lineRule="atLeast"/>
+        <w:rPr>
+          <w:rFonts w:ascii="Consolas" w:eastAsia="Times New Roman" w:hAnsi="Consolas" w:cs="Times New Roman"/>
+          <w:color w:val="9CDCFE"/>
+          <w:sz w:val="21"/>
+          <w:szCs w:val="21"/>
+          <w:lang w:val="en-US" w:eastAsia="zh-CN"/>
+        </w:rPr>
+      </w:pPr>
+      <w:proofErr w:type="spellStart"/>
+      <w:r>
+        <w:rPr>
+          <w:rFonts w:ascii="Consolas" w:eastAsia="Times New Roman" w:hAnsi="Consolas" w:cs="Times New Roman"/>
+          <w:color w:val="9CDCFE"/>
+          <w:sz w:val="21"/>
+          <w:szCs w:val="21"/>
+          <w:lang w:val="en-US" w:eastAsia="zh-CN"/>
+        </w:rPr>
+        <w:t>Orh</w:t>
+      </w:r>
+      <w:proofErr w:type="spellEnd"/>
+      <w:r>
+        <w:rPr>
+          <w:rFonts w:ascii="Consolas" w:eastAsia="Times New Roman" w:hAnsi="Consolas" w:cs="Times New Roman"/>
+          <w:color w:val="9CDCFE"/>
+          <w:sz w:val="21"/>
+          <w:szCs w:val="21"/>
+          <w:lang w:val="en-US" w:eastAsia="zh-CN"/>
+        </w:rPr>
+        <w:t xml:space="preserve"> before this I need to log into </w:t>
+      </w:r>
+      <w:proofErr w:type="spellStart"/>
+      <w:r>
+        <w:rPr>
+          <w:rFonts w:ascii="Consolas" w:eastAsia="Times New Roman" w:hAnsi="Consolas" w:cs="Times New Roman"/>
+          <w:color w:val="9CDCFE"/>
+          <w:sz w:val="21"/>
+          <w:szCs w:val="21"/>
+          <w:lang w:val="en-US" w:eastAsia="zh-CN"/>
+        </w:rPr>
+        <w:t>aws</w:t>
+      </w:r>
+      <w:proofErr w:type="spellEnd"/>
+      <w:r>
+        <w:rPr>
+          <w:rFonts w:ascii="Consolas" w:eastAsia="Times New Roman" w:hAnsi="Consolas" w:cs="Times New Roman"/>
+          <w:color w:val="9CDCFE"/>
+          <w:sz w:val="21"/>
+          <w:szCs w:val="21"/>
+          <w:lang w:val="en-US" w:eastAsia="zh-CN"/>
+        </w:rPr>
+        <w:t xml:space="preserve"> using </w:t>
+      </w:r>
+      <w:proofErr w:type="spellStart"/>
+      <w:r>
+        <w:rPr>
+          <w:rFonts w:ascii="Consolas" w:eastAsia="Times New Roman" w:hAnsi="Consolas" w:cs="Times New Roman"/>
+          <w:color w:val="9CDCFE"/>
+          <w:sz w:val="21"/>
+          <w:szCs w:val="21"/>
+          <w:lang w:val="en-US" w:eastAsia="zh-CN"/>
+        </w:rPr>
+        <w:t>aws</w:t>
+      </w:r>
+      <w:proofErr w:type="spellEnd"/>
+      <w:r>
+        <w:rPr>
+          <w:rFonts w:ascii="Consolas" w:eastAsia="Times New Roman" w:hAnsi="Consolas" w:cs="Times New Roman"/>
+          <w:color w:val="9CDCFE"/>
+          <w:sz w:val="21"/>
+          <w:szCs w:val="21"/>
+          <w:lang w:val="en-US" w:eastAsia="zh-CN"/>
+        </w:rPr>
+        <w:t xml:space="preserve"> configure??</w:t>
+      </w:r>
+    </w:p>
+    <w:p>
+      <w:pPr>
+        <w:widowControl/>
+        <w:shd w:val="clear" w:color="auto" w:fill="1F1F1F"/>
+        <w:spacing w:line="285" w:lineRule="atLeast"/>
+        <w:rPr>
+          <w:rFonts w:ascii="Consolas" w:eastAsia="Times New Roman" w:hAnsi="Consolas" w:cs="Times New Roman"/>
+          <w:color w:val="CCCCCC"/>
+          <w:sz w:val="21"/>
+          <w:szCs w:val="21"/>
+          <w:lang w:val="en-US" w:eastAsia="zh-CN"/>
+        </w:rPr>
+      </w:pPr>
+      <w:r>
+        <w:rPr>
+          <w:rFonts w:ascii="Consolas" w:eastAsia="Times New Roman" w:hAnsi="Consolas" w:cs="Times New Roman"/>
+          <w:color w:val="9CDCFE"/>
+          <w:sz w:val="21"/>
+          <w:szCs w:val="21"/>
+          <w:lang w:val="en-US" w:eastAsia="zh-CN"/>
+        </w:rPr>
+        <w:t xml:space="preserve">Need to install </w:t>
+      </w:r>
+      <w:r>
+        <w:t>AWS CLI v2</w:t>
+      </w:r>
+      <w:r>
+        <w:rPr>
+          <w:rFonts w:ascii="Consolas" w:eastAsia="Times New Roman" w:hAnsi="Consolas" w:cs="Times New Roman"/>
+          <w:color w:val="9CDCFE"/>
+          <w:sz w:val="21"/>
+          <w:szCs w:val="21"/>
+          <w:lang w:val="en-US" w:eastAsia="zh-CN"/>
+        </w:rPr>
+        <w:br/>
+      </w:r>
+    </w:p>
+    <w:p>
+      <w:pPr>
+        <w:pStyle w:val="Heading1"/>
+        <w:numPr>
+          <w:ilvl w:val="0"/>
+          <w:numId w:val="1"/>
+        </w:numPr>
+        <w:spacing w:line="276" w:lineRule="auto"/>
+      </w:pPr>
+      <w:r>
+        <w:br/>
+      </w:r>
+    </w:p>
+    <w:p>
+      <w:pPr>
+        <w:pStyle w:val="Heading1"/>
+        <w:numPr>
+          <w:ilvl w:val="0"/>
+          <w:numId w:val="1"/>
+        </w:numPr>
+        <w:spacing w:line="276" w:lineRule="auto"/>
+      </w:pPr>
+    </w:p>
+    <w:p>
+      <w:pPr>
+        <w:pStyle w:val="BodyText"/>
+        <w:spacing w:line="276" w:lineRule="auto"/>
+        <w:rPr>
+          <w:b/>
+        </w:rPr>
+      </w:pPr>
+    </w:p>
+    <w:p>
+      <w:pPr>
         <w:pStyle w:val="BodyText"/>
         <w:spacing w:line="276" w:lineRule="auto"/>
         <w:ind w:left="0"/>
@@ -2066,7 +4748,7 @@
           <w:lang w:val="en-SG" w:eastAsia="zh-SG"/>
         </w:rPr>
       </w:pPr>
-      <w:bookmarkStart w:id="0" w:name="_Ref117845988"/>
+      <w:bookmarkStart w:id="1" w:name="_Ref117845988"/>
       <w:r>
         <w:rPr>
           <w:rFonts w:ascii="Arial" w:eastAsia="Verdana" w:hAnsi="Arial" w:cs="Arial"/>
@@ -2079,7 +4761,7 @@
         </w:rPr>
         <w:t>G. Eason, B. Noble, and I. N. Sneddon, “On certain integrals of Lipschitz-Hankel type involving products of Bessel functions,” Phil. Trans. Roy. Soc. London, vol. A247, pp. 529–551, April 1955. (references)</w:t>
       </w:r>
-      <w:bookmarkEnd w:id="0"/>
+      <w:bookmarkEnd w:id="1"/>
     </w:p>
     <w:p>
       <w:pPr>
@@ -2279,12 +4961,12 @@
       </w:r>
     </w:p>
     <w:sectPr>
-      <w:headerReference w:type="even" r:id="rId8"/>
-      <w:headerReference w:type="default" r:id="rId9"/>
-      <w:footerReference w:type="even" r:id="rId10"/>
-      <w:footerReference w:type="default" r:id="rId11"/>
-      <w:headerReference w:type="first" r:id="rId12"/>
-      <w:footerReference w:type="first" r:id="rId13"/>
+      <w:headerReference w:type="even" r:id="rId10"/>
+      <w:headerReference w:type="default" r:id="rId11"/>
+      <w:footerReference w:type="even" r:id="rId12"/>
+      <w:footerReference w:type="default" r:id="rId13"/>
+      <w:headerReference w:type="first" r:id="rId14"/>
+      <w:footerReference w:type="first" r:id="rId15"/>
       <w:pgSz w:w="11906" w:h="16838"/>
       <w:pgMar w:top="1560" w:right="1440" w:bottom="1560" w:left="1440" w:header="708" w:footer="708" w:gutter="0"/>
       <w:pgNumType w:start="1"/>
@@ -2296,7 +4978,7 @@
 </file>
 
 <file path=word/endnotes.xml><?xml version="1.0" encoding="utf-8"?>
-<w:endnotes xmlns:wpc="http://schemas.microsoft.com/office/word/2010/wordprocessingCanvas" xmlns:cx="http://schemas.microsoft.com/office/drawing/2014/chartex" xmlns:cx1="http://schemas.microsoft.com/office/drawing/2015/9/8/chartex" xmlns:cx2="http://schemas.microsoft.com/office/drawing/2015/10/21/chartex" xmlns:cx3="http://schemas.microsoft.com/office/drawing/2016/5/9/chartex" xmlns:cx4="http://schemas.microsoft.com/office/drawing/2016/5/10/chartex" xmlns:cx5="http://schemas.microsoft.com/office/drawing/2016/5/11/chartex" xmlns:cx6="http://schemas.microsoft.com/office/drawing/2016/5/12/chartex" xmlns:cx7="http://schemas.microsoft.com/office/drawing/2016/5/13/chartex" xmlns:cx8="http://schemas.microsoft.com/office/drawing/2016/5/14/chartex" xmlns:mc="http://schemas.openxmlformats.org/markup-compatibility/2006" xmlns:aink="http://schemas.microsoft.com/office/drawing/2016/ink" xmlns:am3d="http://schemas.microsoft.com/office/drawing/2017/model3d" xmlns:o="urn:schemas-microsoft-com:office:office" xmlns:oel="http://schemas.microsoft.com/office/2019/extlst" xmlns:r="http://schemas.openxmlformats.org/officeDocument/2006/relationships" xmlns:m="http://schemas.openxmlformats.org/officeDocument/2006/math" xmlns:v="urn:schemas-microsoft-com:vml" xmlns:wp14="http://schemas.microsoft.com/office/word/2010/wordprocessingDrawing" xmlns:wp="http://schemas.openxmlformats.org/drawingml/2006/wordprocessingDrawing" xmlns:w10="urn:schemas-microsoft-com:office:word" xmlns:w="http://schemas.openxmlformats.org/wordprocessingml/2006/main" xmlns:w14="http://schemas.microsoft.com/office/word/2010/wordml" xmlns:w15="http://schemas.microsoft.com/office/word/2012/wordml" xmlns:w16cex="http://schemas.microsoft.com/office/word/2018/wordml/cex" xmlns:w16cid="http://schemas.microsoft.com/office/word/2016/wordml/cid" xmlns:w16="http://schemas.microsoft.com/office/word/2018/wordml" xmlns:w16sdtdh="http://schemas.microsoft.com/office/word/2020/wordml/sdtdatahash" xmlns:w16se="http://schemas.microsoft.com/office/word/2015/wordml/symex" xmlns:wpg="http://schemas.microsoft.com/office/word/2010/wordprocessingGroup" xmlns:wpi="http://schemas.microsoft.com/office/word/2010/wordprocessingInk" xmlns:wne="http://schemas.microsoft.com/office/word/2006/wordml" xmlns:wps="http://schemas.microsoft.com/office/word/2010/wordprocessingShape" mc:Ignorable="w14 w15 w16se w16cid w16 w16cex w16sdtdh wp14">
+<w:endnotes xmlns:wpc="http://schemas.microsoft.com/office/word/2010/wordprocessingCanvas" xmlns:cx="http://schemas.microsoft.com/office/drawing/2014/chartex" xmlns:mc="http://schemas.openxmlformats.org/markup-compatibility/2006" xmlns:o="urn:schemas-microsoft-com:office:office" xmlns:r="http://schemas.openxmlformats.org/officeDocument/2006/relationships" xmlns:m="http://schemas.openxmlformats.org/officeDocument/2006/math" xmlns:v="urn:schemas-microsoft-com:vml" xmlns:wp14="http://schemas.microsoft.com/office/word/2010/wordprocessingDrawing" xmlns:wp="http://schemas.openxmlformats.org/drawingml/2006/wordprocessingDrawing" xmlns:w10="urn:schemas-microsoft-com:office:word" xmlns:w="http://schemas.openxmlformats.org/wordprocessingml/2006/main" xmlns:w14="http://schemas.microsoft.com/office/word/2010/wordml" xmlns:w15="http://schemas.microsoft.com/office/word/2012/wordml" xmlns:w16se="http://schemas.microsoft.com/office/word/2015/wordml/symex" xmlns:wpg="http://schemas.microsoft.com/office/word/2010/wordprocessingGroup" xmlns:wpi="http://schemas.microsoft.com/office/word/2010/wordprocessingInk" xmlns:wne="http://schemas.microsoft.com/office/word/2006/wordml" xmlns:wps="http://schemas.microsoft.com/office/word/2010/wordprocessingShape" mc:Ignorable="w14 w15 w16se wp14">
   <w:endnote w:type="separator" w:id="-1">
     <w:p>
       <w:r>
@@ -2315,7 +4997,7 @@
 </file>
 
 <file path=word/footer1.xml><?xml version="1.0" encoding="utf-8"?>
-<w:ftr xmlns:wpc="http://schemas.microsoft.com/office/word/2010/wordprocessingCanvas" xmlns:cx="http://schemas.microsoft.com/office/drawing/2014/chartex" xmlns:cx1="http://schemas.microsoft.com/office/drawing/2015/9/8/chartex" xmlns:cx2="http://schemas.microsoft.com/office/drawing/2015/10/21/chartex" xmlns:cx3="http://schemas.microsoft.com/office/drawing/2016/5/9/chartex" xmlns:cx4="http://schemas.microsoft.com/office/drawing/2016/5/10/chartex" xmlns:cx5="http://schemas.microsoft.com/office/drawing/2016/5/11/chartex" xmlns:cx6="http://schemas.microsoft.com/office/drawing/2016/5/12/chartex" xmlns:cx7="http://schemas.microsoft.com/office/drawing/2016/5/13/chartex" xmlns:cx8="http://schemas.microsoft.com/office/drawing/2016/5/14/chartex" xmlns:mc="http://schemas.openxmlformats.org/markup-compatibility/2006" xmlns:aink="http://schemas.microsoft.com/office/drawing/2016/ink" xmlns:am3d="http://schemas.microsoft.com/office/drawing/2017/model3d" xmlns:o="urn:schemas-microsoft-com:office:office" xmlns:oel="http://schemas.microsoft.com/office/2019/extlst" xmlns:r="http://schemas.openxmlformats.org/officeDocument/2006/relationships" xmlns:m="http://schemas.openxmlformats.org/officeDocument/2006/math" xmlns:v="urn:schemas-microsoft-com:vml" xmlns:wp14="http://schemas.microsoft.com/office/word/2010/wordprocessingDrawing" xmlns:wp="http://schemas.openxmlformats.org/drawingml/2006/wordprocessingDrawing" xmlns:w10="urn:schemas-microsoft-com:office:word" xmlns:w="http://schemas.openxmlformats.org/wordprocessingml/2006/main" xmlns:w14="http://schemas.microsoft.com/office/word/2010/wordml" xmlns:w15="http://schemas.microsoft.com/office/word/2012/wordml" xmlns:w16cex="http://schemas.microsoft.com/office/word/2018/wordml/cex" xmlns:w16cid="http://schemas.microsoft.com/office/word/2016/wordml/cid" xmlns:w16="http://schemas.microsoft.com/office/word/2018/wordml" xmlns:w16sdtdh="http://schemas.microsoft.com/office/word/2020/wordml/sdtdatahash" xmlns:w16se="http://schemas.microsoft.com/office/word/2015/wordml/symex" xmlns:wpg="http://schemas.microsoft.com/office/word/2010/wordprocessingGroup" xmlns:wpi="http://schemas.microsoft.com/office/word/2010/wordprocessingInk" xmlns:wne="http://schemas.microsoft.com/office/word/2006/wordml" xmlns:wps="http://schemas.microsoft.com/office/word/2010/wordprocessingShape" mc:Ignorable="w14 w15 w16se w16cid w16 w16cex w16sdtdh wp14">
+<w:ftr xmlns:wpc="http://schemas.microsoft.com/office/word/2010/wordprocessingCanvas" xmlns:cx="http://schemas.microsoft.com/office/drawing/2014/chartex" xmlns:mc="http://schemas.openxmlformats.org/markup-compatibility/2006" xmlns:o="urn:schemas-microsoft-com:office:office" xmlns:r="http://schemas.openxmlformats.org/officeDocument/2006/relationships" xmlns:m="http://schemas.openxmlformats.org/officeDocument/2006/math" xmlns:v="urn:schemas-microsoft-com:vml" xmlns:wp14="http://schemas.microsoft.com/office/word/2010/wordprocessingDrawing" xmlns:wp="http://schemas.openxmlformats.org/drawingml/2006/wordprocessingDrawing" xmlns:w10="urn:schemas-microsoft-com:office:word" xmlns:w="http://schemas.openxmlformats.org/wordprocessingml/2006/main" xmlns:w14="http://schemas.microsoft.com/office/word/2010/wordml" xmlns:w15="http://schemas.microsoft.com/office/word/2012/wordml" xmlns:w16se="http://schemas.microsoft.com/office/word/2015/wordml/symex" xmlns:wpg="http://schemas.microsoft.com/office/word/2010/wordprocessingGroup" xmlns:wpi="http://schemas.microsoft.com/office/word/2010/wordprocessingInk" xmlns:wne="http://schemas.microsoft.com/office/word/2006/wordml" xmlns:wps="http://schemas.microsoft.com/office/word/2010/wordprocessingShape" mc:Ignorable="w14 w15 w16se wp14">
   <w:p>
     <w:pPr>
       <w:pStyle w:val="Footer"/>
@@ -2325,7 +5007,7 @@
 </file>
 
 <file path=word/footer2.xml><?xml version="1.0" encoding="utf-8"?>
-<w:ftr xmlns:wpc="http://schemas.microsoft.com/office/word/2010/wordprocessingCanvas" xmlns:cx="http://schemas.microsoft.com/office/drawing/2014/chartex" xmlns:cx1="http://schemas.microsoft.com/office/drawing/2015/9/8/chartex" xmlns:cx2="http://schemas.microsoft.com/office/drawing/2015/10/21/chartex" xmlns:cx3="http://schemas.microsoft.com/office/drawing/2016/5/9/chartex" xmlns:cx4="http://schemas.microsoft.com/office/drawing/2016/5/10/chartex" xmlns:cx5="http://schemas.microsoft.com/office/drawing/2016/5/11/chartex" xmlns:cx6="http://schemas.microsoft.com/office/drawing/2016/5/12/chartex" xmlns:cx7="http://schemas.microsoft.com/office/drawing/2016/5/13/chartex" xmlns:cx8="http://schemas.microsoft.com/office/drawing/2016/5/14/chartex" xmlns:mc="http://schemas.openxmlformats.org/markup-compatibility/2006" xmlns:aink="http://schemas.microsoft.com/office/drawing/2016/ink" xmlns:am3d="http://schemas.microsoft.com/office/drawing/2017/model3d" xmlns:o="urn:schemas-microsoft-com:office:office" xmlns:oel="http://schemas.microsoft.com/office/2019/extlst" xmlns:r="http://schemas.openxmlformats.org/officeDocument/2006/relationships" xmlns:m="http://schemas.openxmlformats.org/officeDocument/2006/math" xmlns:v="urn:schemas-microsoft-com:vml" xmlns:wp14="http://schemas.microsoft.com/office/word/2010/wordprocessingDrawing" xmlns:wp="http://schemas.openxmlformats.org/drawingml/2006/wordprocessingDrawing" xmlns:w10="urn:schemas-microsoft-com:office:word" xmlns:w="http://schemas.openxmlformats.org/wordprocessingml/2006/main" xmlns:w14="http://schemas.microsoft.com/office/word/2010/wordml" xmlns:w15="http://schemas.microsoft.com/office/word/2012/wordml" xmlns:w16cex="http://schemas.microsoft.com/office/word/2018/wordml/cex" xmlns:w16cid="http://schemas.microsoft.com/office/word/2016/wordml/cid" xmlns:w16="http://schemas.microsoft.com/office/word/2018/wordml" xmlns:w16sdtdh="http://schemas.microsoft.com/office/word/2020/wordml/sdtdatahash" xmlns:w16se="http://schemas.microsoft.com/office/word/2015/wordml/symex" xmlns:wpg="http://schemas.microsoft.com/office/word/2010/wordprocessingGroup" xmlns:wpi="http://schemas.microsoft.com/office/word/2010/wordprocessingInk" xmlns:wne="http://schemas.microsoft.com/office/word/2006/wordml" xmlns:wps="http://schemas.microsoft.com/office/word/2010/wordprocessingShape" mc:Ignorable="w14 w15 w16se w16cid w16 w16cex w16sdtdh wp14">
+<w:ftr xmlns:wpc="http://schemas.microsoft.com/office/word/2010/wordprocessingCanvas" xmlns:cx="http://schemas.microsoft.com/office/drawing/2014/chartex" xmlns:mc="http://schemas.openxmlformats.org/markup-compatibility/2006" xmlns:o="urn:schemas-microsoft-com:office:office" xmlns:r="http://schemas.openxmlformats.org/officeDocument/2006/relationships" xmlns:m="http://schemas.openxmlformats.org/officeDocument/2006/math" xmlns:v="urn:schemas-microsoft-com:vml" xmlns:wp14="http://schemas.microsoft.com/office/word/2010/wordprocessingDrawing" xmlns:wp="http://schemas.openxmlformats.org/drawingml/2006/wordprocessingDrawing" xmlns:w10="urn:schemas-microsoft-com:office:word" xmlns:w="http://schemas.openxmlformats.org/wordprocessingml/2006/main" xmlns:w14="http://schemas.microsoft.com/office/word/2010/wordml" xmlns:w15="http://schemas.microsoft.com/office/word/2012/wordml" xmlns:w16se="http://schemas.microsoft.com/office/word/2015/wordml/symex" xmlns:wpg="http://schemas.microsoft.com/office/word/2010/wordprocessingGroup" xmlns:wpi="http://schemas.microsoft.com/office/word/2010/wordprocessingInk" xmlns:wne="http://schemas.microsoft.com/office/word/2006/wordml" xmlns:wps="http://schemas.microsoft.com/office/word/2010/wordprocessingShape" mc:Ignorable="w14 w15 w16se wp14">
   <w:p>
     <w:pPr>
       <w:pStyle w:val="Footer"/>
@@ -2419,7 +5101,7 @@
         <w:noProof/>
         <w:sz w:val="16"/>
       </w:rPr>
-      <w:t>1</w:t>
+      <w:t>8</w:t>
     </w:r>
     <w:r>
       <w:rPr>
@@ -2467,7 +5149,7 @@
         <w:noProof/>
         <w:sz w:val="16"/>
       </w:rPr>
-      <w:t>4</w:t>
+      <w:t>8</w:t>
     </w:r>
     <w:r>
       <w:rPr>
@@ -2499,7 +5181,7 @@
 </file>
 
 <file path=word/footer3.xml><?xml version="1.0" encoding="utf-8"?>
-<w:ftr xmlns:wpc="http://schemas.microsoft.com/office/word/2010/wordprocessingCanvas" xmlns:cx="http://schemas.microsoft.com/office/drawing/2014/chartex" xmlns:cx1="http://schemas.microsoft.com/office/drawing/2015/9/8/chartex" xmlns:cx2="http://schemas.microsoft.com/office/drawing/2015/10/21/chartex" xmlns:cx3="http://schemas.microsoft.com/office/drawing/2016/5/9/chartex" xmlns:cx4="http://schemas.microsoft.com/office/drawing/2016/5/10/chartex" xmlns:cx5="http://schemas.microsoft.com/office/drawing/2016/5/11/chartex" xmlns:cx6="http://schemas.microsoft.com/office/drawing/2016/5/12/chartex" xmlns:cx7="http://schemas.microsoft.com/office/drawing/2016/5/13/chartex" xmlns:cx8="http://schemas.microsoft.com/office/drawing/2016/5/14/chartex" xmlns:mc="http://schemas.openxmlformats.org/markup-compatibility/2006" xmlns:aink="http://schemas.microsoft.com/office/drawing/2016/ink" xmlns:am3d="http://schemas.microsoft.com/office/drawing/2017/model3d" xmlns:o="urn:schemas-microsoft-com:office:office" xmlns:oel="http://schemas.microsoft.com/office/2019/extlst" xmlns:r="http://schemas.openxmlformats.org/officeDocument/2006/relationships" xmlns:m="http://schemas.openxmlformats.org/officeDocument/2006/math" xmlns:v="urn:schemas-microsoft-com:vml" xmlns:wp14="http://schemas.microsoft.com/office/word/2010/wordprocessingDrawing" xmlns:wp="http://schemas.openxmlformats.org/drawingml/2006/wordprocessingDrawing" xmlns:w10="urn:schemas-microsoft-com:office:word" xmlns:w="http://schemas.openxmlformats.org/wordprocessingml/2006/main" xmlns:w14="http://schemas.microsoft.com/office/word/2010/wordml" xmlns:w15="http://schemas.microsoft.com/office/word/2012/wordml" xmlns:w16cex="http://schemas.microsoft.com/office/word/2018/wordml/cex" xmlns:w16cid="http://schemas.microsoft.com/office/word/2016/wordml/cid" xmlns:w16="http://schemas.microsoft.com/office/word/2018/wordml" xmlns:w16sdtdh="http://schemas.microsoft.com/office/word/2020/wordml/sdtdatahash" xmlns:w16se="http://schemas.microsoft.com/office/word/2015/wordml/symex" xmlns:wpg="http://schemas.microsoft.com/office/word/2010/wordprocessingGroup" xmlns:wpi="http://schemas.microsoft.com/office/word/2010/wordprocessingInk" xmlns:wne="http://schemas.microsoft.com/office/word/2006/wordml" xmlns:wps="http://schemas.microsoft.com/office/word/2010/wordprocessingShape" mc:Ignorable="w14 w15 w16se w16cid w16 w16cex w16sdtdh wp14">
+<w:ftr xmlns:wpc="http://schemas.microsoft.com/office/word/2010/wordprocessingCanvas" xmlns:cx="http://schemas.microsoft.com/office/drawing/2014/chartex" xmlns:mc="http://schemas.openxmlformats.org/markup-compatibility/2006" xmlns:o="urn:schemas-microsoft-com:office:office" xmlns:r="http://schemas.openxmlformats.org/officeDocument/2006/relationships" xmlns:m="http://schemas.openxmlformats.org/officeDocument/2006/math" xmlns:v="urn:schemas-microsoft-com:vml" xmlns:wp14="http://schemas.microsoft.com/office/word/2010/wordprocessingDrawing" xmlns:wp="http://schemas.openxmlformats.org/drawingml/2006/wordprocessingDrawing" xmlns:w10="urn:schemas-microsoft-com:office:word" xmlns:w="http://schemas.openxmlformats.org/wordprocessingml/2006/main" xmlns:w14="http://schemas.microsoft.com/office/word/2010/wordml" xmlns:w15="http://schemas.microsoft.com/office/word/2012/wordml" xmlns:w16se="http://schemas.microsoft.com/office/word/2015/wordml/symex" xmlns:wpg="http://schemas.microsoft.com/office/word/2010/wordprocessingGroup" xmlns:wpi="http://schemas.microsoft.com/office/word/2010/wordprocessingInk" xmlns:wne="http://schemas.microsoft.com/office/word/2006/wordml" xmlns:wps="http://schemas.microsoft.com/office/word/2010/wordprocessingShape" mc:Ignorable="w14 w15 w16se wp14">
   <w:p>
     <w:pPr>
       <w:pStyle w:val="Footer"/>
@@ -2509,7 +5191,7 @@
 </file>
 
 <file path=word/footnotes.xml><?xml version="1.0" encoding="utf-8"?>
-<w:footnotes xmlns:wpc="http://schemas.microsoft.com/office/word/2010/wordprocessingCanvas" xmlns:cx="http://schemas.microsoft.com/office/drawing/2014/chartex" xmlns:cx1="http://schemas.microsoft.com/office/drawing/2015/9/8/chartex" xmlns:cx2="http://schemas.microsoft.com/office/drawing/2015/10/21/chartex" xmlns:cx3="http://schemas.microsoft.com/office/drawing/2016/5/9/chartex" xmlns:cx4="http://schemas.microsoft.com/office/drawing/2016/5/10/chartex" xmlns:cx5="http://schemas.microsoft.com/office/drawing/2016/5/11/chartex" xmlns:cx6="http://schemas.microsoft.com/office/drawing/2016/5/12/chartex" xmlns:cx7="http://schemas.microsoft.com/office/drawing/2016/5/13/chartex" xmlns:cx8="http://schemas.microsoft.com/office/drawing/2016/5/14/chartex" xmlns:mc="http://schemas.openxmlformats.org/markup-compatibility/2006" xmlns:aink="http://schemas.microsoft.com/office/drawing/2016/ink" xmlns:am3d="http://schemas.microsoft.com/office/drawing/2017/model3d" xmlns:o="urn:schemas-microsoft-com:office:office" xmlns:oel="http://schemas.microsoft.com/office/2019/extlst" xmlns:r="http://schemas.openxmlformats.org/officeDocument/2006/relationships" xmlns:m="http://schemas.openxmlformats.org/officeDocument/2006/math" xmlns:v="urn:schemas-microsoft-com:vml" xmlns:wp14="http://schemas.microsoft.com/office/word/2010/wordprocessingDrawing" xmlns:wp="http://schemas.openxmlformats.org/drawingml/2006/wordprocessingDrawing" xmlns:w10="urn:schemas-microsoft-com:office:word" xmlns:w="http://schemas.openxmlformats.org/wordprocessingml/2006/main" xmlns:w14="http://schemas.microsoft.com/office/word/2010/wordml" xmlns:w15="http://schemas.microsoft.com/office/word/2012/wordml" xmlns:w16cex="http://schemas.microsoft.com/office/word/2018/wordml/cex" xmlns:w16cid="http://schemas.microsoft.com/office/word/2016/wordml/cid" xmlns:w16="http://schemas.microsoft.com/office/word/2018/wordml" xmlns:w16sdtdh="http://schemas.microsoft.com/office/word/2020/wordml/sdtdatahash" xmlns:w16se="http://schemas.microsoft.com/office/word/2015/wordml/symex" xmlns:wpg="http://schemas.microsoft.com/office/word/2010/wordprocessingGroup" xmlns:wpi="http://schemas.microsoft.com/office/word/2010/wordprocessingInk" xmlns:wne="http://schemas.microsoft.com/office/word/2006/wordml" xmlns:wps="http://schemas.microsoft.com/office/word/2010/wordprocessingShape" mc:Ignorable="w14 w15 w16se w16cid w16 w16cex w16sdtdh wp14">
+<w:footnotes xmlns:wpc="http://schemas.microsoft.com/office/word/2010/wordprocessingCanvas" xmlns:cx="http://schemas.microsoft.com/office/drawing/2014/chartex" xmlns:mc="http://schemas.openxmlformats.org/markup-compatibility/2006" xmlns:o="urn:schemas-microsoft-com:office:office" xmlns:r="http://schemas.openxmlformats.org/officeDocument/2006/relationships" xmlns:m="http://schemas.openxmlformats.org/officeDocument/2006/math" xmlns:v="urn:schemas-microsoft-com:vml" xmlns:wp14="http://schemas.microsoft.com/office/word/2010/wordprocessingDrawing" xmlns:wp="http://schemas.openxmlformats.org/drawingml/2006/wordprocessingDrawing" xmlns:w10="urn:schemas-microsoft-com:office:word" xmlns:w="http://schemas.openxmlformats.org/wordprocessingml/2006/main" xmlns:w14="http://schemas.microsoft.com/office/word/2010/wordml" xmlns:w15="http://schemas.microsoft.com/office/word/2012/wordml" xmlns:w16se="http://schemas.microsoft.com/office/word/2015/wordml/symex" xmlns:wpg="http://schemas.microsoft.com/office/word/2010/wordprocessingGroup" xmlns:wpi="http://schemas.microsoft.com/office/word/2010/wordprocessingInk" xmlns:wne="http://schemas.microsoft.com/office/word/2006/wordml" xmlns:wps="http://schemas.microsoft.com/office/word/2010/wordprocessingShape" mc:Ignorable="w14 w15 w16se wp14">
   <w:footnote w:type="separator" w:id="-1">
     <w:p>
       <w:r>
@@ -2528,7 +5210,7 @@
 </file>
 
 <file path=word/header1.xml><?xml version="1.0" encoding="utf-8"?>
-<w:hdr xmlns:wpc="http://schemas.microsoft.com/office/word/2010/wordprocessingCanvas" xmlns:cx="http://schemas.microsoft.com/office/drawing/2014/chartex" xmlns:cx1="http://schemas.microsoft.com/office/drawing/2015/9/8/chartex" xmlns:cx2="http://schemas.microsoft.com/office/drawing/2015/10/21/chartex" xmlns:cx3="http://schemas.microsoft.com/office/drawing/2016/5/9/chartex" xmlns:cx4="http://schemas.microsoft.com/office/drawing/2016/5/10/chartex" xmlns:cx5="http://schemas.microsoft.com/office/drawing/2016/5/11/chartex" xmlns:cx6="http://schemas.microsoft.com/office/drawing/2016/5/12/chartex" xmlns:cx7="http://schemas.microsoft.com/office/drawing/2016/5/13/chartex" xmlns:cx8="http://schemas.microsoft.com/office/drawing/2016/5/14/chartex" xmlns:mc="http://schemas.openxmlformats.org/markup-compatibility/2006" xmlns:aink="http://schemas.microsoft.com/office/drawing/2016/ink" xmlns:am3d="http://schemas.microsoft.com/office/drawing/2017/model3d" xmlns:o="urn:schemas-microsoft-com:office:office" xmlns:oel="http://schemas.microsoft.com/office/2019/extlst" xmlns:r="http://schemas.openxmlformats.org/officeDocument/2006/relationships" xmlns:m="http://schemas.openxmlformats.org/officeDocument/2006/math" xmlns:v="urn:schemas-microsoft-com:vml" xmlns:wp14="http://schemas.microsoft.com/office/word/2010/wordprocessingDrawing" xmlns:wp="http://schemas.openxmlformats.org/drawingml/2006/wordprocessingDrawing" xmlns:w10="urn:schemas-microsoft-com:office:word" xmlns:w="http://schemas.openxmlformats.org/wordprocessingml/2006/main" xmlns:w14="http://schemas.microsoft.com/office/word/2010/wordml" xmlns:w15="http://schemas.microsoft.com/office/word/2012/wordml" xmlns:w16cex="http://schemas.microsoft.com/office/word/2018/wordml/cex" xmlns:w16cid="http://schemas.microsoft.com/office/word/2016/wordml/cid" xmlns:w16="http://schemas.microsoft.com/office/word/2018/wordml" xmlns:w16sdtdh="http://schemas.microsoft.com/office/word/2020/wordml/sdtdatahash" xmlns:w16se="http://schemas.microsoft.com/office/word/2015/wordml/symex" xmlns:wpg="http://schemas.microsoft.com/office/word/2010/wordprocessingGroup" xmlns:wpi="http://schemas.microsoft.com/office/word/2010/wordprocessingInk" xmlns:wne="http://schemas.microsoft.com/office/word/2006/wordml" xmlns:wps="http://schemas.microsoft.com/office/word/2010/wordprocessingShape" mc:Ignorable="w14 w15 w16se w16cid w16 w16cex w16sdtdh wp14">
+<w:hdr xmlns:wpc="http://schemas.microsoft.com/office/word/2010/wordprocessingCanvas" xmlns:cx="http://schemas.microsoft.com/office/drawing/2014/chartex" xmlns:mc="http://schemas.openxmlformats.org/markup-compatibility/2006" xmlns:o="urn:schemas-microsoft-com:office:office" xmlns:r="http://schemas.openxmlformats.org/officeDocument/2006/relationships" xmlns:m="http://schemas.openxmlformats.org/officeDocument/2006/math" xmlns:v="urn:schemas-microsoft-com:vml" xmlns:wp14="http://schemas.microsoft.com/office/word/2010/wordprocessingDrawing" xmlns:wp="http://schemas.openxmlformats.org/drawingml/2006/wordprocessingDrawing" xmlns:w10="urn:schemas-microsoft-com:office:word" xmlns:w="http://schemas.openxmlformats.org/wordprocessingml/2006/main" xmlns:w14="http://schemas.microsoft.com/office/word/2010/wordml" xmlns:w15="http://schemas.microsoft.com/office/word/2012/wordml" xmlns:w16se="http://schemas.microsoft.com/office/word/2015/wordml/symex" xmlns:wpg="http://schemas.microsoft.com/office/word/2010/wordprocessingGroup" xmlns:wpi="http://schemas.microsoft.com/office/word/2010/wordprocessingInk" xmlns:wne="http://schemas.microsoft.com/office/word/2006/wordml" xmlns:wps="http://schemas.microsoft.com/office/word/2010/wordprocessingShape" mc:Ignorable="w14 w15 w16se wp14">
   <w:p>
     <w:pPr>
       <w:pStyle w:val="Header"/>
@@ -2538,7 +5220,7 @@
 </file>
 
 <file path=word/header2.xml><?xml version="1.0" encoding="utf-8"?>
-<w:hdr xmlns:wpc="http://schemas.microsoft.com/office/word/2010/wordprocessingCanvas" xmlns:cx="http://schemas.microsoft.com/office/drawing/2014/chartex" xmlns:cx1="http://schemas.microsoft.com/office/drawing/2015/9/8/chartex" xmlns:cx2="http://schemas.microsoft.com/office/drawing/2015/10/21/chartex" xmlns:cx3="http://schemas.microsoft.com/office/drawing/2016/5/9/chartex" xmlns:cx4="http://schemas.microsoft.com/office/drawing/2016/5/10/chartex" xmlns:cx5="http://schemas.microsoft.com/office/drawing/2016/5/11/chartex" xmlns:cx6="http://schemas.microsoft.com/office/drawing/2016/5/12/chartex" xmlns:cx7="http://schemas.microsoft.com/office/drawing/2016/5/13/chartex" xmlns:cx8="http://schemas.microsoft.com/office/drawing/2016/5/14/chartex" xmlns:mc="http://schemas.openxmlformats.org/markup-compatibility/2006" xmlns:aink="http://schemas.microsoft.com/office/drawing/2016/ink" xmlns:am3d="http://schemas.microsoft.com/office/drawing/2017/model3d" xmlns:o="urn:schemas-microsoft-com:office:office" xmlns:oel="http://schemas.microsoft.com/office/2019/extlst" xmlns:r="http://schemas.openxmlformats.org/officeDocument/2006/relationships" xmlns:m="http://schemas.openxmlformats.org/officeDocument/2006/math" xmlns:v="urn:schemas-microsoft-com:vml" xmlns:wp14="http://schemas.microsoft.com/office/word/2010/wordprocessingDrawing" xmlns:wp="http://schemas.openxmlformats.org/drawingml/2006/wordprocessingDrawing" xmlns:w10="urn:schemas-microsoft-com:office:word" xmlns:w="http://schemas.openxmlformats.org/wordprocessingml/2006/main" xmlns:w14="http://schemas.microsoft.com/office/word/2010/wordml" xmlns:w15="http://schemas.microsoft.com/office/word/2012/wordml" xmlns:w16cex="http://schemas.microsoft.com/office/word/2018/wordml/cex" xmlns:w16cid="http://schemas.microsoft.com/office/word/2016/wordml/cid" xmlns:w16="http://schemas.microsoft.com/office/word/2018/wordml" xmlns:w16sdtdh="http://schemas.microsoft.com/office/word/2020/wordml/sdtdatahash" xmlns:w16se="http://schemas.microsoft.com/office/word/2015/wordml/symex" xmlns:wpg="http://schemas.microsoft.com/office/word/2010/wordprocessingGroup" xmlns:wpi="http://schemas.microsoft.com/office/word/2010/wordprocessingInk" xmlns:wne="http://schemas.microsoft.com/office/word/2006/wordml" xmlns:wps="http://schemas.microsoft.com/office/word/2010/wordprocessingShape" mc:Ignorable="w14 w15 w16se w16cid w16 w16cex w16sdtdh wp14">
+<w:hdr xmlns:wpc="http://schemas.microsoft.com/office/word/2010/wordprocessingCanvas" xmlns:cx="http://schemas.microsoft.com/office/drawing/2014/chartex" xmlns:mc="http://schemas.openxmlformats.org/markup-compatibility/2006" xmlns:o="urn:schemas-microsoft-com:office:office" xmlns:r="http://schemas.openxmlformats.org/officeDocument/2006/relationships" xmlns:m="http://schemas.openxmlformats.org/officeDocument/2006/math" xmlns:v="urn:schemas-microsoft-com:vml" xmlns:wp14="http://schemas.microsoft.com/office/word/2010/wordprocessingDrawing" xmlns:wp="http://schemas.openxmlformats.org/drawingml/2006/wordprocessingDrawing" xmlns:w10="urn:schemas-microsoft-com:office:word" xmlns:w="http://schemas.openxmlformats.org/wordprocessingml/2006/main" xmlns:w14="http://schemas.microsoft.com/office/word/2010/wordml" xmlns:w15="http://schemas.microsoft.com/office/word/2012/wordml" xmlns:w16se="http://schemas.microsoft.com/office/word/2015/wordml/symex" xmlns:wpg="http://schemas.microsoft.com/office/word/2010/wordprocessingGroup" xmlns:wpi="http://schemas.microsoft.com/office/word/2010/wordprocessingInk" xmlns:wne="http://schemas.microsoft.com/office/word/2006/wordml" xmlns:wps="http://schemas.microsoft.com/office/word/2010/wordprocessingShape" mc:Ignorable="w14 w15 w16se wp14">
   <w:p>
     <w:pPr>
       <w:pStyle w:val="Header"/>
@@ -2547,6 +5229,7 @@
     <w:r>
       <w:rPr>
         <w:noProof/>
+        <w:lang w:val="en-US" w:eastAsia="zh-CN"/>
       </w:rPr>
       <w:drawing>
         <wp:inline distT="0" distB="0" distL="0" distR="0" wp14:anchorId="37EE5FB8" wp14:editId="5871EC90">
@@ -2602,7 +5285,7 @@
 </file>
 
 <file path=word/header3.xml><?xml version="1.0" encoding="utf-8"?>
-<w:hdr xmlns:wpc="http://schemas.microsoft.com/office/word/2010/wordprocessingCanvas" xmlns:cx="http://schemas.microsoft.com/office/drawing/2014/chartex" xmlns:cx1="http://schemas.microsoft.com/office/drawing/2015/9/8/chartex" xmlns:cx2="http://schemas.microsoft.com/office/drawing/2015/10/21/chartex" xmlns:cx3="http://schemas.microsoft.com/office/drawing/2016/5/9/chartex" xmlns:cx4="http://schemas.microsoft.com/office/drawing/2016/5/10/chartex" xmlns:cx5="http://schemas.microsoft.com/office/drawing/2016/5/11/chartex" xmlns:cx6="http://schemas.microsoft.com/office/drawing/2016/5/12/chartex" xmlns:cx7="http://schemas.microsoft.com/office/drawing/2016/5/13/chartex" xmlns:cx8="http://schemas.microsoft.com/office/drawing/2016/5/14/chartex" xmlns:mc="http://schemas.openxmlformats.org/markup-compatibility/2006" xmlns:aink="http://schemas.microsoft.com/office/drawing/2016/ink" xmlns:am3d="http://schemas.microsoft.com/office/drawing/2017/model3d" xmlns:o="urn:schemas-microsoft-com:office:office" xmlns:oel="http://schemas.microsoft.com/office/2019/extlst" xmlns:r="http://schemas.openxmlformats.org/officeDocument/2006/relationships" xmlns:m="http://schemas.openxmlformats.org/officeDocument/2006/math" xmlns:v="urn:schemas-microsoft-com:vml" xmlns:wp14="http://schemas.microsoft.com/office/word/2010/wordprocessingDrawing" xmlns:wp="http://schemas.openxmlformats.org/drawingml/2006/wordprocessingDrawing" xmlns:w10="urn:schemas-microsoft-com:office:word" xmlns:w="http://schemas.openxmlformats.org/wordprocessingml/2006/main" xmlns:w14="http://schemas.microsoft.com/office/word/2010/wordml" xmlns:w15="http://schemas.microsoft.com/office/word/2012/wordml" xmlns:w16cex="http://schemas.microsoft.com/office/word/2018/wordml/cex" xmlns:w16cid="http://schemas.microsoft.com/office/word/2016/wordml/cid" xmlns:w16="http://schemas.microsoft.com/office/word/2018/wordml" xmlns:w16sdtdh="http://schemas.microsoft.com/office/word/2020/wordml/sdtdatahash" xmlns:w16se="http://schemas.microsoft.com/office/word/2015/wordml/symex" xmlns:wpg="http://schemas.microsoft.com/office/word/2010/wordprocessingGroup" xmlns:wpi="http://schemas.microsoft.com/office/word/2010/wordprocessingInk" xmlns:wne="http://schemas.microsoft.com/office/word/2006/wordml" xmlns:wps="http://schemas.microsoft.com/office/word/2010/wordprocessingShape" mc:Ignorable="w14 w15 w16se w16cid w16 w16cex w16sdtdh wp14">
+<w:hdr xmlns:wpc="http://schemas.microsoft.com/office/word/2010/wordprocessingCanvas" xmlns:cx="http://schemas.microsoft.com/office/drawing/2014/chartex" xmlns:mc="http://schemas.openxmlformats.org/markup-compatibility/2006" xmlns:o="urn:schemas-microsoft-com:office:office" xmlns:r="http://schemas.openxmlformats.org/officeDocument/2006/relationships" xmlns:m="http://schemas.openxmlformats.org/officeDocument/2006/math" xmlns:v="urn:schemas-microsoft-com:vml" xmlns:wp14="http://schemas.microsoft.com/office/word/2010/wordprocessingDrawing" xmlns:wp="http://schemas.openxmlformats.org/drawingml/2006/wordprocessingDrawing" xmlns:w10="urn:schemas-microsoft-com:office:word" xmlns:w="http://schemas.openxmlformats.org/wordprocessingml/2006/main" xmlns:w14="http://schemas.microsoft.com/office/word/2010/wordml" xmlns:w15="http://schemas.microsoft.com/office/word/2012/wordml" xmlns:w16se="http://schemas.microsoft.com/office/word/2015/wordml/symex" xmlns:wpg="http://schemas.microsoft.com/office/word/2010/wordprocessingGroup" xmlns:wpi="http://schemas.microsoft.com/office/word/2010/wordprocessingInk" xmlns:wne="http://schemas.microsoft.com/office/word/2006/wordml" xmlns:wps="http://schemas.microsoft.com/office/word/2010/wordprocessingShape" mc:Ignorable="w14 w15 w16se wp14">
   <w:p>
     <w:pPr>
       <w:pStyle w:val="Header"/>
@@ -2612,7 +5295,7 @@
 </file>
 
 <file path=word/numbering.xml><?xml version="1.0" encoding="utf-8"?>
-<w:numbering xmlns:wpc="http://schemas.microsoft.com/office/word/2010/wordprocessingCanvas" xmlns:cx="http://schemas.microsoft.com/office/drawing/2014/chartex" xmlns:cx1="http://schemas.microsoft.com/office/drawing/2015/9/8/chartex" xmlns:cx2="http://schemas.microsoft.com/office/drawing/2015/10/21/chartex" xmlns:cx3="http://schemas.microsoft.com/office/drawing/2016/5/9/chartex" xmlns:cx4="http://schemas.microsoft.com/office/drawing/2016/5/10/chartex" xmlns:cx5="http://schemas.microsoft.com/office/drawing/2016/5/11/chartex" xmlns:cx6="http://schemas.microsoft.com/office/drawing/2016/5/12/chartex" xmlns:cx7="http://schemas.microsoft.com/office/drawing/2016/5/13/chartex" xmlns:cx8="http://schemas.microsoft.com/office/drawing/2016/5/14/chartex" xmlns:mc="http://schemas.openxmlformats.org/markup-compatibility/2006" xmlns:aink="http://schemas.microsoft.com/office/drawing/2016/ink" xmlns:am3d="http://schemas.microsoft.com/office/drawing/2017/model3d" xmlns:o="urn:schemas-microsoft-com:office:office" xmlns:oel="http://schemas.microsoft.com/office/2019/extlst" xmlns:r="http://schemas.openxmlformats.org/officeDocument/2006/relationships" xmlns:m="http://schemas.openxmlformats.org/officeDocument/2006/math" xmlns:v="urn:schemas-microsoft-com:vml" xmlns:wp14="http://schemas.microsoft.com/office/word/2010/wordprocessingDrawing" xmlns:wp="http://schemas.openxmlformats.org/drawingml/2006/wordprocessingDrawing" xmlns:w10="urn:schemas-microsoft-com:office:word" xmlns:w="http://schemas.openxmlformats.org/wordprocessingml/2006/main" xmlns:w14="http://schemas.microsoft.com/office/word/2010/wordml" xmlns:w15="http://schemas.microsoft.com/office/word/2012/wordml" xmlns:w16cex="http://schemas.microsoft.com/office/word/2018/wordml/cex" xmlns:w16cid="http://schemas.microsoft.com/office/word/2016/wordml/cid" xmlns:w16="http://schemas.microsoft.com/office/word/2018/wordml" xmlns:w16sdtdh="http://schemas.microsoft.com/office/word/2020/wordml/sdtdatahash" xmlns:w16se="http://schemas.microsoft.com/office/word/2015/wordml/symex" xmlns:wpg="http://schemas.microsoft.com/office/word/2010/wordprocessingGroup" xmlns:wpi="http://schemas.microsoft.com/office/word/2010/wordprocessingInk" xmlns:wne="http://schemas.microsoft.com/office/word/2006/wordml" xmlns:wps="http://schemas.microsoft.com/office/word/2010/wordprocessingShape" mc:Ignorable="w14 w15 w16se w16cid w16 w16cex w16sdtdh wp14">
+<w:numbering xmlns:wpc="http://schemas.microsoft.com/office/word/2010/wordprocessingCanvas" xmlns:cx="http://schemas.microsoft.com/office/drawing/2014/chartex" xmlns:mc="http://schemas.openxmlformats.org/markup-compatibility/2006" xmlns:o="urn:schemas-microsoft-com:office:office" xmlns:r="http://schemas.openxmlformats.org/officeDocument/2006/relationships" xmlns:m="http://schemas.openxmlformats.org/officeDocument/2006/math" xmlns:v="urn:schemas-microsoft-com:vml" xmlns:wp14="http://schemas.microsoft.com/office/word/2010/wordprocessingDrawing" xmlns:wp="http://schemas.openxmlformats.org/drawingml/2006/wordprocessingDrawing" xmlns:w10="urn:schemas-microsoft-com:office:word" xmlns:w="http://schemas.openxmlformats.org/wordprocessingml/2006/main" xmlns:w14="http://schemas.microsoft.com/office/word/2010/wordml" xmlns:w15="http://schemas.microsoft.com/office/word/2012/wordml" xmlns:w16se="http://schemas.microsoft.com/office/word/2015/wordml/symex" xmlns:wpg="http://schemas.microsoft.com/office/word/2010/wordprocessingGroup" xmlns:wpi="http://schemas.microsoft.com/office/word/2010/wordprocessingInk" xmlns:wne="http://schemas.microsoft.com/office/word/2006/wordml" xmlns:wps="http://schemas.microsoft.com/office/word/2010/wordprocessingShape" mc:Ignorable="w14 w15 w16se wp14">
   <w:abstractNum w:abstractNumId="0" w15:restartNumberingAfterBreak="0">
     <w:nsid w:val="10C16A28"/>
     <w:multiLevelType w:val="hybridMultilevel"/>
@@ -2865,13 +5548,13 @@
       </w:rPr>
     </w:lvl>
   </w:abstractNum>
-  <w:num w:numId="1" w16cid:durableId="418909680">
+  <w:num w:numId="1">
     <w:abstractNumId w:val="2"/>
   </w:num>
-  <w:num w:numId="2" w16cid:durableId="1991933374">
+  <w:num w:numId="2">
     <w:abstractNumId w:val="0"/>
   </w:num>
-  <w:num w:numId="3" w16cid:durableId="52965924">
+  <w:num w:numId="3">
     <w:abstractNumId w:val="1"/>
   </w:num>
   <w:numIdMacAtCleanup w:val="2"/>
@@ -2879,7 +5562,7 @@
 </file>
 
 <file path=word/styles.xml><?xml version="1.0" encoding="utf-8"?>
-<w:styles xmlns:mc="http://schemas.openxmlformats.org/markup-compatibility/2006" xmlns:r="http://schemas.openxmlformats.org/officeDocument/2006/relationships" xmlns:w="http://schemas.openxmlformats.org/wordprocessingml/2006/main" xmlns:w14="http://schemas.microsoft.com/office/word/2010/wordml" xmlns:w15="http://schemas.microsoft.com/office/word/2012/wordml" xmlns:w16cex="http://schemas.microsoft.com/office/word/2018/wordml/cex" xmlns:w16cid="http://schemas.microsoft.com/office/word/2016/wordml/cid" xmlns:w16="http://schemas.microsoft.com/office/word/2018/wordml" xmlns:w16sdtdh="http://schemas.microsoft.com/office/word/2020/wordml/sdtdatahash" xmlns:w16se="http://schemas.microsoft.com/office/word/2015/wordml/symex" mc:Ignorable="w14 w15 w16se w16cid w16 w16cex w16sdtdh">
+<w:styles xmlns:mc="http://schemas.openxmlformats.org/markup-compatibility/2006" xmlns:r="http://schemas.openxmlformats.org/officeDocument/2006/relationships" xmlns:w="http://schemas.openxmlformats.org/wordprocessingml/2006/main" xmlns:w14="http://schemas.microsoft.com/office/word/2010/wordml" xmlns:w15="http://schemas.microsoft.com/office/word/2012/wordml" xmlns:w16se="http://schemas.microsoft.com/office/word/2015/wordml/symex" mc:Ignorable="w14 w15 w16se">
   <w:docDefaults>
     <w:rPrDefault>
       <w:rPr>
@@ -2895,7 +5578,7 @@
       </w:pPr>
     </w:pPrDefault>
   </w:docDefaults>
-  <w:latentStyles w:defLockedState="0" w:defUIPriority="99" w:defSemiHidden="0" w:defUnhideWhenUsed="0" w:defQFormat="0" w:count="376">
+  <w:latentStyles w:defLockedState="0" w:defUIPriority="99" w:defSemiHidden="0" w:defUnhideWhenUsed="0" w:defQFormat="0" w:count="371">
     <w:lsdException w:name="Normal" w:uiPriority="1" w:qFormat="1"/>
     <w:lsdException w:name="heading 1" w:uiPriority="1" w:qFormat="1"/>
     <w:lsdException w:name="heading 2" w:semiHidden="1" w:uiPriority="9" w:unhideWhenUsed="1" w:qFormat="1"/>
@@ -3267,11 +5950,6 @@
     <w:lsdException w:name="List Table 5 Dark Accent 6" w:uiPriority="50"/>
     <w:lsdException w:name="List Table 6 Colorful Accent 6" w:uiPriority="51"/>
     <w:lsdException w:name="List Table 7 Colorful Accent 6" w:uiPriority="52"/>
-    <w:lsdException w:name="Mention" w:semiHidden="1" w:unhideWhenUsed="1"/>
-    <w:lsdException w:name="Smart Hyperlink" w:semiHidden="1" w:unhideWhenUsed="1"/>
-    <w:lsdException w:name="Hashtag" w:semiHidden="1" w:unhideWhenUsed="1"/>
-    <w:lsdException w:name="Unresolved Mention" w:semiHidden="1" w:unhideWhenUsed="1"/>
-    <w:lsdException w:name="Smart Link" w:semiHidden="1" w:unhideWhenUsed="1"/>
   </w:latentStyles>
   <w:style w:type="paragraph" w:default="1" w:styleId="Normal">
     <w:name w:val="Normal"/>
@@ -4528,7 +7206,7 @@
 </file>
 
 <file path=customXml/itemProps1.xml><?xml version="1.0" encoding="utf-8"?>
-<ds:datastoreItem xmlns:ds="http://schemas.openxmlformats.org/officeDocument/2006/customXml" ds:itemID="{68081E2A-EDFC-4FCB-9FE9-E4A2541AB787}">
+<ds:datastoreItem xmlns:ds="http://schemas.openxmlformats.org/officeDocument/2006/customXml" ds:itemID="{CEA73171-A682-4C0C-82E7-40AE9BCEF1E5}">
   <ds:schemaRefs>
     <ds:schemaRef ds:uri="http://schemas.openxmlformats.org/officeDocument/2006/bibliography"/>
   </ds:schemaRefs>

--- a/[2025_26- GroupID 14] CSC3156 Projec Report.docx
+++ b/[2025_26- GroupID 14] CSC3156 Projec Report.docx
@@ -644,21 +644,7 @@
         <w:rPr>
           <w:lang w:val="en-US"/>
         </w:rPr>
-        <w:t xml:space="preserve">The system enables users to upload geospatial datasets in </w:t>
-      </w:r>
-      <w:proofErr w:type="spellStart"/>
-      <w:r>
-        <w:rPr>
-          <w:lang w:val="en-US"/>
-        </w:rPr>
-        <w:t>GeoJSON</w:t>
-      </w:r>
-      <w:proofErr w:type="spellEnd"/>
-      <w:r>
-        <w:rPr>
-          <w:lang w:val="en-US"/>
-        </w:rPr>
-        <w:t xml:space="preserve"> format and perform key spatial operations such as proximity analysis (buffer), overlap detection (intersection), and nearest feature computation.</w:t>
+        <w:t>The system enables users to upload geospatial datasets in GeoJSON format and perform key spatial operations such as proximity analysis (buffer), overlap detection (intersection), and nearest feature computation.</w:t>
       </w:r>
     </w:p>
     <w:p>
@@ -800,31 +786,94 @@
         <w:rPr>
           <w:lang w:val="en-US"/>
         </w:rPr>
-        <w:t xml:space="preserve">The design avoids heavy dependencies and complex infrastructure while ensuring compatibility with cloud services such as </w:t>
-      </w:r>
-      <w:proofErr w:type="spellStart"/>
-      <w:r>
-        <w:rPr>
-          <w:lang w:val="en-US"/>
-        </w:rPr>
-        <w:t>serverless</w:t>
-      </w:r>
-      <w:proofErr w:type="spellEnd"/>
-      <w:r>
-        <w:rPr>
-          <w:lang w:val="en-US"/>
-        </w:rPr>
-        <w:t xml:space="preserve"> compute and object storage. Additionally, the project explores how spatial data can be used to derive meaningful insights, particularly in the context of urban planning and accessibility analysis.</w:t>
-      </w:r>
-    </w:p>
-    <w:p>
-      <w:pPr>
-        <w:pStyle w:val="BodyText"/>
-        <w:spacing w:line="276" w:lineRule="auto"/>
-        <w:rPr>
-          <w:lang w:val="en-US"/>
-        </w:rPr>
-      </w:pPr>
+        <w:t>The design avoids heavy dependencies and complex infrastructure while ensuring compatibility with cloud services such as serverless compute and object storage. Additionally, the project explores how spatial data can be used to derive meaningful insights, particularly in the context of urban planning and accessibility analysis.</w:t>
+      </w:r>
+    </w:p>
+    <w:p>
+      <w:pPr>
+        <w:pStyle w:val="BodyText"/>
+        <w:spacing w:line="276" w:lineRule="auto"/>
+        <w:rPr>
+          <w:lang w:val="en-US"/>
+        </w:rPr>
+      </w:pPr>
+    </w:p>
+    <w:p>
+      <w:pPr>
+        <w:pStyle w:val="BodyText"/>
+        <w:spacing w:line="276" w:lineRule="auto"/>
+        <w:rPr>
+          <w:lang w:val="en-US"/>
+        </w:rPr>
+      </w:pPr>
+      <w:r>
+        <w:rPr>
+          <w:lang w:val="en-US"/>
+        </w:rPr>
+        <w:t xml:space="preserve">My Lambda function was too big and I have to move it to </w:t>
+      </w:r>
+      <w:r>
+        <w:rPr>
+          <w:rFonts w:hint="eastAsia"/>
+          <w:lang w:val="en-US"/>
+        </w:rPr>
+        <w:t xml:space="preserve">**Backend API**: API Gateway HTTP API </w:t>
+      </w:r>
+      <w:r>
+        <w:rPr>
+          <w:lang w:val="en-US"/>
+        </w:rPr>
+        <w:t>→</w:t>
+      </w:r>
+      <w:r>
+        <w:rPr>
+          <w:rFonts w:hint="eastAsia"/>
+          <w:lang w:val="en-US"/>
+        </w:rPr>
+        <w:t xml:space="preserve"> AWS Lambda (`backend.lambda_handler.handler`) using a **container image**</w:t>
+      </w:r>
+      <w:r>
+        <w:rPr>
+          <w:lang w:val="en-US"/>
+        </w:rPr>
+        <w:br/>
+        <w:t xml:space="preserve">Docker will </w:t>
+      </w:r>
+      <w:r>
+        <w:t xml:space="preserve">be </w:t>
+      </w:r>
+      <w:r>
+        <w:t xml:space="preserve">running </w:t>
+      </w:r>
+      <w:r>
+        <w:rPr>
+          <w:rStyle w:val="Strong"/>
+        </w:rPr>
+        <w:t>locally</w:t>
+      </w:r>
+      <w:r>
+        <w:t xml:space="preserve"> to </w:t>
+      </w:r>
+      <w:r>
+        <w:rPr>
+          <w:rStyle w:val="Strong"/>
+        </w:rPr>
+        <w:t>build the container image</w:t>
+      </w:r>
+      <w:r>
+        <w:t>. After building, SAM will push this image to AWS ECR (Elastic Container Registry), which stores it in the cloud.</w:t>
+      </w:r>
+    </w:p>
+    <w:p>
+      <w:pPr>
+        <w:pStyle w:val="BodyText"/>
+        <w:spacing w:line="276" w:lineRule="auto"/>
+        <w:rPr>
+          <w:lang w:val="en-US"/>
+        </w:rPr>
+      </w:pPr>
+      <w:bookmarkStart w:id="0" w:name="_GoBack"/>
+      <w:bookmarkEnd w:id="0"/>
     </w:p>
     <w:p>
       <w:pPr>
@@ -916,6 +965,7 @@
         <w:spacing w:line="276" w:lineRule="auto"/>
       </w:pPr>
       <w:r>
+        <w:lastRenderedPageBreak/>
         <w:t xml:space="preserve">Architecture Design </w:t>
       </w:r>
       <w:r>
@@ -943,14 +993,7 @@
         <w:rPr>
           <w:b/>
         </w:rPr>
-        <w:t xml:space="preserve">You can describe your system design and how it works. For example, you can share the system architecture of your web application and explain what the key components are and how they work together to achieve the best results for certain </w:t>
-      </w:r>
-      <w:r>
-        <w:rPr>
-          <w:b/>
-        </w:rPr>
-        <w:lastRenderedPageBreak/>
-        <w:t>functions.</w:t>
+        <w:t>You can describe your system design and how it works. For example, you can share the system architecture of your web application and explain what the key components are and how they work together to achieve the best results for certain functions.</w:t>
       </w:r>
     </w:p>
     <w:p>
@@ -1137,15 +1180,7 @@
         <w:spacing w:line="276" w:lineRule="auto"/>
       </w:pPr>
       <w:r>
-        <w:t xml:space="preserve">The backend is implemented using </w:t>
-      </w:r>
-      <w:proofErr w:type="spellStart"/>
-      <w:r>
-        <w:t>FastAPI</w:t>
-      </w:r>
-      <w:proofErr w:type="spellEnd"/>
-      <w:r>
-        <w:t xml:space="preserve"> and serves as the core processing engine. </w:t>
+        <w:t xml:space="preserve">The backend is implemented using FastAPI and serves as the core processing engine. </w:t>
       </w:r>
     </w:p>
     <w:p>
@@ -1204,15 +1239,7 @@
         <w:spacing w:line="276" w:lineRule="auto"/>
       </w:pPr>
       <w:r>
-        <w:t xml:space="preserve">Lambda executes backend logic in a </w:t>
-      </w:r>
-      <w:proofErr w:type="spellStart"/>
-      <w:r>
-        <w:t>serverless</w:t>
-      </w:r>
-      <w:proofErr w:type="spellEnd"/>
-      <w:r>
-        <w:t xml:space="preserve"> manner, </w:t>
+        <w:t xml:space="preserve">Lambda executes backend logic in a serverless manner, </w:t>
       </w:r>
     </w:p>
     <w:p>
@@ -1412,6 +1439,7 @@
           <w:bCs/>
           <w:lang w:val="en-US"/>
         </w:rPr>
+        <w:lastRenderedPageBreak/>
         <w:br w:type="page"/>
       </w:r>
     </w:p>
@@ -1447,21 +1475,7 @@
         <w:rPr>
           <w:lang w:val="en-US"/>
         </w:rPr>
-        <w:t xml:space="preserve">The system achieves scalability through the use of </w:t>
-      </w:r>
-      <w:proofErr w:type="spellStart"/>
-      <w:r>
-        <w:rPr>
-          <w:lang w:val="en-US"/>
-        </w:rPr>
-        <w:t>serverless</w:t>
-      </w:r>
-      <w:proofErr w:type="spellEnd"/>
-      <w:r>
-        <w:rPr>
-          <w:lang w:val="en-US"/>
-        </w:rPr>
-        <w:t xml:space="preserve"> cloud services. </w:t>
+        <w:t xml:space="preserve">The system achieves scalability through the use of serverless cloud services. </w:t>
       </w:r>
     </w:p>
     <w:p>
@@ -1805,17 +1819,8 @@
           <w:b/>
           <w:lang w:val="en-US"/>
         </w:rPr>
-        <w:t xml:space="preserve">AWS </w:t>
-      </w:r>
-      <w:proofErr w:type="spellStart"/>
-      <w:r>
-        <w:rPr>
-          <w:b/>
-          <w:lang w:val="en-US"/>
-        </w:rPr>
-        <w:t>Cognito</w:t>
-      </w:r>
-      <w:proofErr w:type="spellEnd"/>
+        <w:t>AWS Cognito</w:t>
+      </w:r>
       <w:r>
         <w:rPr>
           <w:lang w:val="en-US"/>
@@ -2050,25 +2055,10 @@
         <w:pStyle w:val="BodyText"/>
         <w:spacing w:line="276" w:lineRule="auto"/>
       </w:pPr>
-      <w:proofErr w:type="spellStart"/>
       <w:r>
         <w:lastRenderedPageBreak/>
-        <w:t>FastAPI</w:t>
-      </w:r>
-      <w:proofErr w:type="spellEnd"/>
-      <w:r>
-        <w:t xml:space="preserve"> and </w:t>
-      </w:r>
-      <w:proofErr w:type="spellStart"/>
-      <w:proofErr w:type="gramStart"/>
-      <w:r>
-        <w:t>Lamdas</w:t>
-      </w:r>
-      <w:proofErr w:type="spellEnd"/>
-      <w:r>
-        <w:t xml:space="preserve"> ?</w:t>
-      </w:r>
-      <w:proofErr w:type="gramEnd"/>
+        <w:t>FastAPI and Lamdas ?</w:t>
+      </w:r>
     </w:p>
     <w:p>
       <w:pPr>
@@ -2209,8 +2199,6 @@
       <w:r>
         <w:br w:type="page"/>
       </w:r>
-      <w:bookmarkStart w:id="0" w:name="_GoBack"/>
-      <w:bookmarkEnd w:id="0"/>
     </w:p>
     <w:p>
       <w:pPr>
@@ -2282,23 +2270,7 @@
           <w:b/>
           <w:i/>
         </w:rPr>
-        <w:t xml:space="preserve"> I should brainstorm some other </w:t>
-      </w:r>
-      <w:proofErr w:type="gramStart"/>
-      <w:r>
-        <w:rPr>
-          <w:b/>
-          <w:i/>
-        </w:rPr>
-        <w:t>things,</w:t>
-      </w:r>
-      <w:proofErr w:type="gramEnd"/>
-      <w:r>
-        <w:rPr>
-          <w:b/>
-          <w:i/>
-        </w:rPr>
-        <w:t xml:space="preserve"> it should only speak on cloud stuff.</w:t>
+        <w:t xml:space="preserve"> I should brainstorm some other things, it should only speak on cloud stuff.</w:t>
       </w:r>
     </w:p>
     <w:p>
@@ -2380,21 +2352,7 @@
         <w:rPr>
           <w:lang w:val="en-US"/>
         </w:rPr>
-        <w:t xml:space="preserve">The use of </w:t>
-      </w:r>
-      <w:proofErr w:type="spellStart"/>
-      <w:r>
-        <w:rPr>
-          <w:lang w:val="en-US"/>
-        </w:rPr>
-        <w:t>serverless</w:t>
-      </w:r>
-      <w:proofErr w:type="spellEnd"/>
-      <w:r>
-        <w:rPr>
-          <w:lang w:val="en-US"/>
-        </w:rPr>
-        <w:t xml:space="preserve"> architecture simplified deployment and reduced operational complexity. </w:t>
+        <w:t xml:space="preserve">The use of serverless architecture simplified deployment and reduced operational complexity. </w:t>
       </w:r>
     </w:p>
     <w:p>
@@ -3651,7 +3609,6 @@
           <w:lang w:val="en-US" w:eastAsia="zh-CN"/>
         </w:rPr>
       </w:pPr>
-      <w:proofErr w:type="spellStart"/>
       <w:r>
         <w:rPr>
           <w:rFonts w:ascii="Consolas" w:eastAsia="Times New Roman" w:hAnsi="Consolas" w:cs="Times New Roman"/>
@@ -3662,7 +3619,6 @@
         </w:rPr>
         <w:t>aws</w:t>
       </w:r>
-      <w:proofErr w:type="spellEnd"/>
       <w:r>
         <w:rPr>
           <w:rFonts w:ascii="Consolas" w:eastAsia="Times New Roman" w:hAnsi="Consolas" w:cs="Times New Roman"/>
@@ -3818,7 +3774,6 @@
         </w:rPr>
         <w:t>=</w:t>
       </w:r>
-      <w:proofErr w:type="spellStart"/>
       <w:r>
         <w:rPr>
           <w:rFonts w:ascii="Consolas" w:eastAsia="Times New Roman" w:hAnsi="Consolas" w:cs="Times New Roman"/>
@@ -3827,9 +3782,42 @@
           <w:szCs w:val="21"/>
           <w:lang w:val="en-US" w:eastAsia="zh-CN"/>
         </w:rPr>
-        <w:t>gis</w:t>
-      </w:r>
-      <w:proofErr w:type="spellEnd"/>
+        <w:t>gis-cloud-api</w:t>
+      </w:r>
+    </w:p>
+    <w:p>
+      <w:pPr>
+        <w:widowControl/>
+        <w:shd w:val="clear" w:color="auto" w:fill="1F1F1F"/>
+        <w:spacing w:line="285" w:lineRule="atLeast"/>
+        <w:rPr>
+          <w:rFonts w:ascii="Consolas" w:eastAsia="Times New Roman" w:hAnsi="Consolas" w:cs="Times New Roman"/>
+          <w:color w:val="CCCCCC"/>
+          <w:sz w:val="21"/>
+          <w:szCs w:val="21"/>
+          <w:lang w:val="en-US" w:eastAsia="zh-CN"/>
+        </w:rPr>
+      </w:pPr>
+      <w:r>
+        <w:rPr>
+          <w:rFonts w:ascii="Consolas" w:eastAsia="Times New Roman" w:hAnsi="Consolas" w:cs="Times New Roman"/>
+          <w:color w:val="569CD6"/>
+          <w:sz w:val="21"/>
+          <w:szCs w:val="21"/>
+          <w:lang w:val="en-US" w:eastAsia="zh-CN"/>
+        </w:rPr>
+        <w:t>export</w:t>
+      </w:r>
+      <w:r>
+        <w:rPr>
+          <w:rFonts w:ascii="Consolas" w:eastAsia="Times New Roman" w:hAnsi="Consolas" w:cs="Times New Roman"/>
+          <w:color w:val="D4D4D4"/>
+          <w:sz w:val="21"/>
+          <w:szCs w:val="21"/>
+          <w:lang w:val="en-US" w:eastAsia="zh-CN"/>
+        </w:rPr>
+        <w:t xml:space="preserve"> </w:t>
+      </w:r>
       <w:r>
         <w:rPr>
           <w:rFonts w:ascii="Consolas" w:eastAsia="Times New Roman" w:hAnsi="Consolas" w:cs="Times New Roman"/>
@@ -3838,9 +3826,18 @@
           <w:szCs w:val="21"/>
           <w:lang w:val="en-US" w:eastAsia="zh-CN"/>
         </w:rPr>
-        <w:t>-cloud-</w:t>
-      </w:r>
-      <w:proofErr w:type="spellStart"/>
+        <w:t>STAGE_NAME</w:t>
+      </w:r>
+      <w:r>
+        <w:rPr>
+          <w:rFonts w:ascii="Consolas" w:eastAsia="Times New Roman" w:hAnsi="Consolas" w:cs="Times New Roman"/>
+          <w:color w:val="D4D4D4"/>
+          <w:sz w:val="21"/>
+          <w:szCs w:val="21"/>
+          <w:lang w:val="en-US" w:eastAsia="zh-CN"/>
+        </w:rPr>
+        <w:t>=</w:t>
+      </w:r>
       <w:r>
         <w:rPr>
           <w:rFonts w:ascii="Consolas" w:eastAsia="Times New Roman" w:hAnsi="Consolas" w:cs="Times New Roman"/>
@@ -3849,9 +3846,8 @@
           <w:szCs w:val="21"/>
           <w:lang w:val="en-US" w:eastAsia="zh-CN"/>
         </w:rPr>
-        <w:t>api</w:t>
-      </w:r>
-      <w:proofErr w:type="spellEnd"/>
+        <w:t>prod</w:t>
+      </w:r>
     </w:p>
     <w:p>
       <w:pPr>
@@ -3894,7 +3890,7 @@
           <w:szCs w:val="21"/>
           <w:lang w:val="en-US" w:eastAsia="zh-CN"/>
         </w:rPr>
-        <w:t>STAGE_NAME</w:t>
+        <w:t>STACK_NAME</w:t>
       </w:r>
       <w:r>
         <w:rPr>
@@ -3904,7 +3900,7 @@
           <w:szCs w:val="21"/>
           <w:lang w:val="en-US" w:eastAsia="zh-CN"/>
         </w:rPr>
-        <w:t>=</w:t>
+        <w:t>=${</w:t>
       </w:r>
       <w:r>
         <w:rPr>
@@ -3914,7 +3910,57 @@
           <w:szCs w:val="21"/>
           <w:lang w:val="en-US" w:eastAsia="zh-CN"/>
         </w:rPr>
-        <w:t>prod</w:t>
+        <w:t>APP_NAME</w:t>
+      </w:r>
+      <w:r>
+        <w:rPr>
+          <w:rFonts w:ascii="Consolas" w:eastAsia="Times New Roman" w:hAnsi="Consolas" w:cs="Times New Roman"/>
+          <w:color w:val="D4D4D4"/>
+          <w:sz w:val="21"/>
+          <w:szCs w:val="21"/>
+          <w:lang w:val="en-US" w:eastAsia="zh-CN"/>
+        </w:rPr>
+        <w:t>}</w:t>
+      </w:r>
+      <w:r>
+        <w:rPr>
+          <w:rFonts w:ascii="Consolas" w:eastAsia="Times New Roman" w:hAnsi="Consolas" w:cs="Times New Roman"/>
+          <w:color w:val="9CDCFE"/>
+          <w:sz w:val="21"/>
+          <w:szCs w:val="21"/>
+          <w:lang w:val="en-US" w:eastAsia="zh-CN"/>
+        </w:rPr>
+        <w:t>-</w:t>
+      </w:r>
+      <w:r>
+        <w:rPr>
+          <w:rFonts w:ascii="Consolas" w:eastAsia="Times New Roman" w:hAnsi="Consolas" w:cs="Times New Roman"/>
+          <w:color w:val="D4D4D4"/>
+          <w:sz w:val="21"/>
+          <w:szCs w:val="21"/>
+          <w:lang w:val="en-US" w:eastAsia="zh-CN"/>
+        </w:rPr>
+        <w:t>${</w:t>
+      </w:r>
+      <w:r>
+        <w:rPr>
+          <w:rFonts w:ascii="Consolas" w:eastAsia="Times New Roman" w:hAnsi="Consolas" w:cs="Times New Roman"/>
+          <w:color w:val="9CDCFE"/>
+          <w:sz w:val="21"/>
+          <w:szCs w:val="21"/>
+          <w:lang w:val="en-US" w:eastAsia="zh-CN"/>
+        </w:rPr>
+        <w:t>STAGE_NAME</w:t>
+      </w:r>
+      <w:r>
+        <w:rPr>
+          <w:rFonts w:ascii="Consolas" w:eastAsia="Times New Roman" w:hAnsi="Consolas" w:cs="Times New Roman"/>
+          <w:color w:val="D4D4D4"/>
+          <w:sz w:val="21"/>
+          <w:szCs w:val="21"/>
+          <w:lang w:val="en-US" w:eastAsia="zh-CN"/>
+        </w:rPr>
+        <w:t>}</w:t>
       </w:r>
     </w:p>
     <w:p>
@@ -3930,6 +3976,20 @@
           <w:lang w:val="en-US" w:eastAsia="zh-CN"/>
         </w:rPr>
       </w:pPr>
+    </w:p>
+    <w:p>
+      <w:pPr>
+        <w:widowControl/>
+        <w:shd w:val="clear" w:color="auto" w:fill="1F1F1F"/>
+        <w:spacing w:line="285" w:lineRule="atLeast"/>
+        <w:rPr>
+          <w:rFonts w:ascii="Consolas" w:eastAsia="Times New Roman" w:hAnsi="Consolas" w:cs="Times New Roman"/>
+          <w:color w:val="CCCCCC"/>
+          <w:sz w:val="21"/>
+          <w:szCs w:val="21"/>
+          <w:lang w:val="en-US" w:eastAsia="zh-CN"/>
+        </w:rPr>
+      </w:pPr>
       <w:r>
         <w:rPr>
           <w:rFonts w:ascii="Consolas" w:eastAsia="Times New Roman" w:hAnsi="Consolas" w:cs="Times New Roman"/>
@@ -3958,7 +4018,7 @@
           <w:szCs w:val="21"/>
           <w:lang w:val="en-US" w:eastAsia="zh-CN"/>
         </w:rPr>
-        <w:t>STACK_NAME</w:t>
+        <w:t>FRONTEND_BUCKET_NAME</w:t>
       </w:r>
       <w:r>
         <w:rPr>
@@ -3968,7 +4028,7 @@
           <w:szCs w:val="21"/>
           <w:lang w:val="en-US" w:eastAsia="zh-CN"/>
         </w:rPr>
-        <w:t>=${</w:t>
+        <w:t>=</w:t>
       </w:r>
       <w:r>
         <w:rPr>
@@ -3978,7 +4038,31 @@
           <w:szCs w:val="21"/>
           <w:lang w:val="en-US" w:eastAsia="zh-CN"/>
         </w:rPr>
-        <w:t>APP_NAME</w:t>
+        <w:t>gis-cloud-frontend-3sktb</w:t>
+      </w:r>
+    </w:p>
+    <w:p>
+      <w:pPr>
+        <w:widowControl/>
+        <w:shd w:val="clear" w:color="auto" w:fill="1F1F1F"/>
+        <w:spacing w:line="285" w:lineRule="atLeast"/>
+        <w:rPr>
+          <w:rFonts w:ascii="Consolas" w:eastAsia="Times New Roman" w:hAnsi="Consolas" w:cs="Times New Roman"/>
+          <w:color w:val="9CDCFE"/>
+          <w:sz w:val="21"/>
+          <w:szCs w:val="21"/>
+          <w:lang w:val="en-US" w:eastAsia="zh-CN"/>
+        </w:rPr>
+      </w:pPr>
+      <w:r>
+        <w:rPr>
+          <w:rFonts w:ascii="Consolas" w:eastAsia="Times New Roman" w:hAnsi="Consolas" w:cs="Times New Roman"/>
+          <w:color w:val="569CD6"/>
+          <w:sz w:val="21"/>
+          <w:szCs w:val="21"/>
+          <w:lang w:val="en-US" w:eastAsia="zh-CN"/>
+        </w:rPr>
+        <w:t>export</w:t>
       </w:r>
       <w:r>
         <w:rPr>
@@ -3988,7 +4072,7 @@
           <w:szCs w:val="21"/>
           <w:lang w:val="en-US" w:eastAsia="zh-CN"/>
         </w:rPr>
-        <w:t>}</w:t>
+        <w:t xml:space="preserve"> </w:t>
       </w:r>
       <w:r>
         <w:rPr>
@@ -3998,7 +4082,7 @@
           <w:szCs w:val="21"/>
           <w:lang w:val="en-US" w:eastAsia="zh-CN"/>
         </w:rPr>
-        <w:t>-</w:t>
+        <w:t>DATA_BUCKET_NAME</w:t>
       </w:r>
       <w:r>
         <w:rPr>
@@ -4008,7 +4092,7 @@
           <w:szCs w:val="21"/>
           <w:lang w:val="en-US" w:eastAsia="zh-CN"/>
         </w:rPr>
-        <w:t>${</w:t>
+        <w:t>=</w:t>
       </w:r>
       <w:r>
         <w:rPr>
@@ -4018,7 +4102,45 @@
           <w:szCs w:val="21"/>
           <w:lang w:val="en-US" w:eastAsia="zh-CN"/>
         </w:rPr>
-        <w:t>STAGE_NAME</w:t>
+        <w:t>gis-cloud-data-3sktb</w:t>
+      </w:r>
+    </w:p>
+    <w:p>
+      <w:pPr>
+        <w:widowControl/>
+        <w:shd w:val="clear" w:color="auto" w:fill="1F1F1F"/>
+        <w:spacing w:line="285" w:lineRule="atLeast"/>
+        <w:rPr>
+          <w:rFonts w:ascii="Consolas" w:eastAsia="Times New Roman" w:hAnsi="Consolas" w:cs="Times New Roman"/>
+          <w:color w:val="9CDCFE"/>
+          <w:sz w:val="21"/>
+          <w:szCs w:val="21"/>
+          <w:lang w:val="en-US" w:eastAsia="zh-CN"/>
+        </w:rPr>
+      </w:pPr>
+    </w:p>
+    <w:p>
+      <w:pPr>
+        <w:widowControl/>
+        <w:shd w:val="clear" w:color="auto" w:fill="1F1F1F"/>
+        <w:spacing w:line="285" w:lineRule="atLeast"/>
+        <w:rPr>
+          <w:rFonts w:ascii="Consolas" w:eastAsia="Times New Roman" w:hAnsi="Consolas" w:cs="Times New Roman"/>
+          <w:color w:val="CCCCCC"/>
+          <w:sz w:val="21"/>
+          <w:szCs w:val="21"/>
+          <w:lang w:val="en-US" w:eastAsia="zh-CN"/>
+        </w:rPr>
+      </w:pPr>
+      <w:r>
+        <w:rPr>
+          <w:rFonts w:ascii="Consolas" w:eastAsia="Times New Roman" w:hAnsi="Consolas" w:cs="Times New Roman"/>
+          <w:color w:val="569CD6"/>
+          <w:sz w:val="21"/>
+          <w:szCs w:val="21"/>
+          <w:lang w:val="en-US" w:eastAsia="zh-CN"/>
+        </w:rPr>
+        <w:t>export</w:t>
       </w:r>
       <w:r>
         <w:rPr>
@@ -4028,7 +4150,81 @@
           <w:szCs w:val="21"/>
           <w:lang w:val="en-US" w:eastAsia="zh-CN"/>
         </w:rPr>
-        <w:t>}</w:t>
+        <w:t xml:space="preserve"> </w:t>
+      </w:r>
+      <w:r>
+        <w:rPr>
+          <w:rFonts w:ascii="Consolas" w:eastAsia="Times New Roman" w:hAnsi="Consolas" w:cs="Times New Roman"/>
+          <w:color w:val="9CDCFE"/>
+          <w:sz w:val="21"/>
+          <w:szCs w:val="21"/>
+          <w:lang w:val="en-US" w:eastAsia="zh-CN"/>
+        </w:rPr>
+        <w:t>CORS_ORIGINS</w:t>
+      </w:r>
+      <w:r>
+        <w:rPr>
+          <w:rFonts w:ascii="Consolas" w:eastAsia="Times New Roman" w:hAnsi="Consolas" w:cs="Times New Roman"/>
+          <w:color w:val="D4D4D4"/>
+          <w:sz w:val="21"/>
+          <w:szCs w:val="21"/>
+          <w:lang w:val="en-US" w:eastAsia="zh-CN"/>
+        </w:rPr>
+        <w:t xml:space="preserve">=* </w:t>
+      </w:r>
+      <w:r>
+        <w:rPr>
+          <w:rFonts w:ascii="Consolas" w:eastAsia="Times New Roman" w:hAnsi="Consolas" w:cs="Times New Roman"/>
+          <w:color w:val="6A9955"/>
+          <w:sz w:val="21"/>
+          <w:szCs w:val="21"/>
+          <w:lang w:val="en-US" w:eastAsia="zh-CN"/>
+        </w:rPr>
+        <w:t>#https://&lt;your-frontend-domain&gt;</w:t>
+      </w:r>
+    </w:p>
+    <w:p>
+      <w:pPr>
+        <w:widowControl/>
+        <w:shd w:val="clear" w:color="auto" w:fill="1F1F1F"/>
+        <w:spacing w:line="285" w:lineRule="atLeast"/>
+        <w:rPr>
+          <w:rFonts w:ascii="Consolas" w:eastAsia="Times New Roman" w:hAnsi="Consolas" w:cs="Times New Roman"/>
+          <w:color w:val="9CDCFE"/>
+          <w:sz w:val="21"/>
+          <w:szCs w:val="21"/>
+          <w:lang w:val="en-US" w:eastAsia="zh-CN"/>
+        </w:rPr>
+      </w:pPr>
+    </w:p>
+    <w:p>
+      <w:pPr>
+        <w:widowControl/>
+        <w:shd w:val="clear" w:color="auto" w:fill="1F1F1F"/>
+        <w:spacing w:line="285" w:lineRule="atLeast"/>
+        <w:rPr>
+          <w:rFonts w:ascii="Consolas" w:eastAsia="Times New Roman" w:hAnsi="Consolas" w:cs="Times New Roman"/>
+          <w:color w:val="9CDCFE"/>
+          <w:sz w:val="21"/>
+          <w:szCs w:val="21"/>
+          <w:lang w:val="en-US" w:eastAsia="zh-CN"/>
+        </w:rPr>
+      </w:pPr>
+    </w:p>
+    <w:p>
+      <w:pPr>
+        <w:widowControl/>
+        <w:shd w:val="clear" w:color="auto" w:fill="1F1F1F"/>
+        <w:spacing w:line="285" w:lineRule="atLeast"/>
+        <w:rPr>
+          <w:b/>
+        </w:rPr>
+      </w:pPr>
+      <w:r>
+        <w:rPr>
+          <w:b/>
+        </w:rPr>
+        <w:t xml:space="preserve">3. </w:t>
       </w:r>
     </w:p>
     <w:p>
@@ -4044,29 +4240,15 @@
           <w:lang w:val="en-US" w:eastAsia="zh-CN"/>
         </w:rPr>
       </w:pPr>
-    </w:p>
-    <w:p>
-      <w:pPr>
-        <w:widowControl/>
-        <w:shd w:val="clear" w:color="auto" w:fill="1F1F1F"/>
-        <w:spacing w:line="285" w:lineRule="atLeast"/>
+      <w:r>
         <w:rPr>
           <w:rFonts w:ascii="Consolas" w:eastAsia="Times New Roman" w:hAnsi="Consolas" w:cs="Times New Roman"/>
-          <w:color w:val="CCCCCC"/>
+          <w:color w:val="DCDCAA"/>
           <w:sz w:val="21"/>
           <w:szCs w:val="21"/>
           <w:lang w:val="en-US" w:eastAsia="zh-CN"/>
         </w:rPr>
-      </w:pPr>
-      <w:r>
-        <w:rPr>
-          <w:rFonts w:ascii="Consolas" w:eastAsia="Times New Roman" w:hAnsi="Consolas" w:cs="Times New Roman"/>
-          <w:color w:val="569CD6"/>
-          <w:sz w:val="21"/>
-          <w:szCs w:val="21"/>
-          <w:lang w:val="en-US" w:eastAsia="zh-CN"/>
-        </w:rPr>
-        <w:t>export</w:t>
+        <w:t>bash</w:t>
       </w:r>
       <w:r>
         <w:rPr>
@@ -4081,24 +4263,41 @@
       <w:r>
         <w:rPr>
           <w:rFonts w:ascii="Consolas" w:eastAsia="Times New Roman" w:hAnsi="Consolas" w:cs="Times New Roman"/>
-          <w:color w:val="9CDCFE"/>
+          <w:color w:val="CE9178"/>
           <w:sz w:val="21"/>
           <w:szCs w:val="21"/>
           <w:lang w:val="en-US" w:eastAsia="zh-CN"/>
         </w:rPr>
-        <w:t>FRONTEND_BUCKET_NAME</w:t>
-      </w:r>
-      <w:r>
-        <w:rPr>
-          <w:rFonts w:ascii="Consolas" w:eastAsia="Times New Roman" w:hAnsi="Consolas" w:cs="Times New Roman"/>
-          <w:color w:val="D4D4D4"/>
-          <w:sz w:val="21"/>
-          <w:szCs w:val="21"/>
-          <w:lang w:val="en-US" w:eastAsia="zh-CN"/>
-        </w:rPr>
-        <w:t>=</w:t>
-      </w:r>
-      <w:r>
+        <w:t>cloud/aws/scripts/deploy.sh</w:t>
+      </w:r>
+    </w:p>
+    <w:p>
+      <w:pPr>
+        <w:widowControl/>
+        <w:shd w:val="clear" w:color="auto" w:fill="1F1F1F"/>
+        <w:spacing w:line="285" w:lineRule="atLeast"/>
+        <w:rPr>
+          <w:b/>
+          <w:lang w:val="en-US"/>
+        </w:rPr>
+      </w:pPr>
+    </w:p>
+    <w:p>
+      <w:pPr>
+        <w:widowControl/>
+        <w:shd w:val="clear" w:color="auto" w:fill="1F1F1F"/>
+        <w:spacing w:line="285" w:lineRule="atLeast"/>
+        <w:rPr>
+          <w:b/>
+          <w:lang w:val="en-US"/>
+        </w:rPr>
+      </w:pPr>
+    </w:p>
+    <w:p>
+      <w:pPr>
+        <w:widowControl/>
+        <w:shd w:val="clear" w:color="auto" w:fill="1F1F1F"/>
+        <w:spacing w:line="285" w:lineRule="atLeast"/>
         <w:rPr>
           <w:rFonts w:ascii="Consolas" w:eastAsia="Times New Roman" w:hAnsi="Consolas" w:cs="Times New Roman"/>
           <w:color w:val="9CDCFE"/>
@@ -4106,14 +4305,8 @@
           <w:szCs w:val="21"/>
           <w:lang w:val="en-US" w:eastAsia="zh-CN"/>
         </w:rPr>
-        <w:t>gis-cloud-frontend-3sktb</w:t>
-      </w:r>
-    </w:p>
-    <w:p>
-      <w:pPr>
-        <w:widowControl/>
-        <w:shd w:val="clear" w:color="auto" w:fill="1F1F1F"/>
-        <w:spacing w:line="285" w:lineRule="atLeast"/>
+      </w:pPr>
+      <w:r>
         <w:rPr>
           <w:rFonts w:ascii="Consolas" w:eastAsia="Times New Roman" w:hAnsi="Consolas" w:cs="Times New Roman"/>
           <w:color w:val="9CDCFE"/>
@@ -4121,26 +4314,7 @@
           <w:szCs w:val="21"/>
           <w:lang w:val="en-US" w:eastAsia="zh-CN"/>
         </w:rPr>
-      </w:pPr>
-      <w:r>
-        <w:rPr>
-          <w:rFonts w:ascii="Consolas" w:eastAsia="Times New Roman" w:hAnsi="Consolas" w:cs="Times New Roman"/>
-          <w:color w:val="569CD6"/>
-          <w:sz w:val="21"/>
-          <w:szCs w:val="21"/>
-          <w:lang w:val="en-US" w:eastAsia="zh-CN"/>
-        </w:rPr>
-        <w:t>export</w:t>
-      </w:r>
-      <w:r>
-        <w:rPr>
-          <w:rFonts w:ascii="Consolas" w:eastAsia="Times New Roman" w:hAnsi="Consolas" w:cs="Times New Roman"/>
-          <w:color w:val="D4D4D4"/>
-          <w:sz w:val="21"/>
-          <w:szCs w:val="21"/>
-          <w:lang w:val="en-US" w:eastAsia="zh-CN"/>
-        </w:rPr>
-        <w:t xml:space="preserve"> </w:t>
+        <w:t xml:space="preserve">Need to install </w:t>
       </w:r>
       <w:r>
         <w:rPr>
@@ -4150,17 +4324,7 @@
           <w:szCs w:val="21"/>
           <w:lang w:val="en-US" w:eastAsia="zh-CN"/>
         </w:rPr>
-        <w:t>DATA_BUCKET_NAME</w:t>
-      </w:r>
-      <w:r>
-        <w:rPr>
-          <w:rFonts w:ascii="Consolas" w:eastAsia="Times New Roman" w:hAnsi="Consolas" w:cs="Times New Roman"/>
-          <w:color w:val="D4D4D4"/>
-          <w:sz w:val="21"/>
-          <w:szCs w:val="21"/>
-          <w:lang w:val="en-US" w:eastAsia="zh-CN"/>
-        </w:rPr>
-        <w:t>=</w:t>
+        <w:t>AWS SAM CLI</w:t>
       </w:r>
       <w:r>
         <w:rPr>
@@ -4170,7 +4334,7 @@
           <w:szCs w:val="21"/>
           <w:lang w:val="en-US" w:eastAsia="zh-CN"/>
         </w:rPr>
-        <w:t>gis-cloud-data-3sktb</w:t>
+        <w:t xml:space="preserve"> , then sam was windows cmd and not linux .exe ._.</w:t>
       </w:r>
     </w:p>
     <w:p>
@@ -4186,40 +4350,6 @@
           <w:lang w:val="en-US" w:eastAsia="zh-CN"/>
         </w:rPr>
       </w:pPr>
-    </w:p>
-    <w:p>
-      <w:pPr>
-        <w:widowControl/>
-        <w:shd w:val="clear" w:color="auto" w:fill="1F1F1F"/>
-        <w:spacing w:line="285" w:lineRule="atLeast"/>
-        <w:rPr>
-          <w:rFonts w:ascii="Consolas" w:eastAsia="Times New Roman" w:hAnsi="Consolas" w:cs="Times New Roman"/>
-          <w:color w:val="CCCCCC"/>
-          <w:sz w:val="21"/>
-          <w:szCs w:val="21"/>
-          <w:lang w:val="en-US" w:eastAsia="zh-CN"/>
-        </w:rPr>
-      </w:pPr>
-      <w:r>
-        <w:rPr>
-          <w:rFonts w:ascii="Consolas" w:eastAsia="Times New Roman" w:hAnsi="Consolas" w:cs="Times New Roman"/>
-          <w:color w:val="569CD6"/>
-          <w:sz w:val="21"/>
-          <w:szCs w:val="21"/>
-          <w:lang w:val="en-US" w:eastAsia="zh-CN"/>
-        </w:rPr>
-        <w:t>export</w:t>
-      </w:r>
-      <w:r>
-        <w:rPr>
-          <w:rFonts w:ascii="Consolas" w:eastAsia="Times New Roman" w:hAnsi="Consolas" w:cs="Times New Roman"/>
-          <w:color w:val="D4D4D4"/>
-          <w:sz w:val="21"/>
-          <w:szCs w:val="21"/>
-          <w:lang w:val="en-US" w:eastAsia="zh-CN"/>
-        </w:rPr>
-        <w:t xml:space="preserve"> </w:t>
-      </w:r>
       <w:r>
         <w:rPr>
           <w:rFonts w:ascii="Consolas" w:eastAsia="Times New Roman" w:hAnsi="Consolas" w:cs="Times New Roman"/>
@@ -4228,27 +4358,7 @@
           <w:szCs w:val="21"/>
           <w:lang w:val="en-US" w:eastAsia="zh-CN"/>
         </w:rPr>
-        <w:t>CORS_ORIGINS</w:t>
-      </w:r>
-      <w:r>
-        <w:rPr>
-          <w:rFonts w:ascii="Consolas" w:eastAsia="Times New Roman" w:hAnsi="Consolas" w:cs="Times New Roman"/>
-          <w:color w:val="D4D4D4"/>
-          <w:sz w:val="21"/>
-          <w:szCs w:val="21"/>
-          <w:lang w:val="en-US" w:eastAsia="zh-CN"/>
-        </w:rPr>
-        <w:t xml:space="preserve">=* </w:t>
-      </w:r>
-      <w:r>
-        <w:rPr>
-          <w:rFonts w:ascii="Consolas" w:eastAsia="Times New Roman" w:hAnsi="Consolas" w:cs="Times New Roman"/>
-          <w:color w:val="6A9955"/>
-          <w:sz w:val="21"/>
-          <w:szCs w:val="21"/>
-          <w:lang w:val="en-US" w:eastAsia="zh-CN"/>
-        </w:rPr>
-        <w:t>#https://&lt;your-frontend-domain&gt;</w:t>
+        <w:t>Have to have Python312 in path envr variable.</w:t>
       </w:r>
     </w:p>
     <w:p>
@@ -4264,12 +4374,7 @@
           <w:lang w:val="en-US" w:eastAsia="zh-CN"/>
         </w:rPr>
       </w:pPr>
-    </w:p>
-    <w:p>
-      <w:pPr>
-        <w:widowControl/>
-        <w:shd w:val="clear" w:color="auto" w:fill="1F1F1F"/>
-        <w:spacing w:line="285" w:lineRule="atLeast"/>
+      <w:r>
         <w:rPr>
           <w:rFonts w:ascii="Consolas" w:eastAsia="Times New Roman" w:hAnsi="Consolas" w:cs="Times New Roman"/>
           <w:color w:val="9CDCFE"/>
@@ -4277,352 +4382,7 @@
           <w:szCs w:val="21"/>
           <w:lang w:val="en-US" w:eastAsia="zh-CN"/>
         </w:rPr>
-      </w:pPr>
-    </w:p>
-    <w:p>
-      <w:pPr>
-        <w:widowControl/>
-        <w:shd w:val="clear" w:color="auto" w:fill="1F1F1F"/>
-        <w:spacing w:line="285" w:lineRule="atLeast"/>
-        <w:rPr>
-          <w:b/>
-        </w:rPr>
-      </w:pPr>
-      <w:r>
-        <w:rPr>
-          <w:b/>
-        </w:rPr>
-        <w:t>3</w:t>
-      </w:r>
-      <w:r>
-        <w:rPr>
-          <w:b/>
-        </w:rPr>
-        <w:t xml:space="preserve">. </w:t>
-      </w:r>
-    </w:p>
-    <w:p>
-      <w:pPr>
-        <w:widowControl/>
-        <w:shd w:val="clear" w:color="auto" w:fill="1F1F1F"/>
-        <w:spacing w:line="285" w:lineRule="atLeast"/>
-        <w:rPr>
-          <w:rFonts w:ascii="Consolas" w:eastAsia="Times New Roman" w:hAnsi="Consolas" w:cs="Times New Roman"/>
-          <w:color w:val="CCCCCC"/>
-          <w:sz w:val="21"/>
-          <w:szCs w:val="21"/>
-          <w:lang w:val="en-US" w:eastAsia="zh-CN"/>
-        </w:rPr>
-      </w:pPr>
-      <w:r>
-        <w:rPr>
-          <w:rFonts w:ascii="Consolas" w:eastAsia="Times New Roman" w:hAnsi="Consolas" w:cs="Times New Roman"/>
-          <w:color w:val="DCDCAA"/>
-          <w:sz w:val="21"/>
-          <w:szCs w:val="21"/>
-          <w:lang w:val="en-US" w:eastAsia="zh-CN"/>
-        </w:rPr>
-        <w:t>bash</w:t>
-      </w:r>
-      <w:r>
-        <w:rPr>
-          <w:rFonts w:ascii="Consolas" w:eastAsia="Times New Roman" w:hAnsi="Consolas" w:cs="Times New Roman"/>
-          <w:color w:val="D4D4D4"/>
-          <w:sz w:val="21"/>
-          <w:szCs w:val="21"/>
-          <w:lang w:val="en-US" w:eastAsia="zh-CN"/>
-        </w:rPr>
-        <w:t xml:space="preserve"> </w:t>
-      </w:r>
-      <w:r>
-        <w:rPr>
-          <w:rFonts w:ascii="Consolas" w:eastAsia="Times New Roman" w:hAnsi="Consolas" w:cs="Times New Roman"/>
-          <w:color w:val="CE9178"/>
-          <w:sz w:val="21"/>
-          <w:szCs w:val="21"/>
-          <w:lang w:val="en-US" w:eastAsia="zh-CN"/>
-        </w:rPr>
-        <w:t>cloud/aws/scripts/deploy.sh</w:t>
-      </w:r>
-    </w:p>
-    <w:p>
-      <w:pPr>
-        <w:widowControl/>
-        <w:shd w:val="clear" w:color="auto" w:fill="1F1F1F"/>
-        <w:spacing w:line="285" w:lineRule="atLeast"/>
-        <w:rPr>
-          <w:b/>
-          <w:lang w:val="en-US"/>
-        </w:rPr>
-      </w:pPr>
-    </w:p>
-    <w:p>
-      <w:pPr>
-        <w:widowControl/>
-        <w:shd w:val="clear" w:color="auto" w:fill="1F1F1F"/>
-        <w:spacing w:line="285" w:lineRule="atLeast"/>
-        <w:rPr>
-          <w:b/>
-          <w:lang w:val="en-US"/>
-        </w:rPr>
-      </w:pPr>
-    </w:p>
-    <w:p>
-      <w:pPr>
-        <w:widowControl/>
-        <w:shd w:val="clear" w:color="auto" w:fill="1F1F1F"/>
-        <w:spacing w:line="285" w:lineRule="atLeast"/>
-        <w:rPr>
-          <w:rFonts w:ascii="Consolas" w:eastAsia="Times New Roman" w:hAnsi="Consolas" w:cs="Times New Roman"/>
-          <w:color w:val="9CDCFE"/>
-          <w:sz w:val="21"/>
-          <w:szCs w:val="21"/>
-          <w:lang w:val="en-US" w:eastAsia="zh-CN"/>
-        </w:rPr>
-      </w:pPr>
-      <w:r>
-        <w:rPr>
-          <w:rFonts w:ascii="Consolas" w:eastAsia="Times New Roman" w:hAnsi="Consolas" w:cs="Times New Roman"/>
-          <w:color w:val="9CDCFE"/>
-          <w:sz w:val="21"/>
-          <w:szCs w:val="21"/>
-          <w:lang w:val="en-US" w:eastAsia="zh-CN"/>
-        </w:rPr>
-        <w:t xml:space="preserve">Need to install </w:t>
-      </w:r>
-      <w:r>
-        <w:rPr>
-          <w:rFonts w:ascii="Consolas" w:eastAsia="Times New Roman" w:hAnsi="Consolas" w:cs="Times New Roman"/>
-          <w:color w:val="9CDCFE"/>
-          <w:sz w:val="21"/>
-          <w:szCs w:val="21"/>
-          <w:lang w:val="en-US" w:eastAsia="zh-CN"/>
-        </w:rPr>
-        <w:t xml:space="preserve">AWS SAM </w:t>
-      </w:r>
-      <w:proofErr w:type="gramStart"/>
-      <w:r>
-        <w:rPr>
-          <w:rFonts w:ascii="Consolas" w:eastAsia="Times New Roman" w:hAnsi="Consolas" w:cs="Times New Roman"/>
-          <w:color w:val="9CDCFE"/>
-          <w:sz w:val="21"/>
-          <w:szCs w:val="21"/>
-          <w:lang w:val="en-US" w:eastAsia="zh-CN"/>
-        </w:rPr>
-        <w:t>CLI</w:t>
-      </w:r>
-      <w:r>
-        <w:rPr>
-          <w:rFonts w:ascii="Consolas" w:eastAsia="Times New Roman" w:hAnsi="Consolas" w:cs="Times New Roman"/>
-          <w:color w:val="9CDCFE"/>
-          <w:sz w:val="21"/>
-          <w:szCs w:val="21"/>
-          <w:lang w:val="en-US" w:eastAsia="zh-CN"/>
-        </w:rPr>
-        <w:t xml:space="preserve"> ,</w:t>
-      </w:r>
-      <w:proofErr w:type="gramEnd"/>
-      <w:r>
-        <w:rPr>
-          <w:rFonts w:ascii="Consolas" w:eastAsia="Times New Roman" w:hAnsi="Consolas" w:cs="Times New Roman"/>
-          <w:color w:val="9CDCFE"/>
-          <w:sz w:val="21"/>
-          <w:szCs w:val="21"/>
-          <w:lang w:val="en-US" w:eastAsia="zh-CN"/>
-        </w:rPr>
-        <w:t xml:space="preserve"> then </w:t>
-      </w:r>
-      <w:proofErr w:type="spellStart"/>
-      <w:r>
-        <w:rPr>
-          <w:rFonts w:ascii="Consolas" w:eastAsia="Times New Roman" w:hAnsi="Consolas" w:cs="Times New Roman"/>
-          <w:color w:val="9CDCFE"/>
-          <w:sz w:val="21"/>
-          <w:szCs w:val="21"/>
-          <w:lang w:val="en-US" w:eastAsia="zh-CN"/>
-        </w:rPr>
-        <w:t>sam</w:t>
-      </w:r>
-      <w:proofErr w:type="spellEnd"/>
-      <w:r>
-        <w:rPr>
-          <w:rFonts w:ascii="Consolas" w:eastAsia="Times New Roman" w:hAnsi="Consolas" w:cs="Times New Roman"/>
-          <w:color w:val="9CDCFE"/>
-          <w:sz w:val="21"/>
-          <w:szCs w:val="21"/>
-          <w:lang w:val="en-US" w:eastAsia="zh-CN"/>
-        </w:rPr>
-        <w:t xml:space="preserve"> was windows </w:t>
-      </w:r>
-      <w:proofErr w:type="spellStart"/>
-      <w:r>
-        <w:rPr>
-          <w:rFonts w:ascii="Consolas" w:eastAsia="Times New Roman" w:hAnsi="Consolas" w:cs="Times New Roman"/>
-          <w:color w:val="9CDCFE"/>
-          <w:sz w:val="21"/>
-          <w:szCs w:val="21"/>
-          <w:lang w:val="en-US" w:eastAsia="zh-CN"/>
-        </w:rPr>
-        <w:t>cmd</w:t>
-      </w:r>
-      <w:proofErr w:type="spellEnd"/>
-      <w:r>
-        <w:rPr>
-          <w:rFonts w:ascii="Consolas" w:eastAsia="Times New Roman" w:hAnsi="Consolas" w:cs="Times New Roman"/>
-          <w:color w:val="9CDCFE"/>
-          <w:sz w:val="21"/>
-          <w:szCs w:val="21"/>
-          <w:lang w:val="en-US" w:eastAsia="zh-CN"/>
-        </w:rPr>
-        <w:t xml:space="preserve"> and not </w:t>
-      </w:r>
-      <w:proofErr w:type="spellStart"/>
-      <w:r>
-        <w:rPr>
-          <w:rFonts w:ascii="Consolas" w:eastAsia="Times New Roman" w:hAnsi="Consolas" w:cs="Times New Roman"/>
-          <w:color w:val="9CDCFE"/>
-          <w:sz w:val="21"/>
-          <w:szCs w:val="21"/>
-          <w:lang w:val="en-US" w:eastAsia="zh-CN"/>
-        </w:rPr>
-        <w:t>linux</w:t>
-      </w:r>
-      <w:proofErr w:type="spellEnd"/>
-      <w:r>
-        <w:rPr>
-          <w:rFonts w:ascii="Consolas" w:eastAsia="Times New Roman" w:hAnsi="Consolas" w:cs="Times New Roman"/>
-          <w:color w:val="9CDCFE"/>
-          <w:sz w:val="21"/>
-          <w:szCs w:val="21"/>
-          <w:lang w:val="en-US" w:eastAsia="zh-CN"/>
-        </w:rPr>
-        <w:t xml:space="preserve"> .exe ._.</w:t>
-      </w:r>
-    </w:p>
-    <w:p>
-      <w:pPr>
-        <w:widowControl/>
-        <w:shd w:val="clear" w:color="auto" w:fill="1F1F1F"/>
-        <w:spacing w:line="285" w:lineRule="atLeast"/>
-        <w:rPr>
-          <w:rFonts w:ascii="Consolas" w:eastAsia="Times New Roman" w:hAnsi="Consolas" w:cs="Times New Roman"/>
-          <w:color w:val="9CDCFE"/>
-          <w:sz w:val="21"/>
-          <w:szCs w:val="21"/>
-          <w:lang w:val="en-US" w:eastAsia="zh-CN"/>
-        </w:rPr>
-      </w:pPr>
-      <w:r>
-        <w:rPr>
-          <w:rFonts w:ascii="Consolas" w:eastAsia="Times New Roman" w:hAnsi="Consolas" w:cs="Times New Roman"/>
-          <w:color w:val="9CDCFE"/>
-          <w:sz w:val="21"/>
-          <w:szCs w:val="21"/>
-          <w:lang w:val="en-US" w:eastAsia="zh-CN"/>
-        </w:rPr>
-        <w:t xml:space="preserve">Have to have Python312 in path </w:t>
-      </w:r>
-      <w:proofErr w:type="spellStart"/>
-      <w:r>
-        <w:rPr>
-          <w:rFonts w:ascii="Consolas" w:eastAsia="Times New Roman" w:hAnsi="Consolas" w:cs="Times New Roman"/>
-          <w:color w:val="9CDCFE"/>
-          <w:sz w:val="21"/>
-          <w:szCs w:val="21"/>
-          <w:lang w:val="en-US" w:eastAsia="zh-CN"/>
-        </w:rPr>
-        <w:t>envr</w:t>
-      </w:r>
-      <w:proofErr w:type="spellEnd"/>
-      <w:r>
-        <w:rPr>
-          <w:rFonts w:ascii="Consolas" w:eastAsia="Times New Roman" w:hAnsi="Consolas" w:cs="Times New Roman"/>
-          <w:color w:val="9CDCFE"/>
-          <w:sz w:val="21"/>
-          <w:szCs w:val="21"/>
-          <w:lang w:val="en-US" w:eastAsia="zh-CN"/>
-        </w:rPr>
-        <w:t xml:space="preserve"> variable.</w:t>
-      </w:r>
-    </w:p>
-    <w:p>
-      <w:pPr>
-        <w:widowControl/>
-        <w:shd w:val="clear" w:color="auto" w:fill="1F1F1F"/>
-        <w:spacing w:line="285" w:lineRule="atLeast"/>
-        <w:rPr>
-          <w:rFonts w:ascii="Consolas" w:eastAsia="Times New Roman" w:hAnsi="Consolas" w:cs="Times New Roman"/>
-          <w:color w:val="9CDCFE"/>
-          <w:sz w:val="21"/>
-          <w:szCs w:val="21"/>
-          <w:lang w:val="en-US" w:eastAsia="zh-CN"/>
-        </w:rPr>
-      </w:pPr>
-      <w:proofErr w:type="spellStart"/>
-      <w:r>
-        <w:rPr>
-          <w:rFonts w:ascii="Consolas" w:eastAsia="Times New Roman" w:hAnsi="Consolas" w:cs="Times New Roman"/>
-          <w:color w:val="9CDCFE"/>
-          <w:sz w:val="21"/>
-          <w:szCs w:val="21"/>
-          <w:lang w:val="en-US" w:eastAsia="zh-CN"/>
-        </w:rPr>
-        <w:t>Orh</w:t>
-      </w:r>
-      <w:proofErr w:type="spellEnd"/>
-      <w:r>
-        <w:rPr>
-          <w:rFonts w:ascii="Consolas" w:eastAsia="Times New Roman" w:hAnsi="Consolas" w:cs="Times New Roman"/>
-          <w:color w:val="9CDCFE"/>
-          <w:sz w:val="21"/>
-          <w:szCs w:val="21"/>
-          <w:lang w:val="en-US" w:eastAsia="zh-CN"/>
-        </w:rPr>
-        <w:t xml:space="preserve"> before this I need to log into </w:t>
-      </w:r>
-      <w:proofErr w:type="spellStart"/>
-      <w:r>
-        <w:rPr>
-          <w:rFonts w:ascii="Consolas" w:eastAsia="Times New Roman" w:hAnsi="Consolas" w:cs="Times New Roman"/>
-          <w:color w:val="9CDCFE"/>
-          <w:sz w:val="21"/>
-          <w:szCs w:val="21"/>
-          <w:lang w:val="en-US" w:eastAsia="zh-CN"/>
-        </w:rPr>
-        <w:t>aws</w:t>
-      </w:r>
-      <w:proofErr w:type="spellEnd"/>
-      <w:r>
-        <w:rPr>
-          <w:rFonts w:ascii="Consolas" w:eastAsia="Times New Roman" w:hAnsi="Consolas" w:cs="Times New Roman"/>
-          <w:color w:val="9CDCFE"/>
-          <w:sz w:val="21"/>
-          <w:szCs w:val="21"/>
-          <w:lang w:val="en-US" w:eastAsia="zh-CN"/>
-        </w:rPr>
-        <w:t xml:space="preserve"> using </w:t>
-      </w:r>
-      <w:proofErr w:type="spellStart"/>
-      <w:r>
-        <w:rPr>
-          <w:rFonts w:ascii="Consolas" w:eastAsia="Times New Roman" w:hAnsi="Consolas" w:cs="Times New Roman"/>
-          <w:color w:val="9CDCFE"/>
-          <w:sz w:val="21"/>
-          <w:szCs w:val="21"/>
-          <w:lang w:val="en-US" w:eastAsia="zh-CN"/>
-        </w:rPr>
-        <w:t>aws</w:t>
-      </w:r>
-      <w:proofErr w:type="spellEnd"/>
-      <w:r>
-        <w:rPr>
-          <w:rFonts w:ascii="Consolas" w:eastAsia="Times New Roman" w:hAnsi="Consolas" w:cs="Times New Roman"/>
-          <w:color w:val="9CDCFE"/>
-          <w:sz w:val="21"/>
-          <w:szCs w:val="21"/>
-          <w:lang w:val="en-US" w:eastAsia="zh-CN"/>
-        </w:rPr>
-        <w:t xml:space="preserve"> configure??</w:t>
+        <w:t>Orh before this I need to log into aws using aws configure??</w:t>
       </w:r>
     </w:p>
     <w:p>
@@ -5101,7 +4861,7 @@
         <w:noProof/>
         <w:sz w:val="16"/>
       </w:rPr>
-      <w:t>8</w:t>
+      <w:t>2</w:t>
     </w:r>
     <w:r>
       <w:rPr>
@@ -5149,7 +4909,7 @@
         <w:noProof/>
         <w:sz w:val="16"/>
       </w:rPr>
-      <w:t>8</w:t>
+      <w:t>9</w:t>
     </w:r>
     <w:r>
       <w:rPr>
@@ -7206,7 +6966,7 @@
 </file>
 
 <file path=customXml/itemProps1.xml><?xml version="1.0" encoding="utf-8"?>
-<ds:datastoreItem xmlns:ds="http://schemas.openxmlformats.org/officeDocument/2006/customXml" ds:itemID="{CEA73171-A682-4C0C-82E7-40AE9BCEF1E5}">
+<ds:datastoreItem xmlns:ds="http://schemas.openxmlformats.org/officeDocument/2006/customXml" ds:itemID="{35C3BB76-427A-426B-96C1-18B60AE0740B}">
   <ds:schemaRefs>
     <ds:schemaRef ds:uri="http://schemas.openxmlformats.org/officeDocument/2006/bibliography"/>
   </ds:schemaRefs>
